--- a/ReportLayouts/wanSalesOrderConf.docx
+++ b/ReportLayouts/wanSalesOrderConf.docx
@@ -46,6 +46,7 @@
             <w:dataBinding w:prefixMappings="xmlns:ns0='urn:microsoft-dynamics-nav/reports/Standard_Sales_Order_Conf/1305/'" w:xpath="/ns0:NavWordReportXmlPart[1]/ns0:Header[1]/ns0:wanSellToAddress_Lbl[1]" w:storeItemID="{534044D7-BF80-4F39-BB01-2EBB277C890C}"/>
             <w:text/>
           </w:sdtPr>
+          <w:sdtEndPr/>
           <w:sdtContent>
             <w:tc>
               <w:tcPr>
@@ -63,6 +64,7 @@
                     <w:lang w:val="fr-FR"/>
                   </w:rPr>
                 </w:pPr>
+                <w:proofErr w:type="spellStart"/>
                 <w:r>
                   <w:rPr>
                     <w:sz w:val="18"/>
@@ -71,6 +73,7 @@
                   </w:rPr>
                   <w:t>wanSellToAddress_Lbl</w:t>
                 </w:r>
+                <w:proofErr w:type="spellEnd"/>
               </w:p>
             </w:tc>
           </w:sdtContent>
@@ -90,6 +93,7 @@
             <w:dataBinding w:prefixMappings="xmlns:ns0='urn:microsoft-dynamics-nav/reports/Standard_Sales_Order_Conf/1305/'" w:xpath="/ns0:NavWordReportXmlPart[1]/ns0:Header[1]/ns0:wanShipToAddress_Lbl[1]" w:storeItemID="{534044D7-BF80-4F39-BB01-2EBB277C890C}"/>
             <w:text/>
           </w:sdtPr>
+          <w:sdtEndPr/>
           <w:sdtContent>
             <w:tc>
               <w:tcPr>
@@ -106,6 +110,7 @@
                     <w:szCs w:val="18"/>
                   </w:rPr>
                 </w:pPr>
+                <w:proofErr w:type="spellStart"/>
                 <w:r>
                   <w:rPr>
                     <w:sz w:val="18"/>
@@ -113,6 +118,7 @@
                   </w:rPr>
                   <w:t>wanShipToAddress_Lbl</w:t>
                 </w:r>
+                <w:proofErr w:type="spellEnd"/>
               </w:p>
             </w:tc>
           </w:sdtContent>
@@ -133,6 +139,7 @@
             <w:dataBinding w:prefixMappings="xmlns:ns0='urn:microsoft-dynamics-nav/reports/Standard_Sales_Order_Conf/1305/'" w:xpath="/ns0:NavWordReportXmlPart[1]/ns0:Header[1]/ns0:wanBillToAddress_Lbl[1]" w:storeItemID="{534044D7-BF80-4F39-BB01-2EBB277C890C}"/>
             <w:text/>
           </w:sdtPr>
+          <w:sdtEndPr/>
           <w:sdtContent>
             <w:tc>
               <w:tcPr>
@@ -151,6 +158,7 @@
                     <w:lang w:val="fr-FR"/>
                   </w:rPr>
                 </w:pPr>
+                <w:proofErr w:type="spellStart"/>
                 <w:r>
                   <w:rPr>
                     <w:sz w:val="18"/>
@@ -159,6 +167,7 @@
                   </w:rPr>
                   <w:t>wanBillToAddress_Lbl</w:t>
                 </w:r>
+                <w:proofErr w:type="spellEnd"/>
               </w:p>
             </w:tc>
           </w:sdtContent>
@@ -195,10 +204,13 @@
                 <w:dataBinding w:prefixMappings="xmlns:ns0='urn:microsoft-dynamics-nav/reports/Standard_Sales_Order_Conf/1305/'" w:xpath="/ns0:NavWordReportXmlPart[1]/ns0:Header[1]/ns0:wanSellToAddress[1]" w:storeItemID="{534044D7-BF80-4F39-BB01-2EBB277C890C}"/>
                 <w:text/>
               </w:sdtPr>
+              <w:sdtEndPr/>
               <w:sdtContent>
+                <w:proofErr w:type="spellStart"/>
                 <w:r>
                   <w:t>wanSellToAddress</w:t>
                 </w:r>
+                <w:proofErr w:type="spellEnd"/>
               </w:sdtContent>
             </w:sdt>
             <w:r>
@@ -236,7 +248,9 @@
                 <w:dataBinding w:prefixMappings="xmlns:ns0='urn:microsoft-dynamics-nav/reports/Standard_Sales_Order_Conf/1305/'" w:xpath="/ns0:NavWordReportXmlPart[1]/ns0:Header[1]/ns0:wanOurAccountNo_Lbl[1]" w:storeItemID="{534044D7-BF80-4F39-BB01-2EBB277C890C}"/>
                 <w:text/>
               </w:sdtPr>
+              <w:sdtEndPr/>
               <w:sdtContent>
+                <w:proofErr w:type="spellStart"/>
                 <w:r>
                   <w:rPr>
                     <w:b/>
@@ -247,6 +261,7 @@
                   </w:rPr>
                   <w:t>wanOurAccountNo_Lbl</w:t>
                 </w:r>
+                <w:proofErr w:type="spellEnd"/>
               </w:sdtContent>
             </w:sdt>
             <w:r>
@@ -283,7 +298,9 @@
                 <w:dataBinding w:prefixMappings="xmlns:ns0='urn:microsoft-dynamics-nav/reports/Standard_Sales_Order_Conf/1305/'" w:xpath="/ns0:NavWordReportXmlPart[1]/ns0:Header[1]/ns0:wanOurAccountNo[1]" w:storeItemID="{534044D7-BF80-4F39-BB01-2EBB277C890C}"/>
                 <w:text/>
               </w:sdtPr>
+              <w:sdtEndPr/>
               <w:sdtContent>
+                <w:proofErr w:type="spellStart"/>
                 <w:r>
                   <w:rPr>
                     <w:sz w:val="18"/>
@@ -292,6 +309,7 @@
                   </w:rPr>
                   <w:t>wanOurAccountNo</w:t>
                 </w:r>
+                <w:proofErr w:type="spellEnd"/>
               </w:sdtContent>
             </w:sdt>
           </w:p>
@@ -307,6 +325,7 @@
             <w:dataBinding w:prefixMappings="xmlns:ns0='urn:microsoft-dynamics-nav/reports/Standard_Sales_Order_Conf/1305/'" w:xpath="/ns0:NavWordReportXmlPart[1]/ns0:Header[1]/ns0:wanShipToAddress[1]" w:storeItemID="{534044D7-BF80-4F39-BB01-2EBB277C890C}"/>
             <w:text/>
           </w:sdtPr>
+          <w:sdtEndPr/>
           <w:sdtContent>
             <w:tc>
               <w:tcPr>
@@ -322,9 +341,11 @@
                     <w:tab w:val="left" w:pos="495"/>
                   </w:tabs>
                 </w:pPr>
+                <w:proofErr w:type="spellStart"/>
                 <w:r>
                   <w:t>wanShipToAddress</w:t>
                 </w:r>
+                <w:proofErr w:type="spellEnd"/>
               </w:p>
             </w:tc>
           </w:sdtContent>
@@ -340,6 +361,7 @@
             <w:dataBinding w:prefixMappings="xmlns:ns0='urn:microsoft-dynamics-nav/reports/Standard_Sales_Order_Conf/1305/'" w:xpath="/ns0:NavWordReportXmlPart[1]/ns0:Header[1]/ns0:wanBillToAddress[1]" w:storeItemID="{534044D7-BF80-4F39-BB01-2EBB277C890C}"/>
             <w:text/>
           </w:sdtPr>
+          <w:sdtEndPr/>
           <w:sdtContent>
             <w:tc>
               <w:tcPr>
@@ -352,9 +374,11 @@
                 <w:pPr>
                   <w:pStyle w:val="Sansinterligne"/>
                 </w:pPr>
+                <w:proofErr w:type="spellStart"/>
                 <w:r>
                   <w:t>wanBillToAddress</w:t>
                 </w:r>
+                <w:proofErr w:type="spellEnd"/>
               </w:p>
             </w:tc>
           </w:sdtContent>
@@ -409,6 +433,7 @@
             <w:dataBinding w:prefixMappings="xmlns:ns0='urn:microsoft-dynamics-nav/reports/Standard_Sales_Order_Conf/1305/'" w:xpath="/ns0:NavWordReportXmlPart[1]/ns0:Header[1]/ns0:SalesPersonText_Lbl[1]" w:storeItemID="{534044D7-BF80-4F39-BB01-2EBB277C890C}"/>
             <w:text/>
           </w:sdtPr>
+          <w:sdtEndPr/>
           <w:sdtContent>
             <w:tc>
               <w:tcPr>
@@ -431,15 +456,16 @@
         </w:sdt>
         <w:sdt>
           <w:sdtPr>
+            <w:alias w:val="#Nav: /Header/wanShipmentMethodDescription_Lbl"/>
+            <w:tag w:val="#Nav: Standard_Sales_Order_Conf/1305"/>
             <w:id w:val="-1701541084"/>
             <w:placeholder>
               <w:docPart w:val="DefaultPlaceholder_-1854013440"/>
             </w:placeholder>
             <w:dataBinding w:prefixMappings="xmlns:ns0='urn:microsoft-dynamics-nav/reports/Standard_Sales_Order_Conf/1305/' " w:xpath="/ns0:NavWordReportXmlPart[1]/ns0:Header[1]/ns0:wanShipmentMethodDescription_Lbl[1]" w:storeItemID="{534044D7-BF80-4F39-BB01-2EBB277C890C}"/>
             <w:text/>
-            <w:alias w:val="#Nav: /Header/wanShipmentMethodDescription_Lbl"/>
-            <w:tag w:val="#Nav: Standard_Sales_Order_Conf/1305"/>
           </w:sdtPr>
+          <w:sdtEndPr/>
           <w:sdtContent>
             <w:tc>
               <w:tcPr>
@@ -453,9 +479,11 @@
                 <w:pPr>
                   <w:pStyle w:val="Titre1"/>
                 </w:pPr>
+                <w:proofErr w:type="spellStart"/>
                 <w:r>
                   <w:t>wanShipmentMethodDescription_Lbl</w:t>
                 </w:r>
+                <w:proofErr w:type="spellEnd"/>
               </w:p>
             </w:tc>
           </w:sdtContent>
@@ -474,6 +502,7 @@
             <w:dataBinding w:prefixMappings="xmlns:ns0='urn:microsoft-dynamics-nav/reports/Standard_Sales_Order_Conf/1305/'" w:xpath="/ns0:NavWordReportXmlPart[1]/ns0:Header[1]/ns0:PaymentTermsDescription_Lbl[1]" w:storeItemID="{534044D7-BF80-4F39-BB01-2EBB277C890C}"/>
             <w:text/>
           </w:sdtPr>
+          <w:sdtEndPr/>
           <w:sdtContent>
             <w:tc>
               <w:tcPr>
@@ -513,6 +542,7 @@
             <w:dataBinding w:prefixMappings="xmlns:ns0='urn:microsoft-dynamics-nav/reports/Standard_Sales_Order_Conf/1305/'" w:xpath="/ns0:NavWordReportXmlPart[1]/ns0:Header[1]/ns0:SalesPersonName[1]" w:storeItemID="{534044D7-BF80-4F39-BB01-2EBB277C890C}"/>
             <w:text/>
           </w:sdtPr>
+          <w:sdtEndPr/>
           <w:sdtContent>
             <w:tc>
               <w:tcPr>
@@ -555,6 +585,7 @@
             <w:dataBinding w:prefixMappings="xmlns:ns0='urn:microsoft-dynamics-nav/reports/Standard_Sales_Order_Conf/1305/'" w:xpath="/ns0:NavWordReportXmlPart[1]/ns0:Header[1]/ns0:ShipmentMethodDescription[1]" w:storeItemID="{534044D7-BF80-4F39-BB01-2EBB277C890C}"/>
             <w:text/>
           </w:sdtPr>
+          <w:sdtEndPr/>
           <w:sdtContent>
             <w:tc>
               <w:tcPr>
@@ -600,6 +631,7 @@
             <w:dataBinding w:prefixMappings="xmlns:ns0='urn:microsoft-dynamics-nav/reports/Standard_Sales_Order_Conf/1305/'" w:xpath="/ns0:NavWordReportXmlPart[1]/ns0:Header[1]/ns0:PaymentTermsDescription[1]" w:storeItemID="{534044D7-BF80-4F39-BB01-2EBB277C890C}"/>
             <w:text/>
           </w:sdtPr>
+          <w:sdtEndPr/>
           <w:sdtContent>
             <w:tc>
               <w:tcPr>
@@ -642,6 +674,7 @@
             <w:dataBinding w:prefixMappings="xmlns:ns0='urn:microsoft-dynamics-nav/reports/Standard_Sales_Order_Conf/1305/'" w:xpath="/ns0:NavWordReportXmlPart[1]/ns0:Header[1]/ns0:YourReference_Lbl[1]" w:storeItemID="{534044D7-BF80-4F39-BB01-2EBB277C890C}"/>
             <w:text/>
           </w:sdtPr>
+          <w:sdtEndPr/>
           <w:sdtContent>
             <w:tc>
               <w:tcPr>
@@ -655,12 +688,14 @@
                     <w:szCs w:val="18"/>
                   </w:rPr>
                 </w:pPr>
+                <w:proofErr w:type="spellStart"/>
                 <w:r>
                   <w:rPr>
                     <w:szCs w:val="18"/>
                   </w:rPr>
                   <w:t>YourReference_Lbl</w:t>
                 </w:r>
+                <w:proofErr w:type="spellEnd"/>
               </w:p>
             </w:tc>
           </w:sdtContent>
@@ -670,15 +705,16 @@
             <w:rPr>
               <w:szCs w:val="18"/>
             </w:rPr>
+            <w:alias w:val="#Nav: /Header/wanQuoteNo_Lbl"/>
+            <w:tag w:val="#Nav: Standard_Sales_Order_Conf/1305"/>
             <w:id w:val="-1101716402"/>
             <w:placeholder>
               <w:docPart w:val="DefaultPlaceholder_-1854013440"/>
             </w:placeholder>
             <w:dataBinding w:prefixMappings="xmlns:ns0='urn:microsoft-dynamics-nav/reports/Standard_Sales_Order_Conf/1305/' " w:xpath="/ns0:NavWordReportXmlPart[1]/ns0:Header[1]/ns0:wanQuoteNo_Lbl[1]" w:storeItemID="{534044D7-BF80-4F39-BB01-2EBB277C890C}"/>
             <w:text/>
-            <w:alias w:val="#Nav: /Header/wanQuoteNo_Lbl"/>
-            <w:tag w:val="#Nav: Standard_Sales_Order_Conf/1305"/>
           </w:sdtPr>
+          <w:sdtEndPr/>
           <w:sdtContent>
             <w:tc>
               <w:tcPr>
@@ -692,12 +728,14 @@
                     <w:szCs w:val="18"/>
                   </w:rPr>
                 </w:pPr>
+                <w:proofErr w:type="spellStart"/>
                 <w:r>
                   <w:rPr>
                     <w:szCs w:val="18"/>
                   </w:rPr>
                   <w:t>wanQuoteNo_Lbl</w:t>
                 </w:r>
+                <w:proofErr w:type="spellEnd"/>
               </w:p>
             </w:tc>
           </w:sdtContent>
@@ -716,6 +754,7 @@
             <w:dataBinding w:prefixMappings="xmlns:ns0='urn:microsoft-dynamics-nav/reports/Standard_Sales_Order_Conf/1305/'" w:xpath="/ns0:NavWordReportXmlPart[1]/ns0:Header[1]/ns0:wanReqDelivDate_Lbl[1]" w:storeItemID="{534044D7-BF80-4F39-BB01-2EBB277C890C}"/>
             <w:text/>
           </w:sdtPr>
+          <w:sdtEndPr/>
           <w:sdtContent>
             <w:tc>
               <w:tcPr>
@@ -732,12 +771,14 @@
                     <w:szCs w:val="18"/>
                   </w:rPr>
                 </w:pPr>
+                <w:proofErr w:type="spellStart"/>
                 <w:r>
                   <w:rPr>
                     <w:szCs w:val="18"/>
                   </w:rPr>
                   <w:t>wanReqDelivDate_Lbl</w:t>
                 </w:r>
+                <w:proofErr w:type="spellEnd"/>
               </w:p>
             </w:tc>
           </w:sdtContent>
@@ -758,6 +799,7 @@
             <w:dataBinding w:prefixMappings="xmlns:ns0='urn:microsoft-dynamics-nav/reports/Standard_Sales_Order_Conf/1305/'" w:xpath="/ns0:NavWordReportXmlPart[1]/ns0:Header[1]/ns0:wanPromDelivDate_Lbl[1]" w:storeItemID="{534044D7-BF80-4F39-BB01-2EBB277C890C}"/>
             <w:text/>
           </w:sdtPr>
+          <w:sdtEndPr/>
           <w:sdtContent>
             <w:tc>
               <w:tcPr>
@@ -772,6 +814,7 @@
                     <w:szCs w:val="18"/>
                   </w:rPr>
                 </w:pPr>
+                <w:proofErr w:type="spellStart"/>
                 <w:r>
                   <w:rPr>
                     <w:b/>
@@ -780,6 +823,7 @@
                   </w:rPr>
                   <w:t>wanPromDelivDate_Lbl</w:t>
                 </w:r>
+                <w:proofErr w:type="spellEnd"/>
               </w:p>
             </w:tc>
           </w:sdtContent>
@@ -790,15 +834,16 @@
               <w:szCs w:val="18"/>
               <w:lang w:val="da-DK"/>
             </w:rPr>
+            <w:alias w:val="#Nav: /Header/wanRegistrationNo_Lbl"/>
+            <w:tag w:val="#Nav: Standard_Sales_Order_Conf/1305"/>
             <w:id w:val="1681768995"/>
             <w:placeholder>
               <w:docPart w:val="DefaultPlaceholder_-1854013440"/>
             </w:placeholder>
             <w:dataBinding w:prefixMappings="xmlns:ns0='urn:microsoft-dynamics-nav/reports/Standard_Sales_Order_Conf/1305/' " w:xpath="/ns0:NavWordReportXmlPart[1]/ns0:Header[1]/ns0:wanRegistrationNo_Lbl[1]" w:storeItemID="{534044D7-BF80-4F39-BB01-2EBB277C890C}"/>
             <w:text/>
-            <w:alias w:val="#Nav: /Header/wanRegistrationNo_Lbl"/>
-            <w:tag w:val="#Nav: Standard_Sales_Order_Conf/1305"/>
           </w:sdtPr>
+          <w:sdtEndPr/>
           <w:sdtContent>
             <w:tc>
               <w:tcPr>
@@ -841,6 +886,7 @@
             <w:dataBinding w:prefixMappings="xmlns:ns0='urn:microsoft-dynamics-nav/reports/Standard_Sales_Order_Conf/1305/'" w:xpath="/ns0:NavWordReportXmlPart[1]/ns0:Header[1]/ns0:YourReference[1]" w:storeItemID="{534044D7-BF80-4F39-BB01-2EBB277C890C}"/>
             <w:text/>
           </w:sdtPr>
+          <w:sdtEndPr/>
           <w:sdtContent>
             <w:tc>
               <w:tcPr>
@@ -854,6 +900,7 @@
                     <w:szCs w:val="18"/>
                   </w:rPr>
                 </w:pPr>
+                <w:proofErr w:type="spellStart"/>
                 <w:r>
                   <w:rPr>
                     <w:sz w:val="18"/>
@@ -861,6 +908,7 @@
                   </w:rPr>
                   <w:t>YourReference</w:t>
                 </w:r>
+                <w:proofErr w:type="spellEnd"/>
               </w:p>
             </w:tc>
           </w:sdtContent>
@@ -880,6 +928,7 @@
             <w:dataBinding w:prefixMappings="xmlns:ns0='urn:microsoft-dynamics-nav/reports/Standard_Sales_Order_Conf/1305/' " w:xpath="/ns0:NavWordReportXmlPart[1]/ns0:Header[1]/ns0:QuoteNo[1]" w:storeItemID="{534044D7-BF80-4F39-BB01-2EBB277C890C}"/>
             <w:text/>
           </w:sdtPr>
+          <w:sdtEndPr/>
           <w:sdtContent>
             <w:tc>
               <w:tcPr>
@@ -893,6 +942,7 @@
                     <w:szCs w:val="18"/>
                   </w:rPr>
                 </w:pPr>
+                <w:proofErr w:type="spellStart"/>
                 <w:r>
                   <w:rPr>
                     <w:sz w:val="18"/>
@@ -900,6 +950,7 @@
                   </w:rPr>
                   <w:t>QuoteNo</w:t>
                 </w:r>
+                <w:proofErr w:type="spellEnd"/>
               </w:p>
             </w:tc>
           </w:sdtContent>
@@ -919,6 +970,7 @@
             <w:dataBinding w:prefixMappings="xmlns:ns0='urn:microsoft-dynamics-nav/reports/Standard_Sales_Order_Conf/1305/'" w:xpath="/ns0:NavWordReportXmlPart[1]/ns0:Header[1]/ns0:wanReqDelivDate[1]" w:storeItemID="{534044D7-BF80-4F39-BB01-2EBB277C890C}"/>
             <w:text/>
           </w:sdtPr>
+          <w:sdtEndPr/>
           <w:sdtContent>
             <w:tc>
               <w:tcPr>
@@ -935,6 +987,7 @@
                     <w:szCs w:val="18"/>
                   </w:rPr>
                 </w:pPr>
+                <w:proofErr w:type="spellStart"/>
                 <w:r>
                   <w:rPr>
                     <w:sz w:val="18"/>
@@ -942,6 +995,7 @@
                   </w:rPr>
                   <w:t>wanReqDelivDate</w:t>
                 </w:r>
+                <w:proofErr w:type="spellEnd"/>
               </w:p>
             </w:tc>
           </w:sdtContent>
@@ -961,6 +1015,7 @@
             <w:dataBinding w:prefixMappings="xmlns:ns0='urn:microsoft-dynamics-nav/reports/Standard_Sales_Order_Conf/1305/'" w:xpath="/ns0:NavWordReportXmlPart[1]/ns0:Header[1]/ns0:wanPromDelivDate[1]" w:storeItemID="{534044D7-BF80-4F39-BB01-2EBB277C890C}"/>
             <w:text/>
           </w:sdtPr>
+          <w:sdtEndPr/>
           <w:sdtContent>
             <w:tc>
               <w:tcPr>
@@ -974,6 +1029,7 @@
                     <w:szCs w:val="18"/>
                   </w:rPr>
                 </w:pPr>
+                <w:proofErr w:type="spellStart"/>
                 <w:r>
                   <w:rPr>
                     <w:sz w:val="18"/>
@@ -981,6 +1037,7 @@
                   </w:rPr>
                   <w:t>wanPromDelivDate</w:t>
                 </w:r>
+                <w:proofErr w:type="spellEnd"/>
               </w:p>
             </w:tc>
           </w:sdtContent>
@@ -1001,6 +1058,7 @@
             <w:dataBinding w:prefixMappings="xmlns:ns0='urn:microsoft-dynamics-nav/reports/Standard_Sales_Order_Conf/1305/'" w:xpath="/ns0:NavWordReportXmlPart[1]/ns0:Header[1]/ns0:VATRegistrationNo[1]" w:storeItemID="{534044D7-BF80-4F39-BB01-2EBB277C890C}"/>
             <w:text/>
           </w:sdtPr>
+          <w:sdtEndPr/>
           <w:sdtContent>
             <w:tc>
               <w:tcPr>
@@ -1038,6 +1096,7 @@
         <w15:dataBinding w:prefixMappings="xmlns:ns0='urn:microsoft-dynamics-nav/reports/Standard_Sales_Order_Conf/1305/' " w:xpath="/ns0:NavWordReportXmlPart[1]/ns0:Header[1]/ns0:WorkDescriptionLines" w:storeItemID="{534044D7-BF80-4F39-BB01-2EBB277C890C}"/>
         <w15:repeatingSection/>
       </w:sdtPr>
+      <w:sdtEndPr/>
       <w:sdtContent>
         <w:sdt>
           <w:sdtPr>
@@ -1047,6 +1106,7 @@
             </w:placeholder>
             <w15:repeatingSectionItem/>
           </w:sdtPr>
+          <w:sdtEndPr/>
           <w:sdtContent>
             <w:sdt>
               <w:sdtPr>
@@ -1059,6 +1119,7 @@
                 <w:dataBinding w:prefixMappings="xmlns:ns0='urn:microsoft-dynamics-nav/reports/Standard_Sales_Order_Conf/1305/'" w:xpath="/ns0:NavWordReportXmlPart[1]/ns0:Header[1]/ns0:WorkDescriptionLines[1]/ns0:WorkDescriptionLine[1]" w:storeItemID="{534044D7-BF80-4F39-BB01-2EBB277C890C}"/>
                 <w:text/>
               </w:sdtPr>
+              <w:sdtEndPr/>
               <w:sdtContent>
                 <w:p>
                   <w:pPr>
@@ -1125,6 +1186,7 @@
             <w:dataBinding w:prefixMappings="xmlns:ns0='urn:microsoft-dynamics-nav/reports/Standard_Sales_Order_Conf/1305/'" w:xpath="/ns0:NavWordReportXmlPart[1]/ns0:Header[1]/ns0:Line[1]/ns0:Description_Line_Lbl[1]" w:storeItemID="{534044D7-BF80-4F39-BB01-2EBB277C890C}"/>
             <w:text/>
           </w:sdtPr>
+          <w:sdtEndPr/>
           <w:sdtContent>
             <w:tc>
               <w:tcPr>
@@ -1141,12 +1203,14 @@
                     <w:szCs w:val="18"/>
                   </w:rPr>
                 </w:pPr>
+                <w:proofErr w:type="spellStart"/>
                 <w:r>
                   <w:rPr>
                     <w:szCs w:val="18"/>
                   </w:rPr>
                   <w:t>Description_Line_Lbl</w:t>
                 </w:r>
+                <w:proofErr w:type="spellEnd"/>
               </w:p>
             </w:tc>
           </w:sdtContent>
@@ -1165,6 +1229,7 @@
             <w:dataBinding w:prefixMappings="xmlns:ns0='urn:microsoft-dynamics-nav/reports/Standard_Sales_Order_Conf/1305/'" w:xpath="/ns0:NavWordReportXmlPart[1]/ns0:Header[1]/ns0:Line[1]/ns0:Quantity_Line_Lbl[1]" w:storeItemID="{534044D7-BF80-4F39-BB01-2EBB277C890C}"/>
             <w:text/>
           </w:sdtPr>
+          <w:sdtEndPr/>
           <w:sdtContent>
             <w:tc>
               <w:tcPr>
@@ -1182,12 +1247,14 @@
                     <w:szCs w:val="18"/>
                   </w:rPr>
                 </w:pPr>
+                <w:proofErr w:type="spellStart"/>
                 <w:r>
                   <w:rPr>
                     <w:szCs w:val="18"/>
                   </w:rPr>
                   <w:t>Quantity_Line_Lbl</w:t>
                 </w:r>
+                <w:proofErr w:type="spellEnd"/>
               </w:p>
             </w:tc>
           </w:sdtContent>
@@ -1206,6 +1273,7 @@
             <w:dataBinding w:prefixMappings="xmlns:ns0='urn:microsoft-dynamics-nav/reports/Standard_Sales_Order_Conf/1305/'" w:xpath="/ns0:NavWordReportXmlPart[1]/ns0:Header[1]/ns0:Line[1]/ns0:UnitPrice_Lbl[1]" w:storeItemID="{534044D7-BF80-4F39-BB01-2EBB277C890C}"/>
             <w:text/>
           </w:sdtPr>
+          <w:sdtEndPr/>
           <w:sdtContent>
             <w:tc>
               <w:tcPr>
@@ -1223,12 +1291,14 @@
                     <w:szCs w:val="18"/>
                   </w:rPr>
                 </w:pPr>
+                <w:proofErr w:type="spellStart"/>
                 <w:r>
                   <w:rPr>
                     <w:szCs w:val="18"/>
                   </w:rPr>
                   <w:t>UnitPrice_Lbl</w:t>
                 </w:r>
+                <w:proofErr w:type="spellEnd"/>
               </w:p>
             </w:tc>
           </w:sdtContent>
@@ -1265,6 +1335,7 @@
             <w:dataBinding w:prefixMappings="xmlns:ns0='urn:microsoft-dynamics-nav/reports/Standard_Sales_Order_Conf/1305/'" w:xpath="/ns0:NavWordReportXmlPart[1]/ns0:Header[1]/ns0:Line[1]/ns0:LineAmount_Line_Lbl[1]" w:storeItemID="{534044D7-BF80-4F39-BB01-2EBB277C890C}"/>
             <w:text/>
           </w:sdtPr>
+          <w:sdtEndPr/>
           <w:sdtContent>
             <w:tc>
               <w:tcPr>
@@ -1286,12 +1357,14 @@
                     <w:szCs w:val="18"/>
                   </w:rPr>
                 </w:pPr>
+                <w:proofErr w:type="spellStart"/>
                 <w:r>
                   <w:rPr>
                     <w:szCs w:val="18"/>
                   </w:rPr>
                   <w:t>LineAmount_Line_Lbl</w:t>
                 </w:r>
+                <w:proofErr w:type="spellEnd"/>
               </w:p>
             </w:tc>
           </w:sdtContent>
@@ -1310,6 +1383,7 @@
             <w:dataBinding w:prefixMappings="xmlns:ns0='urn:microsoft-dynamics-nav/reports/Standard_Sales_Order_Conf/1305/'" w:xpath="/ns0:NavWordReportXmlPart[1]/ns0:Header[1]/ns0:Line[1]/ns0:VATPct_Line_Lbl[1]" w:storeItemID="{534044D7-BF80-4F39-BB01-2EBB277C890C}"/>
             <w:text/>
           </w:sdtPr>
+          <w:sdtEndPr/>
           <w:sdtContent>
             <w:tc>
               <w:tcPr>
@@ -1327,12 +1401,14 @@
                     <w:szCs w:val="18"/>
                   </w:rPr>
                 </w:pPr>
+                <w:proofErr w:type="spellStart"/>
                 <w:r>
                   <w:rPr>
                     <w:szCs w:val="18"/>
                   </w:rPr>
                   <w:t>VATPct_Line_Lbl</w:t>
                 </w:r>
+                <w:proofErr w:type="spellEnd"/>
               </w:p>
             </w:tc>
           </w:sdtContent>
@@ -1466,6 +1542,7 @@
           <w15:dataBinding w:prefixMappings="xmlns:ns0='urn:microsoft-dynamics-nav/reports/Standard_Sales_Order_Conf/1305/' " w:xpath="/ns0:NavWordReportXmlPart[1]/ns0:Header[1]/ns0:Line" w:storeItemID="{534044D7-BF80-4F39-BB01-2EBB277C890C}"/>
           <w15:repeatingSection/>
         </w:sdtPr>
+        <w:sdtEndPr/>
         <w:sdtContent>
           <w:sdt>
             <w:sdtPr>
@@ -1479,6 +1556,7 @@
               </w:placeholder>
               <w15:repeatingSectionItem/>
             </w:sdtPr>
+            <w:sdtEndPr/>
             <w:sdtContent>
               <w:tr>
                 <w:trPr>
@@ -1511,7 +1589,9 @@
                         <w:dataBinding w:prefixMappings="xmlns:ns0='urn:microsoft-dynamics-nav/reports/Standard_Sales_Order_Conf/1305/'" w:xpath="/ns0:NavWordReportXmlPart[1]/ns0:Header[1]/ns0:Line[1]/ns0:wanMemoPad[1]" w:storeItemID="{534044D7-BF80-4F39-BB01-2EBB277C890C}"/>
                         <w:text/>
                       </w:sdtPr>
+                      <w:sdtEndPr/>
                       <w:sdtContent>
+                        <w:proofErr w:type="spellStart"/>
                         <w:r>
                           <w:rPr>
                             <w:sz w:val="18"/>
@@ -1519,6 +1599,65 @@
                           </w:rPr>
                           <w:t>wanMemoPad</w:t>
                         </w:r>
+                      </w:sdtContent>
+                    </w:sdt>
+                    <w:sdt>
+                      <w:sdtPr>
+                        <w:rPr>
+                          <w:b/>
+                          <w:bCs/>
+                          <w:sz w:val="18"/>
+                          <w:szCs w:val="18"/>
+                        </w:rPr>
+                        <w:id w:val="-2020141013"/>
+                        <w:placeholder>
+                          <w:docPart w:val="DefaultPlaceholder_-1854013440"/>
+                        </w:placeholder>
+                        <w:dataBinding w:prefixMappings="xmlns:ns0='urn:microsoft-dynamics-nav/reports/Standard_Sales_Order_Conf/1305/' " w:xpath="/ns0:NavWordReportXmlPart[1]/ns0:Header[1]/ns0:Line[1]/ns0:wanTitleMemoPad[1]" w:storeItemID="{534044D7-BF80-4F39-BB01-2EBB277C890C}"/>
+                        <w:text/>
+                        <w:alias w:val="#Nav: /Header/Line/wanTitleMemoPad"/>
+                        <w:tag w:val="#Nav: Standard_Sales_Order_Conf/1305"/>
+                      </w:sdtPr>
+                      <w:sdtContent>
+                        <w:r>
+                          <w:rPr>
+                            <w:b/>
+                            <w:bCs/>
+                            <w:sz w:val="18"/>
+                            <w:szCs w:val="18"/>
+                          </w:rPr>
+                          <w:t>wanTitleMemoPad</w:t>
+                        </w:r>
+                      </w:sdtContent>
+                    </w:sdt>
+                    <w:sdt>
+                      <w:sdtPr>
+                        <w:rPr>
+                          <w:i/>
+                          <w:iCs/>
+                          <w:sz w:val="18"/>
+                          <w:szCs w:val="18"/>
+                        </w:rPr>
+                        <w:id w:val="1767734348"/>
+                        <w:placeholder>
+                          <w:docPart w:val="DefaultPlaceholder_-1854013440"/>
+                        </w:placeholder>
+                        <w:dataBinding w:prefixMappings="xmlns:ns0='urn:microsoft-dynamics-nav/reports/Standard_Sales_Order_Conf/1305/' " w:xpath="/ns0:NavWordReportXmlPart[1]/ns0:Header[1]/ns0:Line[1]/ns0:wanTotalMemoPad[1]" w:storeItemID="{534044D7-BF80-4F39-BB01-2EBB277C890C}"/>
+                        <w:text/>
+                        <w:alias w:val="#Nav: /Header/Line/wanTotalMemoPad"/>
+                        <w:tag w:val="#Nav: Standard_Sales_Order_Conf/1305"/>
+                      </w:sdtPr>
+                      <w:sdtContent>
+                        <w:r>
+                          <w:rPr>
+                            <w:i/>
+                            <w:iCs/>
+                            <w:sz w:val="18"/>
+                            <w:szCs w:val="18"/>
+                          </w:rPr>
+                          <w:t>wanTotalMemoPad</w:t>
+                        </w:r>
+                        <w:proofErr w:type="spellEnd"/>
                       </w:sdtContent>
                     </w:sdt>
                   </w:p>
@@ -1538,6 +1677,7 @@
                     <w:dataBinding w:prefixMappings="xmlns:ns0='urn:microsoft-dynamics-nav/reports/Standard_Sales_Order_Conf/1305/'" w:xpath="/ns0:NavWordReportXmlPart[1]/ns0:Header[1]/ns0:Line[1]/ns0:wanQuantity_UOM[1]" w:storeItemID="{534044D7-BF80-4F39-BB01-2EBB277C890C}"/>
                     <w:text/>
                   </w:sdtPr>
+                  <w:sdtEndPr/>
                   <w:sdtContent>
                     <w:tc>
                       <w:tcPr>
@@ -1551,6 +1691,7 @@
                             <w:szCs w:val="18"/>
                           </w:rPr>
                         </w:pPr>
+                        <w:proofErr w:type="spellStart"/>
                         <w:r>
                           <w:rPr>
                             <w:sz w:val="18"/>
@@ -1558,6 +1699,7 @@
                           </w:rPr>
                           <w:t>wanQuantity_UOM</w:t>
                         </w:r>
+                        <w:proofErr w:type="spellEnd"/>
                       </w:p>
                     </w:tc>
                   </w:sdtContent>
@@ -1577,6 +1719,7 @@
                     <w:dataBinding w:prefixMappings="xmlns:ns0='urn:microsoft-dynamics-nav/reports/Standard_Sales_Order_Conf/1305/'" w:xpath="/ns0:NavWordReportXmlPart[1]/ns0:Header[1]/ns0:Line[1]/ns0:UnitPrice[1]" w:storeItemID="{534044D7-BF80-4F39-BB01-2EBB277C890C}"/>
                     <w:text/>
                   </w:sdtPr>
+                  <w:sdtEndPr/>
                   <w:sdtContent>
                     <w:tc>
                       <w:tcPr>
@@ -1590,6 +1733,7 @@
                             <w:szCs w:val="18"/>
                           </w:rPr>
                         </w:pPr>
+                        <w:proofErr w:type="spellStart"/>
                         <w:r>
                           <w:rPr>
                             <w:sz w:val="18"/>
@@ -1597,6 +1741,7 @@
                           </w:rPr>
                           <w:t>UnitPrice</w:t>
                         </w:r>
+                        <w:proofErr w:type="spellEnd"/>
                       </w:p>
                     </w:tc>
                   </w:sdtContent>
@@ -1616,6 +1761,7 @@
                     <w:dataBinding w:prefixMappings="xmlns:ns0='urn:microsoft-dynamics-nav/reports/Standard_Sales_Order_Conf/1305/'" w:xpath="/ns0:NavWordReportXmlPart[1]/ns0:Header[1]/ns0:Line[1]/ns0:LineDiscountPercentText_Line[1]" w:storeItemID="{534044D7-BF80-4F39-BB01-2EBB277C890C}"/>
                     <w:text/>
                   </w:sdtPr>
+                  <w:sdtEndPr/>
                   <w:sdtContent>
                     <w:tc>
                       <w:tcPr>
@@ -1629,6 +1775,7 @@
                             <w:szCs w:val="18"/>
                           </w:rPr>
                         </w:pPr>
+                        <w:proofErr w:type="spellStart"/>
                         <w:r>
                           <w:rPr>
                             <w:sz w:val="18"/>
@@ -1636,42 +1783,45 @@
                           </w:rPr>
                           <w:t>LineDiscountPercentText_Line</w:t>
                         </w:r>
+                        <w:proofErr w:type="spellEnd"/>
                       </w:p>
                     </w:tc>
                   </w:sdtContent>
                 </w:sdt>
-                <w:sdt>
-                  <w:sdtPr>
-                    <w:rPr>
-                      <w:sz w:val="18"/>
-                      <w:szCs w:val="18"/>
-                    </w:rPr>
-                    <w:alias w:val="#Nav: /Header/Line/LineAmount_Line"/>
-                    <w:tag w:val="#Nav: Standard_Sales_Order_Conf/1305"/>
-                    <w:id w:val="-1829895906"/>
-                    <w:placeholder>
-                      <w:docPart w:val="C9751F1B751A41C5B108D6A599E59261"/>
-                    </w:placeholder>
-                    <w:dataBinding w:prefixMappings="xmlns:ns0='urn:microsoft-dynamics-nav/reports/Standard_Sales_Order_Conf/1305/'" w:xpath="/ns0:NavWordReportXmlPart[1]/ns0:Header[1]/ns0:Line[1]/ns0:LineAmount_Line[1]" w:storeItemID="{534044D7-BF80-4F39-BB01-2EBB277C890C}"/>
-                    <w:text/>
-                  </w:sdtPr>
-                  <w:sdtContent>
-                    <w:tc>
-                      <w:tcPr>
-                        <w:tcW w:w="1134" w:type="dxa"/>
-                        <w:gridSpan w:val="2"/>
-                        <w:tcMar>
-                          <w:right w:w="0" w:type="dxa"/>
-                        </w:tcMar>
-                      </w:tcPr>
-                      <w:p>
-                        <w:pPr>
-                          <w:jc w:val="right"/>
-                          <w:rPr>
-                            <w:sz w:val="18"/>
-                            <w:szCs w:val="18"/>
-                          </w:rPr>
-                        </w:pPr>
+                <w:tc>
+                  <w:tcPr>
+                    <w:tcW w:w="1134" w:type="dxa"/>
+                    <w:gridSpan w:val="2"/>
+                    <w:tcMar>
+                      <w:right w:w="0" w:type="dxa"/>
+                    </w:tcMar>
+                  </w:tcPr>
+                  <w:p>
+                    <w:pPr>
+                      <w:jc w:val="right"/>
+                      <w:rPr>
+                        <w:sz w:val="18"/>
+                        <w:szCs w:val="18"/>
+                      </w:rPr>
+                    </w:pPr>
+                    <w:sdt>
+                      <w:sdtPr>
+                        <w:rPr>
+                          <w:sz w:val="18"/>
+                          <w:szCs w:val="18"/>
+                        </w:rPr>
+                        <w:alias w:val="#Nav: /Header/Line/LineAmount_Line"/>
+                        <w:tag w:val="#Nav: Standard_Sales_Order_Conf/1305"/>
+                        <w:id w:val="-1829895906"/>
+                        <w:placeholder>
+                          <w:docPart w:val="C9751F1B751A41C5B108D6A599E59261"/>
+                        </w:placeholder>
+                        <w:dataBinding w:prefixMappings="xmlns:ns0='urn:microsoft-dynamics-nav/reports/Standard_Sales_Order_Conf/1305/'" w:xpath="/ns0:NavWordReportXmlPart[1]/ns0:Header[1]/ns0:Line[1]/ns0:LineAmount_Line[1]" w:storeItemID="{534044D7-BF80-4F39-BB01-2EBB277C890C}"/>
+                        <w:text/>
+                      </w:sdtPr>
+                      <w:sdtEndPr/>
+                      <w:sdtContent>
+                        <w:proofErr w:type="spellStart"/>
                         <w:r>
                           <w:rPr>
                             <w:sz w:val="18"/>
@@ -1679,10 +1829,40 @@
                           </w:rPr>
                           <w:t>LineAmount_Line</w:t>
                         </w:r>
-                      </w:p>
-                    </w:tc>
-                  </w:sdtContent>
-                </w:sdt>
+                      </w:sdtContent>
+                    </w:sdt>
+                    <w:sdt>
+                      <w:sdtPr>
+                        <w:rPr>
+                          <w:b/>
+                          <w:bCs/>
+                          <w:sz w:val="18"/>
+                          <w:szCs w:val="18"/>
+                        </w:rPr>
+                        <w:id w:val="-1751659432"/>
+                        <w:placeholder>
+                          <w:docPart w:val="DefaultPlaceholder_-1854013440"/>
+                        </w:placeholder>
+                        <w:dataBinding w:prefixMappings="xmlns:ns0='urn:microsoft-dynamics-nav/reports/Standard_Sales_Order_Conf/1305/' " w:xpath="/ns0:NavWordReportXmlPart[1]/ns0:Header[1]/ns0:Line[1]/ns0:wanTotalLineAmount[1]" w:storeItemID="{534044D7-BF80-4F39-BB01-2EBB277C890C}"/>
+                        <w:text/>
+                        <w:alias w:val="#Nav: /Header/Line/wanTotalLineAmount"/>
+                        <w:tag w:val="#Nav: Standard_Sales_Order_Conf/1305"/>
+                      </w:sdtPr>
+                      <w:sdtContent>
+                        <w:r>
+                          <w:rPr>
+                            <w:b/>
+                            <w:bCs/>
+                            <w:sz w:val="18"/>
+                            <w:szCs w:val="18"/>
+                          </w:rPr>
+                          <w:t>wanTotalLineAmount</w:t>
+                        </w:r>
+                        <w:proofErr w:type="spellEnd"/>
+                      </w:sdtContent>
+                    </w:sdt>
+                  </w:p>
+                </w:tc>
                 <w:tc>
                   <w:tcPr>
                     <w:tcW w:w="567" w:type="dxa"/>
@@ -1710,7 +1890,9 @@
                         <w:dataBinding w:prefixMappings="xmlns:ns0='urn:microsoft-dynamics-nav/reports/Standard_Sales_Order_Conf/1305/'" w:xpath="/ns0:NavWordReportXmlPart[1]/ns0:Header[1]/ns0:Line[1]/ns0:VATPct_Line[1]" w:storeItemID="{534044D7-BF80-4F39-BB01-2EBB277C890C}"/>
                         <w:text/>
                       </w:sdtPr>
+                      <w:sdtEndPr/>
                       <w:sdtContent>
+                        <w:proofErr w:type="spellStart"/>
                         <w:r>
                           <w:rPr>
                             <w:sz w:val="18"/>
@@ -1718,6 +1900,7 @@
                           </w:rPr>
                           <w:t>VATPct_Line</w:t>
                         </w:r>
+                        <w:proofErr w:type="spellEnd"/>
                       </w:sdtContent>
                     </w:sdt>
                   </w:p>
@@ -1852,6 +2035,7 @@
           <w15:dataBinding w:prefixMappings="xmlns:ns0='urn:microsoft-dynamics-nav/reports/Standard_Sales_Order_Conf/1305/' " w:xpath="/ns0:NavWordReportXmlPart[1]/ns0:Header[1]/ns0:ReportTotalsLine" w:storeItemID="{534044D7-BF80-4F39-BB01-2EBB277C890C}"/>
           <w15:repeatingSection/>
         </w:sdtPr>
+        <w:sdtEndPr/>
         <w:sdtContent>
           <w:sdt>
             <w:sdtPr>
@@ -1865,6 +2049,7 @@
               </w:placeholder>
               <w15:repeatingSectionItem/>
             </w:sdtPr>
+            <w:sdtEndPr/>
             <w:sdtContent>
               <w:tr>
                 <w:trPr>
@@ -1903,6 +2088,7 @@
                     <w:dataBinding w:prefixMappings="xmlns:ns0='urn:microsoft-dynamics-nav/reports/Standard_Sales_Order_Conf/1305/'" w:xpath="/ns0:NavWordReportXmlPart[1]/ns0:Header[1]/ns0:ReportTotalsLine[1]/ns0:Description_ReportTotalsLine[1]" w:storeItemID="{534044D7-BF80-4F39-BB01-2EBB277C890C}"/>
                     <w:text/>
                   </w:sdtPr>
+                  <w:sdtEndPr/>
                   <w:sdtContent>
                     <w:tc>
                       <w:tcPr>
@@ -1923,6 +2109,7 @@
                             <w:lang w:val="fr-FR"/>
                           </w:rPr>
                         </w:pPr>
+                        <w:proofErr w:type="spellStart"/>
                         <w:r>
                           <w:rPr>
                             <w:b/>
@@ -1933,6 +2120,7 @@
                           </w:rPr>
                           <w:t>Description_ReportTotalsLine</w:t>
                         </w:r>
+                        <w:proofErr w:type="spellEnd"/>
                       </w:p>
                     </w:tc>
                   </w:sdtContent>
@@ -1954,6 +2142,7 @@
                     <w:dataBinding w:prefixMappings="xmlns:ns0='urn:microsoft-dynamics-nav/reports/Standard_Sales_Order_Conf/1305/'" w:xpath="/ns0:NavWordReportXmlPart[1]/ns0:Header[1]/ns0:ReportTotalsLine[1]/ns0:Amount_ReportTotalsLine[1]" w:storeItemID="{534044D7-BF80-4F39-BB01-2EBB277C890C}"/>
                     <w:text/>
                   </w:sdtPr>
+                  <w:sdtEndPr/>
                   <w:sdtContent>
                     <w:tc>
                       <w:tcPr>
@@ -1975,6 +2164,7 @@
                             <w:szCs w:val="18"/>
                           </w:rPr>
                         </w:pPr>
+                        <w:proofErr w:type="spellStart"/>
                         <w:r>
                           <w:rPr>
                             <w:b/>
@@ -1984,6 +2174,7 @@
                           </w:rPr>
                           <w:t>Amount_ReportTotalsLine</w:t>
                         </w:r>
+                        <w:proofErr w:type="spellEnd"/>
                       </w:p>
                     </w:tc>
                   </w:sdtContent>
@@ -2012,6 +2203,7 @@
             <w:dataBinding w:prefixMappings="xmlns:ns0='urn:microsoft-dynamics-nav/reports/Standard_Sales_Order_Conf/1305/'" w:xpath="/ns0:NavWordReportXmlPart[1]/ns0:Header[1]/ns0:Totals[1]/ns0:wanTotalNetWeight[1]" w:storeItemID="{534044D7-BF80-4F39-BB01-2EBB277C890C}"/>
             <w:text/>
           </w:sdtPr>
+          <w:sdtEndPr/>
           <w:sdtContent>
             <w:tc>
               <w:tcPr>
@@ -2025,6 +2217,7 @@
                     <w:szCs w:val="18"/>
                   </w:rPr>
                 </w:pPr>
+                <w:proofErr w:type="spellStart"/>
                 <w:r>
                   <w:rPr>
                     <w:sz w:val="18"/>
@@ -2032,6 +2225,7 @@
                   </w:rPr>
                   <w:t>wanTotalNetWeight</w:t>
                 </w:r>
+                <w:proofErr w:type="spellEnd"/>
               </w:p>
             </w:tc>
           </w:sdtContent>
@@ -2091,6 +2285,7 @@
             <w:dataBinding w:prefixMappings="xmlns:ns0='urn:microsoft-dynamics-nav/reports/Standard_Sales_Order_Conf/1305/'" w:xpath="/ns0:NavWordReportXmlPart[1]/ns0:Header[1]/ns0:wanVATClause[1]" w:storeItemID="{534044D7-BF80-4F39-BB01-2EBB277C890C}"/>
             <w:text/>
           </w:sdtPr>
+          <w:sdtEndPr/>
           <w:sdtContent>
             <w:tc>
               <w:tcPr>
@@ -2104,6 +2299,7 @@
                     <w:szCs w:val="18"/>
                   </w:rPr>
                 </w:pPr>
+                <w:proofErr w:type="spellStart"/>
                 <w:r>
                   <w:rPr>
                     <w:sz w:val="18"/>
@@ -2111,6 +2307,7 @@
                   </w:rPr>
                   <w:t>wanVATClause</w:t>
                 </w:r>
+                <w:proofErr w:type="spellEnd"/>
               </w:p>
             </w:tc>
           </w:sdtContent>
@@ -2131,6 +2328,11 @@
             <w:dataBinding w:prefixMappings="xmlns:ns0='urn:microsoft-dynamics-nav/reports/Standard_Sales_Order_Conf/1305/'" w:xpath="/ns0:NavWordReportXmlPart[1]/ns0:Header[1]/ns0:Totals[1]/ns0:TotalIncludingVATText[1]" w:storeItemID="{534044D7-BF80-4F39-BB01-2EBB277C890C}"/>
             <w:text/>
           </w:sdtPr>
+          <w:sdtEndPr>
+            <w:rPr>
+              <w:rStyle w:val="lev"/>
+            </w:rPr>
+          </w:sdtEndPr>
           <w:sdtContent>
             <w:tc>
               <w:tcPr>
@@ -2149,6 +2351,7 @@
                     <w:szCs w:val="18"/>
                   </w:rPr>
                 </w:pPr>
+                <w:proofErr w:type="spellStart"/>
                 <w:r>
                   <w:rPr>
                     <w:rStyle w:val="lev"/>
@@ -2157,6 +2360,7 @@
                   </w:rPr>
                   <w:t>TotalIncludingVATText</w:t>
                 </w:r>
+                <w:proofErr w:type="spellEnd"/>
               </w:p>
             </w:tc>
           </w:sdtContent>
@@ -2177,6 +2381,11 @@
             <w:dataBinding w:prefixMappings="xmlns:ns0='urn:microsoft-dynamics-nav/reports/Standard_Sales_Order_Conf/1305/'" w:xpath="/ns0:NavWordReportXmlPart[1]/ns0:Header[1]/ns0:Totals[1]/ns0:TotalAmountIncludingVAT[1]" w:storeItemID="{534044D7-BF80-4F39-BB01-2EBB277C890C}"/>
             <w:text/>
           </w:sdtPr>
+          <w:sdtEndPr>
+            <w:rPr>
+              <w:rStyle w:val="lev"/>
+            </w:rPr>
+          </w:sdtEndPr>
           <w:sdtContent>
             <w:tc>
               <w:tcPr>
@@ -2199,6 +2408,7 @@
                     <w:szCs w:val="18"/>
                   </w:rPr>
                 </w:pPr>
+                <w:proofErr w:type="spellStart"/>
                 <w:r>
                   <w:rPr>
                     <w:rStyle w:val="lev"/>
@@ -2207,6 +2417,7 @@
                   </w:rPr>
                   <w:t>TotalAmountIncludingVAT</w:t>
                 </w:r>
+                <w:proofErr w:type="spellEnd"/>
               </w:p>
             </w:tc>
           </w:sdtContent>
@@ -2249,7 +2460,9 @@
                 <w:dataBinding w:prefixMappings="xmlns:ns0='urn:microsoft-dynamics-nav/reports/Standard_Sales_Order_Conf/1305/'" w:xpath="/ns0:NavWordReportXmlPart[1]/ns0:Header[1]/ns0:CompanyBankName_Lbl[1]" w:storeItemID="{534044D7-BF80-4F39-BB01-2EBB277C890C}"/>
                 <w:text/>
               </w:sdtPr>
+              <w:sdtEndPr/>
               <w:sdtContent>
+                <w:proofErr w:type="spellStart"/>
                 <w:r>
                   <w:rPr>
                     <w:sz w:val="18"/>
@@ -2257,6 +2470,7 @@
                   </w:rPr>
                   <w:t>CompanyBankName_Lbl</w:t>
                 </w:r>
+                <w:proofErr w:type="spellEnd"/>
               </w:sdtContent>
             </w:sdt>
             <w:r>
@@ -2281,6 +2495,7 @@
                 <w:dataBinding w:prefixMappings="xmlns:ns0='urn:microsoft-dynamics-nav/reports/Standard_Sales_Order_Conf/1305/'" w:xpath="/ns0:NavWordReportXmlPart[1]/ns0:Header[1]/ns0:CompanyBankName[1]" w:storeItemID="{534044D7-BF80-4F39-BB01-2EBB277C890C}"/>
                 <w:text/>
               </w:sdtPr>
+              <w:sdtEndPr/>
               <w:sdtContent>
                 <w:r>
                   <w:rPr>
@@ -2320,7 +2535,9 @@
                 <w:dataBinding w:prefixMappings="xmlns:ns0='urn:microsoft-dynamics-nav/reports/Standard_Sales_Order_Conf/1305/'" w:xpath="/ns0:NavWordReportXmlPart[1]/ns0:Header[1]/ns0:CompanyIBAN_Lbl[1]" w:storeItemID="{534044D7-BF80-4F39-BB01-2EBB277C890C}"/>
                 <w:text/>
               </w:sdtPr>
+              <w:sdtEndPr/>
               <w:sdtContent>
+                <w:proofErr w:type="spellStart"/>
                 <w:r>
                   <w:rPr>
                     <w:sz w:val="18"/>
@@ -2328,6 +2545,7 @@
                   </w:rPr>
                   <w:t>CompanyIBAN_Lbl</w:t>
                 </w:r>
+                <w:proofErr w:type="spellEnd"/>
               </w:sdtContent>
             </w:sdt>
             <w:r>
@@ -2352,7 +2570,9 @@
                 <w:dataBinding w:prefixMappings="xmlns:ns0='urn:microsoft-dynamics-nav/reports/Standard_Sales_Order_Conf/1305/'" w:xpath="/ns0:NavWordReportXmlPart[1]/ns0:Header[1]/ns0:CompanyIBAN[1]" w:storeItemID="{534044D7-BF80-4F39-BB01-2EBB277C890C}"/>
                 <w:text/>
               </w:sdtPr>
+              <w:sdtEndPr/>
               <w:sdtContent>
+                <w:proofErr w:type="spellStart"/>
                 <w:r>
                   <w:rPr>
                     <w:sz w:val="18"/>
@@ -2360,6 +2580,7 @@
                   </w:rPr>
                   <w:t>CompanyIBAN</w:t>
                 </w:r>
+                <w:proofErr w:type="spellEnd"/>
               </w:sdtContent>
             </w:sdt>
             <w:r>
@@ -2391,7 +2612,9 @@
                 <w:dataBinding w:prefixMappings="xmlns:ns0='urn:microsoft-dynamics-nav/reports/Standard_Sales_Order_Conf/1305/'" w:xpath="/ns0:NavWordReportXmlPart[1]/ns0:Header[1]/ns0:CompanySWIFT_Lbl[1]" w:storeItemID="{534044D7-BF80-4F39-BB01-2EBB277C890C}"/>
                 <w:text/>
               </w:sdtPr>
+              <w:sdtEndPr/>
               <w:sdtContent>
+                <w:proofErr w:type="spellStart"/>
                 <w:r>
                   <w:rPr>
                     <w:sz w:val="18"/>
@@ -2399,6 +2622,7 @@
                   </w:rPr>
                   <w:t>CompanySWIFT_Lbl</w:t>
                 </w:r>
+                <w:proofErr w:type="spellEnd"/>
               </w:sdtContent>
             </w:sdt>
             <w:r>
@@ -2423,7 +2647,9 @@
                 <w:dataBinding w:prefixMappings="xmlns:ns0='urn:microsoft-dynamics-nav/reports/Standard_Sales_Order_Conf/1305/'" w:xpath="/ns0:NavWordReportXmlPart[1]/ns0:Header[1]/ns0:CompanySWIFT[1]" w:storeItemID="{534044D7-BF80-4F39-BB01-2EBB277C890C}"/>
                 <w:text/>
               </w:sdtPr>
+              <w:sdtEndPr/>
               <w:sdtContent>
+                <w:proofErr w:type="spellStart"/>
                 <w:r>
                   <w:rPr>
                     <w:sz w:val="18"/>
@@ -2431,12 +2657,38 @@
                   </w:rPr>
                   <w:t>CompanySWIFT</w:t>
                 </w:r>
+                <w:proofErr w:type="spellEnd"/>
               </w:sdtContent>
             </w:sdt>
           </w:p>
         </w:tc>
       </w:tr>
     </w:tbl>
+    <w:p>
+      <w:pPr>
+        <w:spacing w:after="160" w:line="259" w:lineRule="auto"/>
+        <w:rPr>
+          <w:sz w:val="12"/>
+          <w:szCs w:val="12"/>
+        </w:rPr>
+      </w:pPr>
+    </w:p>
+    <w:p>
+      <w:pPr>
+        <w:spacing w:after="160" w:line="259" w:lineRule="auto"/>
+        <w:rPr>
+          <w:sz w:val="12"/>
+          <w:szCs w:val="12"/>
+        </w:rPr>
+      </w:pPr>
+      <w:r>
+        <w:rPr>
+          <w:sz w:val="12"/>
+          <w:szCs w:val="12"/>
+        </w:rPr>
+        <w:br w:type="page"/>
+      </w:r>
+    </w:p>
     <w:p>
       <w:pPr>
         <w:spacing w:after="160" w:line="259" w:lineRule="auto"/>
@@ -2525,6 +2777,7 @@
           <w:dataBinding w:prefixMappings="xmlns:ns0='urn:microsoft-dynamics-nav/reports/Standard_Sales_Order_Conf/1305/'" w:xpath="/ns0:NavWordReportXmlPart[1]/ns0:Header[1]/ns0:CompanyLegalStatement[1]" w:storeItemID="{534044D7-BF80-4F39-BB01-2EBB277C890C}"/>
           <w:text/>
         </w:sdtPr>
+        <w:sdtEndPr/>
         <w:sdtContent>
           <w:tc>
             <w:tcPr>
@@ -2597,6 +2850,7 @@
           <w:dataBinding w:prefixMappings="xmlns:ns0='urn:microsoft-dynamics-nav/reports/Standard_Sales_Order_Conf/1305/'" w:xpath="/ns0:NavWordReportXmlPart[1]/ns0:Header[1]/ns0:wanCompanyAddress[1]" w:storeItemID="{534044D7-BF80-4F39-BB01-2EBB277C890C}"/>
           <w:text/>
         </w:sdtPr>
+        <w:sdtEndPr/>
         <w:sdtContent>
           <w:tc>
             <w:tcPr>
@@ -2615,6 +2869,7 @@
                   <w:szCs w:val="18"/>
                 </w:rPr>
               </w:pPr>
+              <w:proofErr w:type="spellStart"/>
               <w:r>
                 <w:rPr>
                   <w:sz w:val="18"/>
@@ -2622,6 +2877,7 @@
                 </w:rPr>
                 <w:t>wanCompanyAddress</w:t>
               </w:r>
+              <w:proofErr w:type="spellEnd"/>
             </w:p>
           </w:tc>
         </w:sdtContent>
@@ -2641,6 +2897,7 @@
           <w:dataBinding w:prefixMappings="xmlns:ns0='urn:microsoft-dynamics-nav/reports/Standard_Sales_Order_Conf/1305/'" w:xpath="/ns0:NavWordReportXmlPart[1]/ns0:Header[1]/ns0:wanCompanyContactInfo[1]" w:storeItemID="{534044D7-BF80-4F39-BB01-2EBB277C890C}"/>
           <w:text/>
         </w:sdtPr>
+        <w:sdtEndPr/>
         <w:sdtContent>
           <w:tc>
             <w:tcPr>
@@ -2656,6 +2913,7 @@
                   <w:szCs w:val="18"/>
                 </w:rPr>
               </w:pPr>
+              <w:proofErr w:type="spellStart"/>
               <w:r>
                 <w:rPr>
                   <w:sz w:val="18"/>
@@ -2663,6 +2921,7 @@
                 </w:rPr>
                 <w:t>wanCompanyContactInfo</w:t>
               </w:r>
+              <w:proofErr w:type="spellEnd"/>
             </w:p>
           </w:tc>
         </w:sdtContent>
@@ -2682,6 +2941,7 @@
           <w:dataBinding w:prefixMappings="xmlns:ns0='urn:microsoft-dynamics-nav/reports/Standard_Sales_Order_Conf/1305/'" w:xpath="/ns0:NavWordReportXmlPart[1]/ns0:Header[1]/ns0:wanCompanyLegalInfo[1]" w:storeItemID="{534044D7-BF80-4F39-BB01-2EBB277C890C}"/>
           <w:text/>
         </w:sdtPr>
+        <w:sdtEndPr/>
         <w:sdtContent>
           <w:tc>
             <w:tcPr>
@@ -2698,6 +2958,7 @@
                   <w:szCs w:val="18"/>
                 </w:rPr>
               </w:pPr>
+              <w:proofErr w:type="spellStart"/>
               <w:r>
                 <w:rPr>
                   <w:sz w:val="18"/>
@@ -2705,6 +2966,7 @@
                 </w:rPr>
                 <w:t>wanCompanyLegalInfo</w:t>
               </w:r>
+              <w:proofErr w:type="spellEnd"/>
             </w:p>
           </w:tc>
         </w:sdtContent>
@@ -2776,12 +3038,7 @@
     </w:tblPr>
     <w:tblGrid>
       <w:gridCol w:w="3089"/>
-      <w:gridCol w:w="3290"/>
-      <w:gridCol w:w="1134"/>
-      <w:gridCol w:w="992"/>
-      <w:gridCol w:w="567"/>
-      <w:gridCol w:w="1134"/>
-      <w:gridCol w:w="567"/>
+      <w:gridCol w:w="7684"/>
     </w:tblGrid>
     <w:tr>
       <w:sdt>
@@ -2799,6 +3056,11 @@
           <w:dataBinding w:prefixMappings="xmlns:ns0='urn:microsoft-dynamics-nav/reports/Standard_Sales_Order_Conf/1305/'" w:xpath="/ns0:NavWordReportXmlPart[1]/ns0:Header[1]/ns0:CompanyAddress1[1]" w:storeItemID="{534044D7-BF80-4F39-BB01-2EBB277C890C}"/>
           <w:text/>
         </w:sdtPr>
+        <w:sdtEndPr>
+          <w:rPr>
+            <w:rStyle w:val="lev"/>
+          </w:rPr>
+        </w:sdtEndPr>
         <w:sdtContent>
           <w:tc>
             <w:tcPr>
@@ -2825,7 +3087,6 @@
       <w:tc>
         <w:tcPr>
           <w:tcW w:w="7684" w:type="dxa"/>
-          <w:gridSpan w:val="6"/>
         </w:tcPr>
         <w:p>
           <w:pPr>
@@ -2851,7 +3112,13 @@
               <w:dataBinding w:prefixMappings="xmlns:ns0='urn:microsoft-dynamics-nav/reports/Standard_Sales_Order_Conf/1305/'" w:xpath="/ns0:NavWordReportXmlPart[1]/ns0:Header[1]/ns0:Invoice_Lbl[1]" w:storeItemID="{534044D7-BF80-4F39-BB01-2EBB277C890C}"/>
               <w:text/>
             </w:sdtPr>
+            <w:sdtEndPr>
+              <w:rPr>
+                <w:rStyle w:val="lev"/>
+              </w:rPr>
+            </w:sdtEndPr>
             <w:sdtContent>
+              <w:proofErr w:type="spellStart"/>
               <w:r>
                 <w:rPr>
                   <w:rStyle w:val="lev"/>
@@ -2859,6 +3126,7 @@
                 </w:rPr>
                 <w:t>Invoice_Lbl</w:t>
               </w:r>
+              <w:proofErr w:type="spellEnd"/>
             </w:sdtContent>
           </w:sdt>
           <w:r>
@@ -2883,7 +3151,13 @@
               <w:dataBinding w:prefixMappings="xmlns:ns0='urn:microsoft-dynamics-nav/reports/Standard_Sales_Order_Conf/1305/'" w:xpath="/ns0:NavWordReportXmlPart[1]/ns0:Header[1]/ns0:DocumentNo[1]" w:storeItemID="{534044D7-BF80-4F39-BB01-2EBB277C890C}"/>
               <w:text/>
             </w:sdtPr>
+            <w:sdtEndPr>
+              <w:rPr>
+                <w:rStyle w:val="lev"/>
+              </w:rPr>
+            </w:sdtEndPr>
             <w:sdtContent>
+              <w:proofErr w:type="spellStart"/>
               <w:r>
                 <w:rPr>
                   <w:rStyle w:val="lev"/>
@@ -2891,6 +3165,7 @@
                 </w:rPr>
                 <w:t>DocumentNo</w:t>
               </w:r>
+              <w:proofErr w:type="spellEnd"/>
             </w:sdtContent>
           </w:sdt>
         </w:p>
@@ -2908,6 +3183,7 @@
             <w:dataBinding w:prefixMappings="xmlns:ns0='urn:microsoft-dynamics-nav/reports/Standard_Sales_Order_Conf/1305/'" w:xpath="/ns0:NavWordReportXmlPart[1]/ns0:Header[1]/ns0:DocumentDate[1]" w:storeItemID="{534044D7-BF80-4F39-BB01-2EBB277C890C}"/>
             <w:text/>
           </w:sdtPr>
+          <w:sdtEndPr/>
           <w:sdtContent>
             <w:p>
               <w:pPr>
@@ -2917,12 +3193,14 @@
                   <w:lang w:val="fr-FR"/>
                 </w:rPr>
               </w:pPr>
+              <w:proofErr w:type="spellStart"/>
               <w:r>
                 <w:rPr>
                   <w:lang w:val="fr-FR"/>
                 </w:rPr>
                 <w:t>DocumentDate</w:t>
               </w:r>
+              <w:proofErr w:type="spellEnd"/>
             </w:p>
           </w:sdtContent>
         </w:sdt>
@@ -2949,13 +3227,16 @@
               <w:dataBinding w:prefixMappings="xmlns:ns0='urn:microsoft-dynamics-nav/reports/Standard_Sales_Order_Conf/1305/'" w:xpath="/ns0:NavWordReportXmlPart[1]/ns0:Header[1]/ns0:Page_Lbl[1]" w:storeItemID="{534044D7-BF80-4F39-BB01-2EBB277C890C}"/>
               <w:text/>
             </w:sdtPr>
+            <w:sdtEndPr/>
             <w:sdtContent>
+              <w:proofErr w:type="spellStart"/>
               <w:r>
                 <w:rPr>
                   <w:lang w:val="fr-FR"/>
                 </w:rPr>
                 <w:t>Page_Lbl</w:t>
               </w:r>
+              <w:proofErr w:type="spellEnd"/>
             </w:sdtContent>
           </w:sdt>
           <w:r>
@@ -3026,244 +3307,6 @@
           </w:r>
         </w:p>
       </w:tc>
-    </w:tr>
-    <w:tr>
-      <w:tblPrEx>
-        <w:tblCellMar>
-          <w:right w:w="113" w:type="dxa"/>
-        </w:tblCellMar>
-      </w:tblPrEx>
-      <w:trPr>
-        <w:cantSplit/>
-        <w:trHeight w:val="546"/>
-        <w:tblHeader/>
-      </w:trPr>
-      <w:sdt>
-        <w:sdtPr>
-          <w:rPr>
-            <w:szCs w:val="18"/>
-          </w:rPr>
-          <w:alias w:val="#Nav: /Header/Line/Description_Line_Lbl"/>
-          <w:tag w:val="#Nav: Standard_Sales_Order_Conf/1305"/>
-          <w:id w:val="-2032414259"/>
-          <w:placeholder>
-            <w:docPart w:val="F92940ED750341C4AEBF803173464171"/>
-          </w:placeholder>
-          <w:dataBinding w:prefixMappings="xmlns:ns0='urn:microsoft-dynamics-nav/reports/Standard_Sales_Order_Conf/1305/'" w:xpath="/ns0:NavWordReportXmlPart[1]/ns0:Header[1]/ns0:Line[1]/ns0:Description_Line_Lbl[1]" w:storeItemID="{534044D7-BF80-4F39-BB01-2EBB277C890C}"/>
-          <w:text/>
-        </w:sdtPr>
-        <w:sdtContent>
-          <w:tc>
-            <w:tcPr>
-              <w:tcW w:w="6379" w:type="dxa"/>
-              <w:gridSpan w:val="2"/>
-              <w:tcBorders>
-                <w:bottom w:val="single" w:color="auto" w:sz="4" w:space="0"/>
-              </w:tcBorders>
-              <w:vAlign w:val="bottom"/>
-            </w:tcPr>
-            <w:p>
-              <w:pPr>
-                <w:pStyle w:val="Titre1"/>
-                <w:rPr>
-                  <w:szCs w:val="18"/>
-                </w:rPr>
-              </w:pPr>
-              <w:r>
-                <w:rPr>
-                  <w:szCs w:val="18"/>
-                </w:rPr>
-                <w:t>Description_Line_Lbl</w:t>
-              </w:r>
-            </w:p>
-          </w:tc>
-        </w:sdtContent>
-      </w:sdt>
-      <w:sdt>
-        <w:sdtPr>
-          <w:rPr>
-            <w:szCs w:val="18"/>
-          </w:rPr>
-          <w:alias w:val="#Nav: /Header/Line/Quantity_Line_Lbl"/>
-          <w:tag w:val="#Nav: Standard_Sales_Order_Conf/1305"/>
-          <w:id w:val="367417715"/>
-          <w:placeholder>
-            <w:docPart w:val="F92940ED750341C4AEBF803173464171"/>
-          </w:placeholder>
-          <w:dataBinding w:prefixMappings="xmlns:ns0='urn:microsoft-dynamics-nav/reports/Standard_Sales_Order_Conf/1305/'" w:xpath="/ns0:NavWordReportXmlPart[1]/ns0:Header[1]/ns0:Line[1]/ns0:Quantity_Line_Lbl[1]" w:storeItemID="{534044D7-BF80-4F39-BB01-2EBB277C890C}"/>
-          <w:text/>
-        </w:sdtPr>
-        <w:sdtContent>
-          <w:tc>
-            <w:tcPr>
-              <w:tcW w:w="1134" w:type="dxa"/>
-              <w:tcBorders>
-                <w:bottom w:val="single" w:color="auto" w:sz="4" w:space="0"/>
-              </w:tcBorders>
-              <w:vAlign w:val="bottom"/>
-            </w:tcPr>
-            <w:p>
-              <w:pPr>
-                <w:pStyle w:val="Titre1"/>
-                <w:jc w:val="right"/>
-                <w:rPr>
-                  <w:szCs w:val="18"/>
-                </w:rPr>
-              </w:pPr>
-              <w:r>
-                <w:rPr>
-                  <w:szCs w:val="18"/>
-                </w:rPr>
-                <w:t>Quantity_Line_Lbl</w:t>
-              </w:r>
-            </w:p>
-          </w:tc>
-        </w:sdtContent>
-      </w:sdt>
-      <w:sdt>
-        <w:sdtPr>
-          <w:rPr>
-            <w:szCs w:val="18"/>
-          </w:rPr>
-          <w:alias w:val="#Nav: /Header/Line/UnitPrice_Lbl"/>
-          <w:tag w:val="#Nav: Standard_Sales_Order_Conf/1305"/>
-          <w:id w:val="-376551249"/>
-          <w:placeholder>
-            <w:docPart w:val="F92940ED750341C4AEBF803173464171"/>
-          </w:placeholder>
-          <w:dataBinding w:prefixMappings="xmlns:ns0='urn:microsoft-dynamics-nav/reports/Standard_Sales_Order_Conf/1305/'" w:xpath="/ns0:NavWordReportXmlPart[1]/ns0:Header[1]/ns0:Line[1]/ns0:UnitPrice_Lbl[1]" w:storeItemID="{534044D7-BF80-4F39-BB01-2EBB277C890C}"/>
-          <w:text/>
-        </w:sdtPr>
-        <w:sdtContent>
-          <w:tc>
-            <w:tcPr>
-              <w:tcW w:w="992" w:type="dxa"/>
-              <w:tcBorders>
-                <w:bottom w:val="single" w:color="auto" w:sz="4" w:space="0"/>
-              </w:tcBorders>
-              <w:vAlign w:val="bottom"/>
-            </w:tcPr>
-            <w:p>
-              <w:pPr>
-                <w:pStyle w:val="Titre1"/>
-                <w:jc w:val="right"/>
-                <w:rPr>
-                  <w:szCs w:val="18"/>
-                </w:rPr>
-              </w:pPr>
-              <w:r>
-                <w:rPr>
-                  <w:szCs w:val="18"/>
-                </w:rPr>
-                <w:t>UnitPrice_Lbl</w:t>
-              </w:r>
-            </w:p>
-          </w:tc>
-        </w:sdtContent>
-      </w:sdt>
-      <w:tc>
-        <w:tcPr>
-          <w:tcW w:w="567" w:type="dxa"/>
-          <w:tcBorders>
-            <w:bottom w:val="single" w:color="auto" w:sz="4" w:space="0"/>
-          </w:tcBorders>
-          <w:vAlign w:val="bottom"/>
-        </w:tcPr>
-        <w:p>
-          <w:pPr>
-            <w:pStyle w:val="Titre1"/>
-            <w:jc w:val="right"/>
-            <w:rPr>
-              <w:szCs w:val="18"/>
-            </w:rPr>
-          </w:pPr>
-        </w:p>
-      </w:tc>
-      <w:sdt>
-        <w:sdtPr>
-          <w:rPr>
-            <w:szCs w:val="18"/>
-          </w:rPr>
-          <w:alias w:val="#Nav: /Header/Line/LineAmount_Line_Lbl"/>
-          <w:tag w:val="#Nav: Standard_Sales_Order_Conf/1305"/>
-          <w:id w:val="-1521308041"/>
-          <w:placeholder>
-            <w:docPart w:val="F92940ED750341C4AEBF803173464171"/>
-          </w:placeholder>
-          <w:dataBinding w:prefixMappings="xmlns:ns0='urn:microsoft-dynamics-nav/reports/Standard_Sales_Order_Conf/1305/'" w:xpath="/ns0:NavWordReportXmlPart[1]/ns0:Header[1]/ns0:Line[1]/ns0:LineAmount_Line_Lbl[1]" w:storeItemID="{534044D7-BF80-4F39-BB01-2EBB277C890C}"/>
-          <w:text/>
-        </w:sdtPr>
-        <w:sdtContent>
-          <w:tc>
-            <w:tcPr>
-              <w:tcW w:w="1134" w:type="dxa"/>
-              <w:tcBorders>
-                <w:bottom w:val="single" w:color="auto" w:sz="4" w:space="0"/>
-              </w:tcBorders>
-              <w:tcMar>
-                <w:right w:w="0" w:type="dxa"/>
-              </w:tcMar>
-              <w:vAlign w:val="bottom"/>
-            </w:tcPr>
-            <w:p>
-              <w:pPr>
-                <w:pStyle w:val="Titre1"/>
-                <w:jc w:val="right"/>
-                <w:rPr>
-                  <w:szCs w:val="18"/>
-                </w:rPr>
-              </w:pPr>
-              <w:r>
-                <w:rPr>
-                  <w:szCs w:val="18"/>
-                </w:rPr>
-                <w:t>LineAmount_Line_Lbl</w:t>
-              </w:r>
-            </w:p>
-          </w:tc>
-        </w:sdtContent>
-      </w:sdt>
-      <w:sdt>
-        <w:sdtPr>
-          <w:rPr>
-            <w:szCs w:val="18"/>
-          </w:rPr>
-          <w:alias w:val="#Nav: /Header/Line/VATPct_Line_Lbl"/>
-          <w:tag w:val="#Nav: Standard_Sales_Order_Conf/1305"/>
-          <w:id w:val="2095976510"/>
-          <w:placeholder>
-            <w:docPart w:val="7BECBE18CEF04507B084430683B0775D"/>
-          </w:placeholder>
-          <w:dataBinding w:prefixMappings="xmlns:ns0='urn:microsoft-dynamics-nav/reports/Standard_Sales_Order_Conf/1305/'" w:xpath="/ns0:NavWordReportXmlPart[1]/ns0:Header[1]/ns0:Line[1]/ns0:VATPct_Line_Lbl[1]" w:storeItemID="{534044D7-BF80-4F39-BB01-2EBB277C890C}"/>
-          <w:text/>
-        </w:sdtPr>
-        <w:sdtContent>
-          <w:tc>
-            <w:tcPr>
-              <w:tcW w:w="567" w:type="dxa"/>
-              <w:tcBorders>
-                <w:bottom w:val="single" w:color="auto" w:sz="4" w:space="0"/>
-              </w:tcBorders>
-              <w:vAlign w:val="bottom"/>
-            </w:tcPr>
-            <w:p>
-              <w:pPr>
-                <w:pStyle w:val="Titre1"/>
-                <w:jc w:val="right"/>
-                <w:rPr>
-                  <w:szCs w:val="18"/>
-                </w:rPr>
-              </w:pPr>
-              <w:r>
-                <w:rPr>
-                  <w:szCs w:val="18"/>
-                </w:rPr>
-                <w:t>VATPct_Line_Lbl</w:t>
-              </w:r>
-            </w:p>
-          </w:tc>
-        </w:sdtContent>
-      </w:sdt>
     </w:tr>
   </w:tbl>
   <w:p>
@@ -3319,6 +3362,7 @@
             <w:dataBinding w:prefixMappings="xmlns:ns0='urn:microsoft-dynamics-nav/reports/Standard_Sales_Order_Conf/1305/'" w:xpath="/ns0:NavWordReportXmlPart[1]/ns0:Header[1]/ns0:CompanyPicture[1]" w:storeItemID="{534044D7-BF80-4F39-BB01-2EBB277C890C}"/>
             <w:picture/>
           </w:sdtPr>
+          <w:sdtEndPr/>
           <w:sdtContent>
             <w:p>
               <w:pPr>
@@ -3422,7 +3466,9 @@
               <w:dataBinding w:prefixMappings="xmlns:ns0='urn:microsoft-dynamics-nav/reports/Standard_Sales_Order_Conf/1305/'" w:xpath="/ns0:NavWordReportXmlPart[1]/ns0:Header[1]/ns0:Invoice_Lbl[1]" w:storeItemID="{534044D7-BF80-4F39-BB01-2EBB277C890C}"/>
               <w:text/>
             </w:sdtPr>
+            <w:sdtEndPr/>
             <w:sdtContent>
+              <w:proofErr w:type="spellStart"/>
               <w:r>
                 <w:rPr>
                   <w:b/>
@@ -3431,6 +3477,7 @@
                 </w:rPr>
                 <w:t>Invoice_Lbl</w:t>
               </w:r>
+              <w:proofErr w:type="spellEnd"/>
             </w:sdtContent>
           </w:sdt>
           <w:r>
@@ -3457,7 +3504,9 @@
               <w:dataBinding w:prefixMappings="xmlns:ns0='urn:microsoft-dynamics-nav/reports/Standard_Sales_Order_Conf/1305/'" w:xpath="/ns0:NavWordReportXmlPart[1]/ns0:Header[1]/ns0:DocumentNo[1]" w:storeItemID="{534044D7-BF80-4F39-BB01-2EBB277C890C}"/>
               <w:text/>
             </w:sdtPr>
+            <w:sdtEndPr/>
             <w:sdtContent>
+              <w:proofErr w:type="spellStart"/>
               <w:r>
                 <w:rPr>
                   <w:b/>
@@ -3466,6 +3515,7 @@
                 </w:rPr>
                 <w:t>DocumentNo</w:t>
               </w:r>
+              <w:proofErr w:type="spellEnd"/>
             </w:sdtContent>
           </w:sdt>
         </w:p>
@@ -3488,6 +3538,7 @@
             <w:dataBinding w:prefixMappings="xmlns:ns0='urn:microsoft-dynamics-nav/reports/Standard_Sales_Order_Conf/1305/'" w:xpath="/ns0:NavWordReportXmlPart[1]/ns0:Header[1]/ns0:DocumentDate[1]" w:storeItemID="{534044D7-BF80-4F39-BB01-2EBB277C890C}"/>
             <w:text/>
           </w:sdtPr>
+          <w:sdtEndPr/>
           <w:sdtContent>
             <w:p>
               <w:pPr>
@@ -3502,6 +3553,7 @@
                   <w:lang w:val="fr-FR"/>
                 </w:rPr>
               </w:pPr>
+              <w:proofErr w:type="spellStart"/>
               <w:r>
                 <w:rPr>
                   <w:rFonts w:asciiTheme="majorHAnsi" w:hAnsiTheme="majorHAnsi"/>
@@ -3513,6 +3565,7 @@
                 </w:rPr>
                 <w:t>DocumentDate</w:t>
               </w:r>
+              <w:proofErr w:type="spellEnd"/>
             </w:p>
           </w:sdtContent>
         </w:sdt>
@@ -3548,7 +3601,9 @@
               <w:dataBinding w:prefixMappings="xmlns:ns0='urn:microsoft-dynamics-nav/reports/Standard_Sales_Order_Conf/1305/'" w:xpath="/ns0:NavWordReportXmlPart[1]/ns0:Header[1]/ns0:Page_Lbl[1]" w:storeItemID="{534044D7-BF80-4F39-BB01-2EBB277C890C}"/>
               <w:text/>
             </w:sdtPr>
+            <w:sdtEndPr/>
             <w:sdtContent>
+              <w:proofErr w:type="spellStart"/>
               <w:r>
                 <w:rPr>
                   <w:rFonts w:asciiTheme="majorHAnsi" w:hAnsiTheme="majorHAnsi"/>
@@ -3560,6 +3615,7 @@
                 </w:rPr>
                 <w:t>Page_Lbl</w:t>
               </w:r>
+              <w:proofErr w:type="spellEnd"/>
             </w:sdtContent>
           </w:sdt>
           <w:r>
@@ -5304,64 +5360,6 @@
     </w:docPart>
     <w:docPart>
       <w:docPartPr>
-        <w:name w:val="F92940ED750341C4AEBF803173464171"/>
-        <w:category>
-          <w:name w:val="Général"/>
-          <w:gallery w:val="placeholder"/>
-        </w:category>
-        <w:types>
-          <w:type w:val="bbPlcHdr"/>
-        </w:types>
-        <w:behaviors>
-          <w:behavior w:val="content"/>
-        </w:behaviors>
-        <w:guid w:val="{A8168B21-B684-46EA-8962-848EC9B470C5}"/>
-      </w:docPartPr>
-      <w:docPartBody>
-        <w:p>
-          <w:pPr>
-            <w:pStyle w:val="F92940ED750341C4AEBF803173464171"/>
-          </w:pPr>
-          <w:r>
-            <w:rPr>
-              <w:rStyle w:val="Textedelespacerserv"/>
-            </w:rPr>
-            <w:t>Click here to enter text.</w:t>
-          </w:r>
-        </w:p>
-      </w:docPartBody>
-    </w:docPart>
-    <w:docPart>
-      <w:docPartPr>
-        <w:name w:val="7BECBE18CEF04507B084430683B0775D"/>
-        <w:category>
-          <w:name w:val="Général"/>
-          <w:gallery w:val="placeholder"/>
-        </w:category>
-        <w:types>
-          <w:type w:val="bbPlcHdr"/>
-        </w:types>
-        <w:behaviors>
-          <w:behavior w:val="content"/>
-        </w:behaviors>
-        <w:guid w:val="{B213540D-C865-4BB5-BF20-4B099A88780D}"/>
-      </w:docPartPr>
-      <w:docPartBody>
-        <w:p>
-          <w:pPr>
-            <w:pStyle w:val="7BECBE18CEF04507B084430683B0775D"/>
-          </w:pPr>
-          <w:r>
-            <w:rPr>
-              <w:rStyle w:val="Textedelespacerserv"/>
-            </w:rPr>
-            <w:t>Click here to enter text.</w:t>
-          </w:r>
-        </w:p>
-      </w:docPartBody>
-    </w:docPart>
-    <w:docPart>
-      <w:docPartPr>
         <w:name w:val="BE0BAD3793BC47D18D591FAC29907553"/>
         <w:category>
           <w:name w:val="Général"/>
@@ -5503,6 +5501,7 @@
     <w:rsid w:val="00580879"/>
     <w:rsid w:val="006D6EBD"/>
     <w:rsid w:val="006E43C7"/>
+    <w:rsid w:val="00721771"/>
     <w:rsid w:val="00747F0A"/>
     <w:rsid w:val="007B7266"/>
     <w:rsid w:val="00805499"/>
@@ -6561,7 +6560,11 @@
 </we:webextension>
 </file>
 
-<file path=customXml/item1.xml>��< ? x m l   v e r s i o n = " 1 . 0 "   e n c o d i n g = " u t f - 1 6 " ? > +<file path=customXml/item1.xml><?xml version="1.0" encoding="utf-8"?>
+<b:Sources xmlns:b="http://schemas.openxmlformats.org/officeDocument/2006/bibliography" xmlns="http://schemas.openxmlformats.org/officeDocument/2006/bibliography" SelectedStyle="\APASixthEditionOfficeOnline.xsl" StyleName="APA" Version="6"/>
+</file>
+
+<file path=customXml/item2.xml>��< ? x m l   v e r s i o n = " 1 . 0 "   e n c o d i n g = " u t f - 1 6 " ? >   
  < N a v W o r d R e p o r t X m l P a r t   x m l n s = " u r n : m i c r o s o f t - d y n a m i c s - n a v / r e p o r t s / S t a n d a r d _ S a l e s _ O r d e r _ C o n f / 1 3 0 5 / " >   
@@ -7108,22 +7111,18 @@
  < / N a v W o r d R e p o r t X m l P a r t > 
 </file>
 
-<file path=customXml/item2.xml><?xml version="1.0" encoding="utf-8"?>
-<b:Sources xmlns:b="http://schemas.openxmlformats.org/officeDocument/2006/bibliography" xmlns="http://schemas.openxmlformats.org/officeDocument/2006/bibliography" SelectedStyle="\APASixthEditionOfficeOnline.xsl" StyleName="APA" Version="6"/>
+<file path=customXml/itemProps1.xml><?xml version="1.0" encoding="utf-8"?>
+<ds:datastoreItem xmlns:ds="http://schemas.openxmlformats.org/officeDocument/2006/customXml" ds:itemID="{AF0DAB20-447E-46A8-9033-E680D6E7DCDF}">
+  <ds:schemaRefs>
+    <ds:schemaRef ds:uri="http://schemas.openxmlformats.org/officeDocument/2006/bibliography"/>
+  </ds:schemaRefs>
+</ds:datastoreItem>
 </file>
 
-<file path=customXml/itemProps1.xml><?xml version="1.0" encoding="utf-8"?>
+<file path=customXml/itemProps2.xml><?xml version="1.0" encoding="utf-8"?>
 <ds:datastoreItem xmlns:ds="http://schemas.openxmlformats.org/officeDocument/2006/customXml" ds:itemID="{534044D7-BF80-4F39-BB01-2EBB277C890C}">
   <ds:schemaRefs>
     <ds:schemaRef ds:uri="urn:microsoft-dynamics-nav/reports/Standard_Sales_Order_Conf/1305/"/>
   </ds:schemaRefs>
 </ds:datastoreItem>
-</file>
-
-<file path=customXml/itemProps2.xml><?xml version="1.0" encoding="utf-8"?>
-<ds:datastoreItem xmlns:ds="http://schemas.openxmlformats.org/officeDocument/2006/customXml" ds:itemID="{AF0DAB20-447E-46A8-9033-E680D6E7DCDF}">
-  <ds:schemaRefs>
-    <ds:schemaRef ds:uri="http://schemas.openxmlformats.org/officeDocument/2006/bibliography"/>
-  </ds:schemaRefs>
-</ds:datastoreItem>
 </file>
--- a/ReportLayouts/wanSalesOrderConf.docx
+++ b/ReportLayouts/wanSalesOrderConf.docx
@@ -1609,15 +1609,16 @@
                           <w:sz w:val="18"/>
                           <w:szCs w:val="18"/>
                         </w:rPr>
+                        <w:alias w:val="#Nav: /Header/Line/wanTitleMemoPad"/>
+                        <w:tag w:val="#Nav: Standard_Sales_Order_Conf/1305"/>
                         <w:id w:val="-2020141013"/>
                         <w:placeholder>
                           <w:docPart w:val="DefaultPlaceholder_-1854013440"/>
                         </w:placeholder>
                         <w:dataBinding w:prefixMappings="xmlns:ns0='urn:microsoft-dynamics-nav/reports/Standard_Sales_Order_Conf/1305/' " w:xpath="/ns0:NavWordReportXmlPart[1]/ns0:Header[1]/ns0:Line[1]/ns0:wanTitleMemoPad[1]" w:storeItemID="{534044D7-BF80-4F39-BB01-2EBB277C890C}"/>
                         <w:text/>
-                        <w:alias w:val="#Nav: /Header/Line/wanTitleMemoPad"/>
-                        <w:tag w:val="#Nav: Standard_Sales_Order_Conf/1305"/>
                       </w:sdtPr>
+                      <w:sdtEndPr/>
                       <w:sdtContent>
                         <w:r>
                           <w:rPr>
@@ -1638,15 +1639,16 @@
                           <w:sz w:val="18"/>
                           <w:szCs w:val="18"/>
                         </w:rPr>
+                        <w:alias w:val="#Nav: /Header/Line/wanTotalMemoPad"/>
+                        <w:tag w:val="#Nav: Standard_Sales_Order_Conf/1305"/>
                         <w:id w:val="1767734348"/>
                         <w:placeholder>
                           <w:docPart w:val="DefaultPlaceholder_-1854013440"/>
                         </w:placeholder>
                         <w:dataBinding w:prefixMappings="xmlns:ns0='urn:microsoft-dynamics-nav/reports/Standard_Sales_Order_Conf/1305/' " w:xpath="/ns0:NavWordReportXmlPart[1]/ns0:Header[1]/ns0:Line[1]/ns0:wanTotalMemoPad[1]" w:storeItemID="{534044D7-BF80-4F39-BB01-2EBB277C890C}"/>
                         <w:text/>
-                        <w:alias w:val="#Nav: /Header/Line/wanTotalMemoPad"/>
-                        <w:tag w:val="#Nav: Standard_Sales_Order_Conf/1305"/>
                       </w:sdtPr>
+                      <w:sdtEndPr/>
                       <w:sdtContent>
                         <w:r>
                           <w:rPr>
@@ -1839,15 +1841,16 @@
                           <w:sz w:val="18"/>
                           <w:szCs w:val="18"/>
                         </w:rPr>
+                        <w:alias w:val="#Nav: /Header/Line/wanTotalLineAmount"/>
+                        <w:tag w:val="#Nav: Standard_Sales_Order_Conf/1305"/>
                         <w:id w:val="-1751659432"/>
                         <w:placeholder>
                           <w:docPart w:val="DefaultPlaceholder_-1854013440"/>
                         </w:placeholder>
                         <w:dataBinding w:prefixMappings="xmlns:ns0='urn:microsoft-dynamics-nav/reports/Standard_Sales_Order_Conf/1305/' " w:xpath="/ns0:NavWordReportXmlPart[1]/ns0:Header[1]/ns0:Line[1]/ns0:wanTotalLineAmount[1]" w:storeItemID="{534044D7-BF80-4F39-BB01-2EBB277C890C}"/>
                         <w:text/>
-                        <w:alias w:val="#Nav: /Header/Line/wanTotalLineAmount"/>
-                        <w:tag w:val="#Nav: Standard_Sales_Order_Conf/1305"/>
                       </w:sdtPr>
+                      <w:sdtEndPr/>
                       <w:sdtContent>
                         <w:r>
                           <w:rPr>
@@ -2664,31 +2667,6 @@
         </w:tc>
       </w:tr>
     </w:tbl>
-    <w:p>
-      <w:pPr>
-        <w:spacing w:after="160" w:line="259" w:lineRule="auto"/>
-        <w:rPr>
-          <w:sz w:val="12"/>
-          <w:szCs w:val="12"/>
-        </w:rPr>
-      </w:pPr>
-    </w:p>
-    <w:p>
-      <w:pPr>
-        <w:spacing w:after="160" w:line="259" w:lineRule="auto"/>
-        <w:rPr>
-          <w:sz w:val="12"/>
-          <w:szCs w:val="12"/>
-        </w:rPr>
-      </w:pPr>
-      <w:r>
-        <w:rPr>
-          <w:sz w:val="12"/>
-          <w:szCs w:val="12"/>
-        </w:rPr>
-        <w:br w:type="page"/>
-      </w:r>
-    </w:p>
     <w:p>
       <w:pPr>
         <w:spacing w:after="160" w:line="259" w:lineRule="auto"/>
@@ -5489,6 +5467,7 @@
     <w:rsid w:val="002537A1"/>
     <w:rsid w:val="00255395"/>
     <w:rsid w:val="00281485"/>
+    <w:rsid w:val="00290463"/>
     <w:rsid w:val="00366CEC"/>
     <w:rsid w:val="00397FD4"/>
     <w:rsid w:val="003E0246"/>
@@ -6560,549 +6539,1098 @@
 </we:webextension>
 </file>
 
-<file path=customXml/item1.xml><?xml version="1.0" encoding="utf-8"?>
+<file path=customXml/item1.xml>��< ? x m l   v e r s i o n = " 1 . 0 "   e n c o d i n g = " u t f - 1 6 " ? > + 
+ < N a v W o r d R e p o r t X m l P a r t   x m l n s = " u r n : m i c r o s o f t - d y n a m i c s - n a v / r e p o r t s / S t a n d a r d _ S a l e s _ O r d e r _ C o n f / 1 3 0 5 / " > + 
+     < H e a d e r > + 
+         < B i l l T o C o n t a c t E m a i l > B i l l T o C o n t a c t E m a i l < / B i l l T o C o n t a c t E m a i l > + 
+         < B i l l T o C o n t a c t E m a i l L b l > B i l l T o C o n t a c t E m a i l L b l < / B i l l T o C o n t a c t E m a i l L b l > + 
+         < B i l l T o C o n t a c t M o b i l e P h o n e N o > B i l l T o C o n t a c t M o b i l e P h o n e N o < / B i l l T o C o n t a c t M o b i l e P h o n e N o > + 
+         < B i l l T o C o n t a c t M o b i l e P h o n e N o L b l > B i l l T o C o n t a c t M o b i l e P h o n e N o L b l < / B i l l T o C o n t a c t M o b i l e P h o n e N o L b l > + 
+         < B i l l T o C o n t a c t P h o n e N o > B i l l T o C o n t a c t P h o n e N o < / B i l l T o C o n t a c t P h o n e N o > + 
+         < B i l l T o C o n t a c t P h o n e N o L b l > B i l l T o C o n t a c t P h o n e N o L b l < / B i l l T o C o n t a c t P h o n e N o L b l > + 
+         < B i l l t o C u s t o m e r N o _ L b l > B i l l t o C u s t o m e r N o _ L b l < / B i l l t o C u s t o m e r N o _ L b l > + 
+         < B i l l t o C u s t u m e r N o > B i l l t o C u s t u m e r N o < / B i l l t o C u s t u m e r N o > + 
+         < C o m p a n y A d d r e s s 1 > C o m p a n y A d d r e s s 1 < / C o m p a n y A d d r e s s 1 > + 
+         < C o m p a n y A d d r e s s 2 > C o m p a n y A d d r e s s 2 < / C o m p a n y A d d r e s s 2 > + 
+         < C o m p a n y A d d r e s s 3 > C o m p a n y A d d r e s s 3 < / C o m p a n y A d d r e s s 3 > + 
+         < C o m p a n y A d d r e s s 4 > C o m p a n y A d d r e s s 4 < / C o m p a n y A d d r e s s 4 > + 
+         < C o m p a n y A d d r e s s 5 > C o m p a n y A d d r e s s 5 < / C o m p a n y A d d r e s s 5 > + 
+         < C o m p a n y A d d r e s s 6 > C o m p a n y A d d r e s s 6 < / C o m p a n y A d d r e s s 6 > + 
+         < C o m p a n y A d d r e s s 7 > C o m p a n y A d d r e s s 7 < / C o m p a n y A d d r e s s 7 > + 
+         < C o m p a n y A d d r e s s 8 > C o m p a n y A d d r e s s 8 < / C o m p a n y A d d r e s s 8 > + 
+         < C o m p a n y B a n k A c c o u n t N o > C o m p a n y B a n k A c c o u n t N o < / C o m p a n y B a n k A c c o u n t N o > + 
+         < C o m p a n y B a n k A c c o u n t N o _ L b l > C o m p a n y B a n k A c c o u n t N o _ L b l < / C o m p a n y B a n k A c c o u n t N o _ L b l > + 
+         < C o m p a n y B a n k B r a n c h N o > C o m p a n y B a n k B r a n c h N o < / C o m p a n y B a n k B r a n c h N o > + 
+         < C o m p a n y B a n k B r a n c h N o _ L b l > C o m p a n y B a n k B r a n c h N o _ L b l < / C o m p a n y B a n k B r a n c h N o _ L b l > + 
+         < C o m p a n y B a n k N a m e > C o m p a n y B a n k N a m e < / C o m p a n y B a n k N a m e > + 
+         < C o m p a n y B a n k N a m e _ L b l > C o m p a n y B a n k N a m e _ L b l < / C o m p a n y B a n k N a m e _ L b l > + 
+         < C o m p a n y C u s t o m G i r o > C o m p a n y C u s t o m G i r o < / C o m p a n y C u s t o m G i r o > + 
+         < C o m p a n y C u s t o m G i r o _ L b l > C o m p a n y C u s t o m G i r o _ L b l < / C o m p a n y C u s t o m G i r o _ L b l > + 
+         < C o m p a n y E M a i l > C o m p a n y E M a i l < / C o m p a n y E M a i l > + 
+         < C o m p a n y G i r o N o > C o m p a n y G i r o N o < / C o m p a n y G i r o N o > + 
+         < C o m p a n y G i r o N o _ L b l > C o m p a n y G i r o N o _ L b l < / C o m p a n y G i r o N o _ L b l > + 
+         < C o m p a n y H o m e P a g e > C o m p a n y H o m e P a g e < / C o m p a n y H o m e P a g e > + 
+         < C o m p a n y I B A N > C o m p a n y I B A N < / C o m p a n y I B A N > + 
+         < C o m p a n y I B A N _ L b l > C o m p a n y I B A N _ L b l < / C o m p a n y I B A N _ L b l > + 
+         < C o m p a n y L e g a l O f f i c e > C o m p a n y L e g a l O f f i c e < / C o m p a n y L e g a l O f f i c e > + 
+         < C o m p a n y L e g a l O f f i c e _ L b l > C o m p a n y L e g a l O f f i c e _ L b l < / C o m p a n y L e g a l O f f i c e _ L b l > + 
+         < C o m p a n y L e g a l S t a t e m e n t > C o m p a n y L e g a l S t a t e m e n t < / C o m p a n y L e g a l S t a t e m e n t > + 
+         < C o m p a n y L o g o P o s i t i o n > C o m p a n y L o g o P o s i t i o n < / C o m p a n y L o g o P o s i t i o n > + 
+         < C o m p a n y P h o n e N o > C o m p a n y P h o n e N o < / C o m p a n y P h o n e N o > + 
+         < C o m p a n y P h o n e N o _ L b l > C o m p a n y P h o n e N o _ L b l < / C o m p a n y P h o n e N o _ L b l > + 
+         < C o m p a n y P i c t u r e   / > + 
+         < C o m p a n y R e g i s t r a t i o n N u m b e r > C o m p a n y R e g i s t r a t i o n N u m b e r < / C o m p a n y R e g i s t r a t i o n N u m b e r > + 
+         < C o m p a n y R e g i s t r a t i o n N u m b e r _ L b l > C o m p a n y R e g i s t r a t i o n N u m b e r _ L b l < / C o m p a n y R e g i s t r a t i o n N u m b e r _ L b l > + 
+         < C o m p a n y S W I F T > C o m p a n y S W I F T < / C o m p a n y S W I F T > + 
+         < C o m p a n y S W I F T _ L b l > C o m p a n y S W I F T _ L b l < / C o m p a n y S W I F T _ L b l > + 
+         < C o m p a n y V A T R e g i s t r a t i o n N o > C o m p a n y V A T R e g i s t r a t i o n N o < / C o m p a n y V A T R e g i s t r a t i o n N o > + 
+         < C o m p a n y V A T R e g i s t r a t i o n N o _ L b l > C o m p a n y V A T R e g i s t r a t i o n N o _ L b l < / C o m p a n y V A T R e g i s t r a t i o n N o _ L b l > + 
+         < C o m p a n y V A T R e g N o > C o m p a n y V A T R e g N o < / C o m p a n y V A T R e g N o > + 
+         < C o m p a n y V A T R e g N o _ L b l > C o m p a n y V A T R e g N o _ L b l < / C o m p a n y V A T R e g N o _ L b l > + 
+         < C o p y _ L b l > C o p y _ L b l < / C o p y _ L b l > + 
+         < C u s t o m e r A d d r e s s 1 > C u s t o m e r A d d r e s s 1 < / C u s t o m e r A d d r e s s 1 > + 
+         < C u s t o m e r A d d r e s s 2 > C u s t o m e r A d d r e s s 2 < / C u s t o m e r A d d r e s s 2 > + 
+         < C u s t o m e r A d d r e s s 3 > C u s t o m e r A d d r e s s 3 < / C u s t o m e r A d d r e s s 3 > + 
+         < C u s t o m e r A d d r e s s 4 > C u s t o m e r A d d r e s s 4 < / C u s t o m e r A d d r e s s 4 > + 
+         < C u s t o m e r A d d r e s s 5 > C u s t o m e r A d d r e s s 5 < / C u s t o m e r A d d r e s s 5 > + 
+         < C u s t o m e r A d d r e s s 6 > C u s t o m e r A d d r e s s 6 < / C u s t o m e r A d d r e s s 6 > + 
+         < C u s t o m e r A d d r e s s 7 > C u s t o m e r A d d r e s s 7 < / C u s t o m e r A d d r e s s 7 > + 
+         < C u s t o m e r A d d r e s s 8 > C u s t o m e r A d d r e s s 8 < / C u s t o m e r A d d r e s s 8 > + 
+         < C u s t o m e r P o s t a l B a r C o d e > C u s t o m e r P o s t a l B a r C o d e < / C u s t o m e r P o s t a l B a r C o d e > + 
+         < D o c u m e n t C o p y T e x t > D o c u m e n t C o p y T e x t < / D o c u m e n t C o p y T e x t > + 
+         < D o c u m e n t D a t e > D o c u m e n t D a t e < / D o c u m e n t D a t e > + 
+         < D o c u m e n t D a t e _ L b l > D o c u m e n t D a t e _ L b l < / D o c u m e n t D a t e _ L b l > + 
+         < D o c u m e n t N o > D o c u m e n t N o < / D o c u m e n t N o > + 
+         < D o c u m e n t N o _ L b l > D o c u m e n t N o _ L b l < / D o c u m e n t N o _ L b l > + 
+         < D u e D a t e > D u e D a t e < / D u e D a t e > + 
+         < D u e D a t e _ L b l > D u e D a t e _ L b l < / D u e D a t e _ L b l > + 
+         < E M a i l _ L b l > E M a i l _ L b l < / E M a i l _ L b l > + 
+         < E x c h a n g e R a t e A s T e x t > E x c h a n g e R a t e A s T e x t < / E x c h a n g e R a t e A s T e x t > + 
+         < E x t D o c N o _ S a l e s H e a d e r > E x t D o c N o _ S a l e s H e a d e r < / E x t D o c N o _ S a l e s H e a d e r > + 
+         < E x t D o c N o _ S a l e s H e a d e r _ L b l > E x t D o c N o _ S a l e s H e a d e r _ L b l < / E x t D o c N o _ S a l e s H e a d e r _ L b l > + 
+         < G l o b a l L o c a t i o n N u m b e r > G l o b a l L o c a t i o n N u m b e r < / G l o b a l L o c a t i o n N u m b e r > + 
+         < G l o b a l L o c a t i o n N u m b e r _ L b l > G l o b a l L o c a t i o n N u m b e r _ L b l < / G l o b a l L o c a t i o n N u m b e r _ L b l > + 
+         < H o m e P a g e _ L b l > H o m e P a g e _ L b l < / H o m e P a g e _ L b l > + 
+         < I n v o i c e D i s c o u n t A m o u n t _ L b l > I n v o i c e D i s c o u n t A m o u n t _ L b l < / I n v o i c e D i s c o u n t A m o u n t _ L b l > + 
+         < I n v o i c e D i s c o u n t B a s e A m o u n t _ L b l > I n v o i c e D i s c o u n t B a s e A m o u n t _ L b l < / I n v o i c e D i s c o u n t B a s e A m o u n t _ L b l > + 
+         < I n v o i c e _ L b l > I n v o i c e _ L b l < / I n v o i c e _ L b l > + 
+         < L e g a l E n t i t y T y p e > L e g a l E n t i t y T y p e < / L e g a l E n t i t y T y p e > + 
+         < L e g a l E n t i t y T y p e _ L b l > L e g a l E n t i t y T y p e _ L b l < / L e g a l E n t i t y T y p e _ L b l > + 
+         < L i n e A m o u n t A f t e r I n v o i c e D i s c o u n t _ L b l > L i n e A m o u n t A f t e r I n v o i c e D i s c o u n t _ L b l < / L i n e A m o u n t A f t e r I n v o i c e D i s c o u n t _ L b l > + 
+         < L o c a l C u r r e n c y _ L b l > L o c a l C u r r e n c y _ L b l < / L o c a l C u r r e n c y _ L b l > + 
+         < P a g e _ L b l > P a g e _ L b l < / P a g e _ L b l > + 
+         < P a y m e n t M e t h o d D e s c r i p t i o n > P a y m e n t M e t h o d D e s c r i p t i o n < / P a y m e n t M e t h o d D e s c r i p t i o n > + 
+         < P a y m e n t M e t h o d D e s c r i p t i o n _ L b l > P a y m e n t M e t h o d D e s c r i p t i o n _ L b l < / P a y m e n t M e t h o d D e s c r i p t i o n _ L b l > + 
+         < P a y m e n t T e r m s D e s c r i p t i o n > P a y m e n t T e r m s D e s c r i p t i o n < / P a y m e n t T e r m s D e s c r i p t i o n > + 
+         < P a y m e n t T e r m s D e s c r i p t i o n _ L b l > P a y m e n t T e r m s D e s c r i p t i o n _ L b l < / P a y m e n t T e r m s D e s c r i p t i o n _ L b l > + 
+         < P r i c e s I n c l u d i n g V A T > P r i c e s I n c l u d i n g V A T < / P r i c e s I n c l u d i n g V A T > + 
+         < P r i c e s I n c l u d i n g V A T Y e s N o > P r i c e s I n c l u d i n g V A T Y e s N o < / P r i c e s I n c l u d i n g V A T Y e s N o > + 
+         < P r i c e s I n c l u d i n g V A T _ L b l > P r i c e s I n c l u d i n g V A T _ L b l < / P r i c e s I n c l u d i n g V A T _ L b l > + 
+         < Q u o t e N o > Q u o t e N o < / Q u o t e N o > + 
+         < Q u o t e N o _ L b l > Q u o t e N o _ L b l < / Q u o t e N o _ L b l > + 
+         < S a l e s I n v o i c e L i n e D i s c o u n t _ L b l > S a l e s I n v o i c e L i n e D i s c o u n t _ L b l < / S a l e s I n v o i c e L i n e D i s c o u n t _ L b l > + 
+         < S a l e s P e r s o n N a m e > S a l e s P e r s o n N a m e < / S a l e s P e r s o n N a m e > + 
+         < S a l e s P e r s o n T e x t _ L b l > S a l e s P e r s o n T e x t _ L b l < / S a l e s P e r s o n T e x t _ L b l > + 
+         < S a l e s P e r s o n _ L b l > S a l e s P e r s o n _ L b l < / S a l e s P e r s o n _ L b l > + 
+         < S e l l T o C o n t a c t E m a i l > S e l l T o C o n t a c t E m a i l < / S e l l T o C o n t a c t E m a i l > + 
+         < S e l l T o C o n t a c t E m a i l L b l > S e l l T o C o n t a c t E m a i l L b l < / S e l l T o C o n t a c t E m a i l L b l > + 
+         < S e l l T o C o n t a c t M o b i l e P h o n e N o > S e l l T o C o n t a c t M o b i l e P h o n e N o < / S e l l T o C o n t a c t M o b i l e P h o n e N o > + 
+         < S e l l T o C o n t a c t M o b i l e P h o n e N o L b l > S e l l T o C o n t a c t M o b i l e P h o n e N o L b l < / S e l l T o C o n t a c t M o b i l e P h o n e N o L b l > + 
+         < S e l l T o C o n t a c t P h o n e N o > S e l l T o C o n t a c t P h o n e N o < / S e l l T o C o n t a c t P h o n e N o > + 
+         < S e l l T o C o n t a c t P h o n e N o L b l > S e l l T o C o n t a c t P h o n e N o L b l < / S e l l T o C o n t a c t P h o n e N o L b l > + 
+         < S e l l t o C u s t o m e r N o > S e l l t o C u s t o m e r N o < / S e l l t o C u s t o m e r N o > + 
+         < S e l l t o C u s t o m e r N o _ L b l > S e l l t o C u s t o m e r N o _ L b l < / S e l l t o C u s t o m e r N o _ L b l > + 
+         < S e l l T o F a x N o > S e l l T o F a x N o < / S e l l T o F a x N o > + 
+         < S e l l T o P h o n e N o > S e l l T o P h o n e N o < / S e l l T o P h o n e N o > + 
+         < S h i p m e n t D a t e > S h i p m e n t D a t e < / S h i p m e n t D a t e > + 
+         < S h i p m e n t D a t e _ L b l > S h i p m e n t D a t e _ L b l < / S h i p m e n t D a t e _ L b l > + 
+         < S h i p m e n t M e t h o d D e s c r i p t i o n > S h i p m e n t M e t h o d D e s c r i p t i o n < / S h i p m e n t M e t h o d D e s c r i p t i o n > + 
+         < S h i p m e n t M e t h o d D e s c r i p t i o n _ L b l > S h i p m e n t M e t h o d D e s c r i p t i o n _ L b l < / S h i p m e n t M e t h o d D e s c r i p t i o n _ L b l > + 
+         < S h i p m e n t _ L b l > S h i p m e n t _ L b l < / S h i p m e n t _ L b l > + 
+         < S h i p T o A d d r e s s 1 > S h i p T o A d d r e s s 1 < / S h i p T o A d d r e s s 1 > + 
+         < S h i p T o A d d r e s s 2 > S h i p T o A d d r e s s 2 < / S h i p T o A d d r e s s 2 > + 
+         < S h i p T o A d d r e s s 3 > S h i p T o A d d r e s s 3 < / S h i p T o A d d r e s s 3 > + 
+         < S h i p T o A d d r e s s 4 > S h i p T o A d d r e s s 4 < / S h i p T o A d d r e s s 4 > + 
+         < S h i p T o A d d r e s s 5 > S h i p T o A d d r e s s 5 < / S h i p T o A d d r e s s 5 > + 
+         < S h i p T o A d d r e s s 6 > S h i p T o A d d r e s s 6 < / S h i p T o A d d r e s s 6 > + 
+         < S h i p T o A d d r e s s 7 > S h i p T o A d d r e s s 7 < / S h i p T o A d d r e s s 7 > + 
+         < S h i p T o A d d r e s s 8 > S h i p T o A d d r e s s 8 < / S h i p T o A d d r e s s 8 > + 
+         < S h i p T o A d d r e s s _ L b l > S h i p T o A d d r e s s _ L b l < / S h i p T o A d d r e s s _ L b l > + 
+         < S h i p T o P h o n e N o > S h i p T o P h o n e N o < / S h i p T o P h o n e N o > + 
+         < S h o w S h i p p i n g A d d r e s s > S h o w S h i p p i n g A d d r e s s < / S h o w S h i p p i n g A d d r e s s > + 
+         < S h o w W o r k D e s c r i p t i o n > S h o w W o r k D e s c r i p t i o n < / S h o w W o r k D e s c r i p t i o n > + 
+         < S u b t o t a l _ L b l > S u b t o t a l _ L b l < / S u b t o t a l _ L b l > + 
+         < T o t a l _ L b l > T o t a l _ L b l < / T o t a l _ L b l > + 
+         < V A T A m o u n t S p e c i f i c a t i o n _ L b l > V A T A m o u n t S p e c i f i c a t i o n _ L b l < / V A T A m o u n t S p e c i f i c a t i o n _ L b l > + 
+         < V A T A m o u n t _ L b l > V A T A m o u n t _ L b l < / V A T A m o u n t _ L b l > + 
+         < V A T B a s e _ L b l > V A T B a s e _ L b l < / V A T B a s e _ L b l > + 
+         < V A T C l a u s e s _ L b l > V A T C l a u s e s _ L b l < / V A T C l a u s e s _ L b l > + 
+         < V A T C l a u s e _ L b l > V A T C l a u s e _ L b l < / V A T C l a u s e _ L b l > + 
+         < V A T I d e n t i f i e r _ L b l > V A T I d e n t i f i e r _ L b l < / V A T I d e n t i f i e r _ L b l > + 
+         < V A T P e r c e n t a g e _ L b l > V A T P e r c e n t a g e _ L b l < / V A T P e r c e n t a g e _ L b l > + 
+         < V A T R e g i s t r a t i o n N o > V A T R e g i s t r a t i o n N o < / V A T R e g i s t r a t i o n N o > + 
+         < V A T R e g i s t r a t i o n N o _ L b l > V A T R e g i s t r a t i o n N o _ L b l < / V A T R e g i s t r a t i o n N o _ L b l > + 
+         < w a n B i l l T o A d d r e s s > w a n B i l l T o A d d r e s s < / w a n B i l l T o A d d r e s s > + 
+         < w a n B i l l T o A d d r e s s _ L b l > w a n B i l l T o A d d r e s s _ L b l < / w a n B i l l T o A d d r e s s _ L b l > + 
+         < w a n C o m p a n y A d d r e s s > w a n C o m p a n y A d d r e s s < / w a n C o m p a n y A d d r e s s > + 
+         < w a n C o m p a n y C o n t a c t I n f o > w a n C o m p a n y C o n t a c t I n f o < / w a n C o m p a n y C o n t a c t I n f o > + 
+         < w a n C o m p a n y L e g a l I n f o > w a n C o m p a n y L e g a l I n f o < / w a n C o m p a n y L e g a l I n f o > + 
+         < w a n M a i l B o d y T e x t > w a n M a i l B o d y T e x t < / w a n M a i l B o d y T e x t > + 
+         < w a n M a i l C l o s i n g T e x t > w a n M a i l C l o s i n g T e x t < / w a n M a i l C l o s i n g T e x t > + 
+         < w a n M a i l G r e e t i n g T e x t > w a n M a i l G r e e t i n g T e x t < / w a n M a i l G r e e t i n g T e x t > + 
+         < w a n O u r A c c o u n t N o > w a n O u r A c c o u n t N o < / w a n O u r A c c o u n t N o > + 
+         < w a n O u r A c c o u n t N o _ L b l > w a n O u r A c c o u n t N o _ L b l < / w a n O u r A c c o u n t N o _ L b l > + 
+         < w a n P r o m D e l i v D a t e > w a n P r o m D e l i v D a t e < / w a n P r o m D e l i v D a t e > + 
+         < w a n P r o m D e l i v D a t e _ L b l > w a n P r o m D e l i v D a t e _ L b l < / w a n P r o m D e l i v D a t e _ L b l > + 
+         < w a n Q u o t e N o _ L b l > w a n Q u o t e N o _ L b l < / w a n Q u o t e N o _ L b l > + 
+         < w a n R e g i s t r a t i o n N o _ L b l > w a n R e g i s t r a t i o n N o _ L b l < / w a n R e g i s t r a t i o n N o _ L b l > + 
+         < w a n R e q D e l i v D a t e > w a n R e q D e l i v D a t e < / w a n R e q D e l i v D a t e > + 
+         < w a n R e q D e l i v D a t e _ L b l > w a n R e q D e l i v D a t e _ L b l < / w a n R e q D e l i v D a t e _ L b l > + 
+         < w a n S e l l T o A d d r e s s > w a n S e l l T o A d d r e s s < / w a n S e l l T o A d d r e s s > + 
+         < w a n S e l l T o A d d r e s s _ L b l > w a n S e l l T o A d d r e s s _ L b l < / w a n S e l l T o A d d r e s s _ L b l > + 
+         < w a n S h i p m e n t M e t h o d D e s c r i p t i o n _ L b l > w a n S h i p m e n t M e t h o d D e s c r i p t i o n _ L b l < / w a n S h i p m e n t M e t h o d D e s c r i p t i o n _ L b l > + 
+         < w a n S h i p T o A d d r e s s > w a n S h i p T o A d d r e s s < / w a n S h i p T o A d d r e s s > + 
+         < w a n S h i p T o A d d r e s s _ L b l > w a n S h i p T o A d d r e s s _ L b l < / w a n S h i p T o A d d r e s s _ L b l > + 
+         < w a n V A T C l a u s e > w a n V A T C l a u s e < / w a n V A T C l a u s e > + 
+         < w a n V e r s i o n > w a n V e r s i o n < / w a n V e r s i o n > + 
+         < Y o u r R e f e r e n c e > Y o u r R e f e r e n c e < / Y o u r R e f e r e n c e > + 
+         < Y o u r R e f e r e n c e _ L b l > Y o u r R e f e r e n c e _ L b l < / Y o u r R e f e r e n c e _ L b l > + 
+         < L i n e > + 
+             < A m o u n t E x c l u d i n g V A T _ L i n e > A m o u n t E x c l u d i n g V A T _ L i n e < / A m o u n t E x c l u d i n g V A T _ L i n e > + 
+             < A m o u n t E x c l u d i n g V A T _ L i n e _ L b l > A m o u n t E x c l u d i n g V A T _ L i n e _ L b l < / A m o u n t E x c l u d i n g V A T _ L i n e _ L b l > + 
+             < A m o u n t I n c l u d i n g V A T _ L i n e > A m o u n t I n c l u d i n g V A T _ L i n e < / A m o u n t I n c l u d i n g V A T _ L i n e > + 
+             < A m o u n t I n c l u d i n g V A T _ L i n e _ L b l > A m o u n t I n c l u d i n g V A T _ L i n e _ L b l < / A m o u n t I n c l u d i n g V A T _ L i n e _ L b l > + 
+             < D e s c r i p t i o n _ L i n e > D e s c r i p t i o n _ L i n e < / D e s c r i p t i o n _ L i n e > + 
+             < D e s c r i p t i o n _ L i n e _ L b l > D e s c r i p t i o n _ L i n e _ L b l < / D e s c r i p t i o n _ L i n e _ L b l > + 
+             < I t e m N o _ L i n e > I t e m N o _ L i n e < / I t e m N o _ L i n e > + 
+             < I t e m N o _ L i n e _ L b l > I t e m N o _ L i n e _ L b l < / I t e m N o _ L i n e _ L b l > + 
+             < I t e m R e f e r e n c e N o > I t e m R e f e r e n c e N o < / I t e m R e f e r e n c e N o > + 
+             < I t e m R e f e r e n c e N o _ L b l > I t e m R e f e r e n c e N o _ L b l < / I t e m R e f e r e n c e N o _ L b l > + 
+             < L i n e A m o u n t _ L i n e > L i n e A m o u n t _ L i n e < / L i n e A m o u n t _ L i n e > + 
+             < L i n e A m o u n t _ L i n e _ L b l > L i n e A m o u n t _ L i n e _ L b l < / L i n e A m o u n t _ L i n e _ L b l > + 
+             < L i n e D i s c o u n t P e r c e n t T e x t _ L i n e > L i n e D i s c o u n t P e r c e n t T e x t _ L i n e < / L i n e D i s c o u n t P e r c e n t T e x t _ L i n e > + 
+             < L i n e D i s c o u n t P e r c e n t _ L i n e > L i n e D i s c o u n t P e r c e n t _ L i n e < / L i n e D i s c o u n t P e r c e n t _ L i n e > + 
+             < L i n e N o _ L i n e > L i n e N o _ L i n e < / L i n e N o _ L i n e > + 
+             < P l a n n e d S h i p m e n t D a t e _ L i n e > P l a n n e d S h i p m e n t D a t e _ L i n e < / P l a n n e d S h i p m e n t D a t e _ L i n e > + 
+             < P l a n n e d S h i p m e n t D a t e _ L i n e _ L b l > P l a n n e d S h i p m e n t D a t e _ L i n e _ L b l < / P l a n n e d S h i p m e n t D a t e _ L i n e _ L b l > + 
+             < Q u a n t i t y _ L i n e > Q u a n t i t y _ L i n e < / Q u a n t i t y _ L i n e > + 
+             < Q u a n t i t y _ L i n e _ L b l > Q u a n t i t y _ L i n e _ L b l < / Q u a n t i t y _ L i n e _ L b l > + 
+             < S h i p m e n t D a t e _ L i n e > S h i p m e n t D a t e _ L i n e < / S h i p m e n t D a t e _ L i n e > + 
+             < S h i p m e n t D a t e _ L i n e _ L b l > S h i p m e n t D a t e _ L i n e _ L b l < / S h i p m e n t D a t e _ L i n e _ L b l > + 
+             < T r a n s H e a d e r A m o u n t > T r a n s H e a d e r A m o u n t < / T r a n s H e a d e r A m o u n t > + 
+             < T y p e _ L i n e > T y p e _ L i n e < / T y p e _ L i n e > + 
+             < U n i t O f M e a s u r e > U n i t O f M e a s u r e < / U n i t O f M e a s u r e > + 
+             < U n i t O f M e a s u r e _ L b l > U n i t O f M e a s u r e _ L b l < / U n i t O f M e a s u r e _ L b l > + 
+             < U n i t P r i c e > U n i t P r i c e < / U n i t P r i c e > + 
+             < U n i t P r i c e _ L b l > U n i t P r i c e _ L b l < / U n i t P r i c e _ L b l > + 
+             < V A T I d e n t i f i e r _ L i n e > V A T I d e n t i f i e r _ L i n e < / V A T I d e n t i f i e r _ L i n e > + 
+             < V A T I d e n t i f i e r _ L i n e _ L b l > V A T I d e n t i f i e r _ L i n e _ L b l < / V A T I d e n t i f i e r _ L i n e _ L b l > + 
+             < V A T P c t _ L i n e > V A T P c t _ L i n e < / V A T P c t _ L i n e > + 
+             < V A T P c t _ L i n e _ L b l > V A T P c t _ L i n e _ L b l < / V A T P c t _ L i n e _ L b l > + 
+             < w a n L i n e D i s c P e r c e n t > w a n L i n e D i s c P e r c e n t < / w a n L i n e D i s c P e r c e n t > + 
+             < w a n L i n e D i s c P e r c e n t _ L b l > w a n L i n e D i s c P e r c e n t _ L b l < / w a n L i n e D i s c P e r c e n t _ L b l > + 
+             < w a n M e m o P a d > w a n M e m o P a d < / w a n M e m o P a d > + 
+             < w a n P o s i t i o n > w a n P o s i t i o n < / w a n P o s i t i o n > + 
+             < w a n Q u a n t i t y _ U O M > w a n Q u a n t i t y _ U O M < / w a n Q u a n t i t y _ U O M > + 
+             < w a n T i t l e M e m o P a d > w a n T i t l e M e m o P a d < / w a n T i t l e M e m o P a d > + 
+             < w a n T o t a l L i n e A m o u n t > w a n T o t a l L i n e A m o u n t < / w a n T o t a l L i n e A m o u n t > + 
+             < w a n T o t a l M e m o P a d > w a n T o t a l M e m o P a d < / w a n T o t a l M e m o P a d > + 
+             < A s s e m b l y L i n e > + 
+                 < D e s c r i p t i o n _ A s s e m b l y L i n e > D e s c r i p t i o n _ A s s e m b l y L i n e < / D e s c r i p t i o n _ A s s e m b l y L i n e > + 
+                 < L i n e N o _ A s s e m b l y L i n e > L i n e N o _ A s s e m b l y L i n e < / L i n e N o _ A s s e m b l y L i n e > + 
+                 < Q u a n t i t y _ A s s e m b l y L i n e > Q u a n t i t y _ A s s e m b l y L i n e < / Q u a n t i t y _ A s s e m b l y L i n e > + 
+                 < U n i t O f M e a s u r e _ A s s e m b l y L i n e > U n i t O f M e a s u r e _ A s s e m b l y L i n e < / U n i t O f M e a s u r e _ A s s e m b l y L i n e > + 
+                 < V a r i a n t C o d e _ A s s e m b l y L i n e > V a r i a n t C o d e _ A s s e m b l y L i n e < / V a r i a n t C o d e _ A s s e m b l y L i n e > + 
+             < / A s s e m b l y L i n e > + 
+         < / L i n e > + 
+         < W o r k D e s c r i p t i o n L i n e s > + 
+             < W o r k D e s c r i p t i o n L i n e > W o r k D e s c r i p t i o n L i n e < / W o r k D e s c r i p t i o n L i n e > + 
+             < W o r k D e s c r i p t i o n L i n e N u m b e r > W o r k D e s c r i p t i o n L i n e N u m b e r < / W o r k D e s c r i p t i o n L i n e N u m b e r > + 
+         < / W o r k D e s c r i p t i o n L i n e s > + 
+         < V A T A m o u n t L i n e > + 
+             < I n v o i c e D i s c o u n t A m o u n t _ V A T A m o u n t L i n e > I n v o i c e D i s c o u n t A m o u n t _ V A T A m o u n t L i n e < / I n v o i c e D i s c o u n t A m o u n t _ V A T A m o u n t L i n e > + 
+             < I n v o i c e D i s c o u n t A m o u n t _ V A T A m o u n t L i n e _ L b l > I n v o i c e D i s c o u n t A m o u n t _ V A T A m o u n t L i n e _ L b l < / I n v o i c e D i s c o u n t A m o u n t _ V A T A m o u n t L i n e _ L b l > + 
+             < I n v o i c e D i s c o u n t B a s e A m o u n t _ V A T A m o u n t L i n e > I n v o i c e D i s c o u n t B a s e A m o u n t _ V A T A m o u n t L i n e < / I n v o i c e D i s c o u n t B a s e A m o u n t _ V A T A m o u n t L i n e > + 
+             < I n v o i c e D i s c o u n t B a s e A m o u n t _ V A T A m o u n t L i n e _ L b l > I n v o i c e D i s c o u n t B a s e A m o u n t _ V A T A m o u n t L i n e _ L b l < / I n v o i c e D i s c o u n t B a s e A m o u n t _ V A T A m o u n t L i n e _ L b l > + 
+             < L i n e A m o u n t _ V a t A m o u n t L i n e > L i n e A m o u n t _ V a t A m o u n t L i n e < / L i n e A m o u n t _ V a t A m o u n t L i n e > + 
+             < L i n e A m o u n t _ V a t A m o u n t L i n e _ L b l > L i n e A m o u n t _ V a t A m o u n t L i n e _ L b l < / L i n e A m o u n t _ V a t A m o u n t L i n e _ L b l > + 
+             < N o O f V A T I d e n t i f i e r s > N o O f V A T I d e n t i f i e r s < / N o O f V A T I d e n t i f i e r s > + 
+             < V A T A m o u n t L C Y _ V A T A m o u n t L i n e > V A T A m o u n t L C Y _ V A T A m o u n t L i n e < / V A T A m o u n t L C Y _ V A T A m o u n t L i n e > + 
+             < V A T A m o u n t L C Y _ V A T A m o u n t L i n e _ L b l > V A T A m o u n t L C Y _ V A T A m o u n t L i n e _ L b l < / V A T A m o u n t L C Y _ V A T A m o u n t L i n e _ L b l > + 
+             < V A T A m o u n t _ V a t A m o u n t L i n e > V A T A m o u n t _ V a t A m o u n t L i n e < / V A T A m o u n t _ V a t A m o u n t L i n e > + 
+             < V A T A m o u n t _ V a t A m o u n t L i n e _ L b l > V A T A m o u n t _ V a t A m o u n t L i n e _ L b l < / V A T A m o u n t _ V a t A m o u n t L i n e _ L b l > + 
+             < V A T B a s e L C Y _ V A T A m o u n t L i n e > V A T B a s e L C Y _ V A T A m o u n t L i n e < / V A T B a s e L C Y _ V A T A m o u n t L i n e > + 
+             < V A T B a s e L C Y _ V A T A m o u n t L i n e _ L b l > V A T B a s e L C Y _ V A T A m o u n t L i n e _ L b l < / V A T B a s e L C Y _ V A T A m o u n t L i n e _ L b l > + 
+             < V A T B a s e _ V a t A m o u n t L i n e > V A T B a s e _ V a t A m o u n t L i n e < / V A T B a s e _ V a t A m o u n t L i n e > + 
+             < V A T B a s e _ V a t A m o u n t L i n e _ L b l > V A T B a s e _ V a t A m o u n t L i n e _ L b l < / V A T B a s e _ V a t A m o u n t L i n e _ L b l > + 
+             < V A T I d e n t i f i e r _ V a t A m o u n t L i n e > V A T I d e n t i f i e r _ V a t A m o u n t L i n e < / V A T I d e n t i f i e r _ V a t A m o u n t L i n e > + 
+             < V A T I d e n t i f i e r _ V a t A m o u n t L i n e _ L b l > V A T I d e n t i f i e r _ V a t A m o u n t L i n e _ L b l < / V A T I d e n t i f i e r _ V a t A m o u n t L i n e _ L b l > + 
+             < V A T P c t _ V a t A m o u n t L i n e > V A T P c t _ V a t A m o u n t L i n e < / V A T P c t _ V a t A m o u n t L i n e > + 
+             < V A T P c t _ V a t A m o u n t L i n e _ L b l > V A T P c t _ V a t A m o u n t L i n e _ L b l < / V A T P c t _ V a t A m o u n t L i n e _ L b l > + 
+         < / V A T A m o u n t L i n e > + 
+         < V A T C l a u s e L i n e > + 
+             < C o d e _ V A T C l a u s e L i n e > C o d e _ V A T C l a u s e L i n e < / C o d e _ V A T C l a u s e L i n e > + 
+             < C o d e _ V A T C l a u s e L i n e _ L b l > C o d e _ V A T C l a u s e L i n e _ L b l < / C o d e _ V A T C l a u s e L i n e _ L b l > + 
+             < D e s c r i p t i o n 2 _ V A T C l a u s e L i n e > D e s c r i p t i o n 2 _ V A T C l a u s e L i n e < / D e s c r i p t i o n 2 _ V A T C l a u s e L i n e > + 
+             < D e s c r i p t i o n _ V A T C l a u s e L i n e > D e s c r i p t i o n _ V A T C l a u s e L i n e < / D e s c r i p t i o n _ V A T C l a u s e L i n e > + 
+             < N o O f V A T C l a u s e s > N o O f V A T C l a u s e s < / N o O f V A T C l a u s e s > + 
+             < V A T A m o u n t _ V A T C l a u s e L i n e > V A T A m o u n t _ V A T C l a u s e L i n e < / V A T A m o u n t _ V A T C l a u s e L i n e > + 
+             < V A T I d e n t i f i e r _ V A T C l a u s e L i n e > V A T I d e n t i f i e r _ V A T C l a u s e L i n e < / V A T I d e n t i f i e r _ V A T C l a u s e L i n e > + 
+         < / V A T C l a u s e L i n e > + 
+         < R e p o r t T o t a l s L i n e > + 
+             < A m o u n t F o r m a t t e d _ R e p o r t T o t a l s L i n e > A m o u n t F o r m a t t e d _ R e p o r t T o t a l s L i n e < / A m o u n t F o r m a t t e d _ R e p o r t T o t a l s L i n e > + 
+             < A m o u n t _ R e p o r t T o t a l s L i n e > A m o u n t _ R e p o r t T o t a l s L i n e < / A m o u n t _ R e p o r t T o t a l s L i n e > + 
+             < D e s c r i p t i o n _ R e p o r t T o t a l s L i n e > D e s c r i p t i o n _ R e p o r t T o t a l s L i n e < / D e s c r i p t i o n _ R e p o r t T o t a l s L i n e > + 
+             < F o n t B o l d _ R e p o r t T o t a l s L i n e > F o n t B o l d _ R e p o r t T o t a l s L i n e < / F o n t B o l d _ R e p o r t T o t a l s L i n e > + 
+             < F o n t U n d e r l i n e _ R e p o r t T o t a l s L i n e > F o n t U n d e r l i n e _ R e p o r t T o t a l s L i n e < / F o n t U n d e r l i n e _ R e p o r t T o t a l s L i n e > + 
+         < / R e p o r t T o t a l s L i n e > + 
+         < L e t t e r T e x t > + 
+             < B o d y T e x t > B o d y T e x t < / B o d y T e x t > + 
+             < C l o s i n g T e x t > C l o s i n g T e x t < / C l o s i n g T e x t > + 
+             < G r e e t i n g T e x t > G r e e t i n g T e x t < / G r e e t i n g T e x t > + 
+             < P m t D i s c T e x t > P m t D i s c T e x t < / P m t D i s c T e x t > + 
+             < w a n B e g i n n i n g C o n t e n t > w a n B e g i n n i n g C o n t e n t < / w a n B e g i n n i n g C o n t e n t > + 
+             < w a n E n d i n g C o n t e n t > w a n E n d i n g C o n t e n t < / w a n E n d i n g C o n t e n t > + 
+         < / L e t t e r T e x t > + 
+         < T o t a l s > + 
+             < C u r r e n c y C o d e > C u r r e n c y C o d e < / C u r r e n c y C o d e > + 
+             < C u r r e n c y S y m b o l > C u r r e n c y S y m b o l < / C u r r e n c y S y m b o l > + 
+             < T o t a l A m o u n t I n c l u d i n g V A T > T o t a l A m o u n t I n c l u d i n g V A T < / T o t a l A m o u n t I n c l u d i n g V A T > + 
+             < T o t a l E x c l u d i n g V A T T e x t > T o t a l E x c l u d i n g V A T T e x t < / T o t a l E x c l u d i n g V A T T e x t > + 
+             < T o t a l I n c l u d i n g V A T T e x t > T o t a l I n c l u d i n g V A T T e x t < / T o t a l I n c l u d i n g V A T T e x t > + 
+             < T o t a l I n v o i c e D i s c o u n t A m o u n t > T o t a l I n v o i c e D i s c o u n t A m o u n t < / T o t a l I n v o i c e D i s c o u n t A m o u n t > + 
+             < T o t a l N e t A m o u n t > T o t a l N e t A m o u n t < / T o t a l N e t A m o u n t > + 
+             < T o t a l P a y m e n t D i s c o u n t O n V A T > T o t a l P a y m e n t D i s c o u n t O n V A T < / T o t a l P a y m e n t D i s c o u n t O n V A T > + 
+             < T o t a l S u b T o t a l > T o t a l S u b T o t a l < / T o t a l S u b T o t a l > + 
+             < T o t a l S u b T o t a l M i n u s I n v o i c e D i s c o u n t > T o t a l S u b T o t a l M i n u s I n v o i c e D i s c o u n t < / T o t a l S u b T o t a l M i n u s I n v o i c e D i s c o u n t > + 
+             < T o t a l T e x t > T o t a l T e x t < / T o t a l T e x t > + 
+             < T o t a l V A T A m o u n t > T o t a l V A T A m o u n t < / T o t a l V A T A m o u n t > + 
+             < T o t a l V A T A m o u n t L C Y > T o t a l V A T A m o u n t L C Y < / T o t a l V A T A m o u n t L C Y > + 
+             < T o t a l V A T A m o u n t T e x t > T o t a l V A T A m o u n t T e x t < / T o t a l V A T A m o u n t T e x t > + 
+             < T o t a l V A T B a s e L C Y > T o t a l V A T B a s e L C Y < / T o t a l V A T B a s e L C Y > + 
+             < w a n T o t a l N e t W e i g h t > w a n T o t a l N e t W e i g h t < / w a n T o t a l N e t W e i g h t > + 
+         < / T o t a l s > + 
+     < / H e a d e r > + 
+ < / N a v W o r d R e p o r t X m l P a r t > 
+</file>
+
+<file path=customXml/item2.xml><?xml version="1.0" encoding="utf-8"?>
 <b:Sources xmlns:b="http://schemas.openxmlformats.org/officeDocument/2006/bibliography" xmlns="http://schemas.openxmlformats.org/officeDocument/2006/bibliography" SelectedStyle="\APASixthEditionOfficeOnline.xsl" StyleName="APA" Version="6"/>
 </file>
 
-<file path=customXml/item2.xml>��< ? x m l   v e r s i o n = " 1 . 0 "   e n c o d i n g = " u t f - 1 6 " ? > - 
- < N a v W o r d R e p o r t X m l P a r t   x m l n s = " u r n : m i c r o s o f t - d y n a m i c s - n a v / r e p o r t s / S t a n d a r d _ S a l e s _ O r d e r _ C o n f / 1 3 0 5 / " > - 
-     < H e a d e r > - 
-         < B i l l T o C o n t a c t E m a i l > B i l l T o C o n t a c t E m a i l < / B i l l T o C o n t a c t E m a i l > - 
-         < B i l l T o C o n t a c t E m a i l L b l > B i l l T o C o n t a c t E m a i l L b l < / B i l l T o C o n t a c t E m a i l L b l > - 
-         < B i l l T o C o n t a c t M o b i l e P h o n e N o > B i l l T o C o n t a c t M o b i l e P h o n e N o < / B i l l T o C o n t a c t M o b i l e P h o n e N o > - 
-         < B i l l T o C o n t a c t M o b i l e P h o n e N o L b l > B i l l T o C o n t a c t M o b i l e P h o n e N o L b l < / B i l l T o C o n t a c t M o b i l e P h o n e N o L b l > - 
-         < B i l l T o C o n t a c t P h o n e N o > B i l l T o C o n t a c t P h o n e N o < / B i l l T o C o n t a c t P h o n e N o > - 
-         < B i l l T o C o n t a c t P h o n e N o L b l > B i l l T o C o n t a c t P h o n e N o L b l < / B i l l T o C o n t a c t P h o n e N o L b l > - 
-         < B i l l t o C u s t o m e r N o _ L b l > B i l l t o C u s t o m e r N o _ L b l < / B i l l t o C u s t o m e r N o _ L b l > - 
-         < B i l l t o C u s t u m e r N o > B i l l t o C u s t u m e r N o < / B i l l t o C u s t u m e r N o > - 
-         < C o m p a n y A d d r e s s 1 > C o m p a n y A d d r e s s 1 < / C o m p a n y A d d r e s s 1 > - 
-         < C o m p a n y A d d r e s s 2 > C o m p a n y A d d r e s s 2 < / C o m p a n y A d d r e s s 2 > - 
-         < C o m p a n y A d d r e s s 3 > C o m p a n y A d d r e s s 3 < / C o m p a n y A d d r e s s 3 > - 
-         < C o m p a n y A d d r e s s 4 > C o m p a n y A d d r e s s 4 < / C o m p a n y A d d r e s s 4 > - 
-         < C o m p a n y A d d r e s s 5 > C o m p a n y A d d r e s s 5 < / C o m p a n y A d d r e s s 5 > - 
-         < C o m p a n y A d d r e s s 6 > C o m p a n y A d d r e s s 6 < / C o m p a n y A d d r e s s 6 > - 
-         < C o m p a n y A d d r e s s 7 > C o m p a n y A d d r e s s 7 < / C o m p a n y A d d r e s s 7 > - 
-         < C o m p a n y A d d r e s s 8 > C o m p a n y A d d r e s s 8 < / C o m p a n y A d d r e s s 8 > - 
-         < C o m p a n y B a n k A c c o u n t N o > C o m p a n y B a n k A c c o u n t N o < / C o m p a n y B a n k A c c o u n t N o > - 
-         < C o m p a n y B a n k A c c o u n t N o _ L b l > C o m p a n y B a n k A c c o u n t N o _ L b l < / C o m p a n y B a n k A c c o u n t N o _ L b l > - 
-         < C o m p a n y B a n k B r a n c h N o > C o m p a n y B a n k B r a n c h N o < / C o m p a n y B a n k B r a n c h N o > - 
-         < C o m p a n y B a n k B r a n c h N o _ L b l > C o m p a n y B a n k B r a n c h N o _ L b l < / C o m p a n y B a n k B r a n c h N o _ L b l > - 
-         < C o m p a n y B a n k N a m e > C o m p a n y B a n k N a m e < / C o m p a n y B a n k N a m e > - 
-         < C o m p a n y B a n k N a m e _ L b l > C o m p a n y B a n k N a m e _ L b l < / C o m p a n y B a n k N a m e _ L b l > - 
-         < C o m p a n y C u s t o m G i r o > C o m p a n y C u s t o m G i r o < / C o m p a n y C u s t o m G i r o > - 
-         < C o m p a n y C u s t o m G i r o _ L b l > C o m p a n y C u s t o m G i r o _ L b l < / C o m p a n y C u s t o m G i r o _ L b l > - 
-         < C o m p a n y E M a i l > C o m p a n y E M a i l < / C o m p a n y E M a i l > - 
-         < C o m p a n y G i r o N o > C o m p a n y G i r o N o < / C o m p a n y G i r o N o > - 
-         < C o m p a n y G i r o N o _ L b l > C o m p a n y G i r o N o _ L b l < / C o m p a n y G i r o N o _ L b l > - 
-         < C o m p a n y H o m e P a g e > C o m p a n y H o m e P a g e < / C o m p a n y H o m e P a g e > - 
-         < C o m p a n y I B A N > C o m p a n y I B A N < / C o m p a n y I B A N > - 
-         < C o m p a n y I B A N _ L b l > C o m p a n y I B A N _ L b l < / C o m p a n y I B A N _ L b l > - 
-         < C o m p a n y L e g a l O f f i c e > C o m p a n y L e g a l O f f i c e < / C o m p a n y L e g a l O f f i c e > - 
-         < C o m p a n y L e g a l O f f i c e _ L b l > C o m p a n y L e g a l O f f i c e _ L b l < / C o m p a n y L e g a l O f f i c e _ L b l > - 
-         < C o m p a n y L e g a l S t a t e m e n t > C o m p a n y L e g a l S t a t e m e n t < / C o m p a n y L e g a l S t a t e m e n t > - 
-         < C o m p a n y L o g o P o s i t i o n > C o m p a n y L o g o P o s i t i o n < / C o m p a n y L o g o P o s i t i o n > - 
-         < C o m p a n y P h o n e N o > C o m p a n y P h o n e N o < / C o m p a n y P h o n e N o > - 
-         < C o m p a n y P h o n e N o _ L b l > C o m p a n y P h o n e N o _ L b l < / C o m p a n y P h o n e N o _ L b l > - 
-         < C o m p a n y P i c t u r e   / > - 
-         < C o m p a n y R e g i s t r a t i o n N u m b e r > C o m p a n y R e g i s t r a t i o n N u m b e r < / C o m p a n y R e g i s t r a t i o n N u m b e r > - 
-         < C o m p a n y R e g i s t r a t i o n N u m b e r _ L b l > C o m p a n y R e g i s t r a t i o n N u m b e r _ L b l < / C o m p a n y R e g i s t r a t i o n N u m b e r _ L b l > - 
-         < C o m p a n y S W I F T > C o m p a n y S W I F T < / C o m p a n y S W I F T > - 
-         < C o m p a n y S W I F T _ L b l > C o m p a n y S W I F T _ L b l < / C o m p a n y S W I F T _ L b l > - 
-         < C o m p a n y V A T R e g i s t r a t i o n N o > C o m p a n y V A T R e g i s t r a t i o n N o < / C o m p a n y V A T R e g i s t r a t i o n N o > - 
-         < C o m p a n y V A T R e g i s t r a t i o n N o _ L b l > C o m p a n y V A T R e g i s t r a t i o n N o _ L b l < / C o m p a n y V A T R e g i s t r a t i o n N o _ L b l > - 
-         < C o m p a n y V A T R e g N o > C o m p a n y V A T R e g N o < / C o m p a n y V A T R e g N o > - 
-         < C o m p a n y V A T R e g N o _ L b l > C o m p a n y V A T R e g N o _ L b l < / C o m p a n y V A T R e g N o _ L b l > - 
-         < C o p y _ L b l > C o p y _ L b l < / C o p y _ L b l > - 
-         < C u s t o m e r A d d r e s s 1 > C u s t o m e r A d d r e s s 1 < / C u s t o m e r A d d r e s s 1 > - 
-         < C u s t o m e r A d d r e s s 2 > C u s t o m e r A d d r e s s 2 < / C u s t o m e r A d d r e s s 2 > - 
-         < C u s t o m e r A d d r e s s 3 > C u s t o m e r A d d r e s s 3 < / C u s t o m e r A d d r e s s 3 > - 
-         < C u s t o m e r A d d r e s s 4 > C u s t o m e r A d d r e s s 4 < / C u s t o m e r A d d r e s s 4 > - 
-         < C u s t o m e r A d d r e s s 5 > C u s t o m e r A d d r e s s 5 < / C u s t o m e r A d d r e s s 5 > - 
-         < C u s t o m e r A d d r e s s 6 > C u s t o m e r A d d r e s s 6 < / C u s t o m e r A d d r e s s 6 > - 
-         < C u s t o m e r A d d r e s s 7 > C u s t o m e r A d d r e s s 7 < / C u s t o m e r A d d r e s s 7 > - 
-         < C u s t o m e r A d d r e s s 8 > C u s t o m e r A d d r e s s 8 < / C u s t o m e r A d d r e s s 8 > - 
-         < C u s t o m e r P o s t a l B a r C o d e > C u s t o m e r P o s t a l B a r C o d e < / C u s t o m e r P o s t a l B a r C o d e > - 
-         < D o c u m e n t C o p y T e x t > D o c u m e n t C o p y T e x t < / D o c u m e n t C o p y T e x t > - 
-         < D o c u m e n t D a t e > D o c u m e n t D a t e < / D o c u m e n t D a t e > - 
-         < D o c u m e n t D a t e _ L b l > D o c u m e n t D a t e _ L b l < / D o c u m e n t D a t e _ L b l > - 
-         < D o c u m e n t N o > D o c u m e n t N o < / D o c u m e n t N o > - 
-         < D o c u m e n t N o _ L b l > D o c u m e n t N o _ L b l < / D o c u m e n t N o _ L b l > - 
-         < D u e D a t e > D u e D a t e < / D u e D a t e > - 
-         < D u e D a t e _ L b l > D u e D a t e _ L b l < / D u e D a t e _ L b l > - 
-         < E M a i l _ L b l > E M a i l _ L b l < / E M a i l _ L b l > - 
-         < E x c h a n g e R a t e A s T e x t > E x c h a n g e R a t e A s T e x t < / E x c h a n g e R a t e A s T e x t > - 
-         < E x t D o c N o _ S a l e s H e a d e r > E x t D o c N o _ S a l e s H e a d e r < / E x t D o c N o _ S a l e s H e a d e r > - 
-         < E x t D o c N o _ S a l e s H e a d e r _ L b l > E x t D o c N o _ S a l e s H e a d e r _ L b l < / E x t D o c N o _ S a l e s H e a d e r _ L b l > - 
-         < G l o b a l L o c a t i o n N u m b e r > G l o b a l L o c a t i o n N u m b e r < / G l o b a l L o c a t i o n N u m b e r > - 
-         < G l o b a l L o c a t i o n N u m b e r _ L b l > G l o b a l L o c a t i o n N u m b e r _ L b l < / G l o b a l L o c a t i o n N u m b e r _ L b l > - 
-         < H o m e P a g e _ L b l > H o m e P a g e _ L b l < / H o m e P a g e _ L b l > - 
-         < I n v o i c e D i s c o u n t A m o u n t _ L b l > I n v o i c e D i s c o u n t A m o u n t _ L b l < / I n v o i c e D i s c o u n t A m o u n t _ L b l > - 
-         < I n v o i c e D i s c o u n t B a s e A m o u n t _ L b l > I n v o i c e D i s c o u n t B a s e A m o u n t _ L b l < / I n v o i c e D i s c o u n t B a s e A m o u n t _ L b l > - 
-         < I n v o i c e _ L b l > I n v o i c e _ L b l < / I n v o i c e _ L b l > - 
-         < L e g a l E n t i t y T y p e > L e g a l E n t i t y T y p e < / L e g a l E n t i t y T y p e > - 
-         < L e g a l E n t i t y T y p e _ L b l > L e g a l E n t i t y T y p e _ L b l < / L e g a l E n t i t y T y p e _ L b l > - 
-         < L i n e A m o u n t A f t e r I n v o i c e D i s c o u n t _ L b l > L i n e A m o u n t A f t e r I n v o i c e D i s c o u n t _ L b l < / L i n e A m o u n t A f t e r I n v o i c e D i s c o u n t _ L b l > - 
-         < L o c a l C u r r e n c y _ L b l > L o c a l C u r r e n c y _ L b l < / L o c a l C u r r e n c y _ L b l > - 
-         < P a g e _ L b l > P a g e _ L b l < / P a g e _ L b l > - 
-         < P a y m e n t M e t h o d D e s c r i p t i o n > P a y m e n t M e t h o d D e s c r i p t i o n < / P a y m e n t M e t h o d D e s c r i p t i o n > - 
-         < P a y m e n t M e t h o d D e s c r i p t i o n _ L b l > P a y m e n t M e t h o d D e s c r i p t i o n _ L b l < / P a y m e n t M e t h o d D e s c r i p t i o n _ L b l > - 
-         < P a y m e n t T e r m s D e s c r i p t i o n > P a y m e n t T e r m s D e s c r i p t i o n < / P a y m e n t T e r m s D e s c r i p t i o n > - 
-         < P a y m e n t T e r m s D e s c r i p t i o n _ L b l > P a y m e n t T e r m s D e s c r i p t i o n _ L b l < / P a y m e n t T e r m s D e s c r i p t i o n _ L b l > - 
-         < P r i c e s I n c l u d i n g V A T > P r i c e s I n c l u d i n g V A T < / P r i c e s I n c l u d i n g V A T > - 
-         < P r i c e s I n c l u d i n g V A T Y e s N o > P r i c e s I n c l u d i n g V A T Y e s N o < / P r i c e s I n c l u d i n g V A T Y e s N o > - 
-         < P r i c e s I n c l u d i n g V A T _ L b l > P r i c e s I n c l u d i n g V A T _ L b l < / P r i c e s I n c l u d i n g V A T _ L b l > - 
-         < Q u o t e N o > Q u o t e N o < / Q u o t e N o > - 
-         < Q u o t e N o _ L b l > Q u o t e N o _ L b l < / Q u o t e N o _ L b l > - 
-         < S a l e s I n v o i c e L i n e D i s c o u n t _ L b l > S a l e s I n v o i c e L i n e D i s c o u n t _ L b l < / S a l e s I n v o i c e L i n e D i s c o u n t _ L b l > - 
-         < S a l e s P e r s o n N a m e > S a l e s P e r s o n N a m e < / S a l e s P e r s o n N a m e > - 
-         < S a l e s P e r s o n T e x t _ L b l > S a l e s P e r s o n T e x t _ L b l < / S a l e s P e r s o n T e x t _ L b l > - 
-         < S a l e s P e r s o n _ L b l > S a l e s P e r s o n _ L b l < / S a l e s P e r s o n _ L b l > - 
-         < S e l l T o C o n t a c t E m a i l > S e l l T o C o n t a c t E m a i l < / S e l l T o C o n t a c t E m a i l > - 
-         < S e l l T o C o n t a c t E m a i l L b l > S e l l T o C o n t a c t E m a i l L b l < / S e l l T o C o n t a c t E m a i l L b l > - 
-         < S e l l T o C o n t a c t M o b i l e P h o n e N o > S e l l T o C o n t a c t M o b i l e P h o n e N o < / S e l l T o C o n t a c t M o b i l e P h o n e N o > - 
-         < S e l l T o C o n t a c t M o b i l e P h o n e N o L b l > S e l l T o C o n t a c t M o b i l e P h o n e N o L b l < / S e l l T o C o n t a c t M o b i l e P h o n e N o L b l > - 
-         < S e l l T o C o n t a c t P h o n e N o > S e l l T o C o n t a c t P h o n e N o < / S e l l T o C o n t a c t P h o n e N o > - 
-         < S e l l T o C o n t a c t P h o n e N o L b l > S e l l T o C o n t a c t P h o n e N o L b l < / S e l l T o C o n t a c t P h o n e N o L b l > - 
-         < S e l l t o C u s t o m e r N o > S e l l t o C u s t o m e r N o < / S e l l t o C u s t o m e r N o > - 
-         < S e l l t o C u s t o m e r N o _ L b l > S e l l t o C u s t o m e r N o _ L b l < / S e l l t o C u s t o m e r N o _ L b l > - 
-         < S e l l T o F a x N o > S e l l T o F a x N o < / S e l l T o F a x N o > - 
-         < S e l l T o P h o n e N o > S e l l T o P h o n e N o < / S e l l T o P h o n e N o > - 
-         < S h i p m e n t D a t e > S h i p m e n t D a t e < / S h i p m e n t D a t e > - 
-         < S h i p m e n t D a t e _ L b l > S h i p m e n t D a t e _ L b l < / S h i p m e n t D a t e _ L b l > - 
-         < S h i p m e n t M e t h o d D e s c r i p t i o n > S h i p m e n t M e t h o d D e s c r i p t i o n < / S h i p m e n t M e t h o d D e s c r i p t i o n > - 
-         < S h i p m e n t M e t h o d D e s c r i p t i o n _ L b l > S h i p m e n t M e t h o d D e s c r i p t i o n _ L b l < / S h i p m e n t M e t h o d D e s c r i p t i o n _ L b l > - 
-         < S h i p m e n t _ L b l > S h i p m e n t _ L b l < / S h i p m e n t _ L b l > - 
-         < S h i p T o A d d r e s s 1 > S h i p T o A d d r e s s 1 < / S h i p T o A d d r e s s 1 > - 
-         < S h i p T o A d d r e s s 2 > S h i p T o A d d r e s s 2 < / S h i p T o A d d r e s s 2 > - 
-         < S h i p T o A d d r e s s 3 > S h i p T o A d d r e s s 3 < / S h i p T o A d d r e s s 3 > - 
-         < S h i p T o A d d r e s s 4 > S h i p T o A d d r e s s 4 < / S h i p T o A d d r e s s 4 > - 
-         < S h i p T o A d d r e s s 5 > S h i p T o A d d r e s s 5 < / S h i p T o A d d r e s s 5 > - 
-         < S h i p T o A d d r e s s 6 > S h i p T o A d d r e s s 6 < / S h i p T o A d d r e s s 6 > - 
-         < S h i p T o A d d r e s s 7 > S h i p T o A d d r e s s 7 < / S h i p T o A d d r e s s 7 > - 
-         < S h i p T o A d d r e s s 8 > S h i p T o A d d r e s s 8 < / S h i p T o A d d r e s s 8 > - 
-         < S h i p T o A d d r e s s _ L b l > S h i p T o A d d r e s s _ L b l < / S h i p T o A d d r e s s _ L b l > - 
-         < S h i p T o P h o n e N o > S h i p T o P h o n e N o < / S h i p T o P h o n e N o > - 
-         < S h o w S h i p p i n g A d d r e s s > S h o w S h i p p i n g A d d r e s s < / S h o w S h i p p i n g A d d r e s s > - 
-         < S h o w W o r k D e s c r i p t i o n > S h o w W o r k D e s c r i p t i o n < / S h o w W o r k D e s c r i p t i o n > - 
-         < S u b t o t a l _ L b l > S u b t o t a l _ L b l < / S u b t o t a l _ L b l > - 
-         < T o t a l _ L b l > T o t a l _ L b l < / T o t a l _ L b l > - 
-         < V A T A m o u n t S p e c i f i c a t i o n _ L b l > V A T A m o u n t S p e c i f i c a t i o n _ L b l < / V A T A m o u n t S p e c i f i c a t i o n _ L b l > - 
-         < V A T A m o u n t _ L b l > V A T A m o u n t _ L b l < / V A T A m o u n t _ L b l > - 
-         < V A T B a s e _ L b l > V A T B a s e _ L b l < / V A T B a s e _ L b l > - 
-         < V A T C l a u s e s _ L b l > V A T C l a u s e s _ L b l < / V A T C l a u s e s _ L b l > - 
-         < V A T C l a u s e _ L b l > V A T C l a u s e _ L b l < / V A T C l a u s e _ L b l > - 
-         < V A T I d e n t i f i e r _ L b l > V A T I d e n t i f i e r _ L b l < / V A T I d e n t i f i e r _ L b l > - 
-         < V A T P e r c e n t a g e _ L b l > V A T P e r c e n t a g e _ L b l < / V A T P e r c e n t a g e _ L b l > - 
-         < V A T R e g i s t r a t i o n N o > V A T R e g i s t r a t i o n N o < / V A T R e g i s t r a t i o n N o > - 
-         < V A T R e g i s t r a t i o n N o _ L b l > V A T R e g i s t r a t i o n N o _ L b l < / V A T R e g i s t r a t i o n N o _ L b l > - 
-         < w a n B i l l T o A d d r e s s > w a n B i l l T o A d d r e s s < / w a n B i l l T o A d d r e s s > - 
-         < w a n B i l l T o A d d r e s s _ L b l > w a n B i l l T o A d d r e s s _ L b l < / w a n B i l l T o A d d r e s s _ L b l > - 
-         < w a n C o m p a n y A d d r e s s > w a n C o m p a n y A d d r e s s < / w a n C o m p a n y A d d r e s s > - 
-         < w a n C o m p a n y C o n t a c t I n f o > w a n C o m p a n y C o n t a c t I n f o < / w a n C o m p a n y C o n t a c t I n f o > - 
-         < w a n C o m p a n y L e g a l I n f o > w a n C o m p a n y L e g a l I n f o < / w a n C o m p a n y L e g a l I n f o > - 
-         < w a n M a i l B o d y T e x t > w a n M a i l B o d y T e x t < / w a n M a i l B o d y T e x t > - 
-         < w a n M a i l C l o s i n g T e x t > w a n M a i l C l o s i n g T e x t < / w a n M a i l C l o s i n g T e x t > - 
-         < w a n M a i l G r e e t i n g T e x t > w a n M a i l G r e e t i n g T e x t < / w a n M a i l G r e e t i n g T e x t > - 
-         < w a n O u r A c c o u n t N o > w a n O u r A c c o u n t N o < / w a n O u r A c c o u n t N o > - 
-         < w a n O u r A c c o u n t N o _ L b l > w a n O u r A c c o u n t N o _ L b l < / w a n O u r A c c o u n t N o _ L b l > - 
-         < w a n P r o m D e l i v D a t e > w a n P r o m D e l i v D a t e < / w a n P r o m D e l i v D a t e > - 
-         < w a n P r o m D e l i v D a t e _ L b l > w a n P r o m D e l i v D a t e _ L b l < / w a n P r o m D e l i v D a t e _ L b l > - 
-         < w a n Q u o t e N o _ L b l > w a n Q u o t e N o _ L b l < / w a n Q u o t e N o _ L b l > - 
-         < w a n R e g i s t r a t i o n N o _ L b l > w a n R e g i s t r a t i o n N o _ L b l < / w a n R e g i s t r a t i o n N o _ L b l > - 
-         < w a n R e q D e l i v D a t e > w a n R e q D e l i v D a t e < / w a n R e q D e l i v D a t e > - 
-         < w a n R e q D e l i v D a t e _ L b l > w a n R e q D e l i v D a t e _ L b l < / w a n R e q D e l i v D a t e _ L b l > - 
-         < w a n S e l l T o A d d r e s s > w a n S e l l T o A d d r e s s < / w a n S e l l T o A d d r e s s > - 
-         < w a n S e l l T o A d d r e s s _ L b l > w a n S e l l T o A d d r e s s _ L b l < / w a n S e l l T o A d d r e s s _ L b l > - 
-         < w a n S h i p m e n t M e t h o d D e s c r i p t i o n _ L b l > w a n S h i p m e n t M e t h o d D e s c r i p t i o n _ L b l < / w a n S h i p m e n t M e t h o d D e s c r i p t i o n _ L b l > - 
-         < w a n S h i p T o A d d r e s s > w a n S h i p T o A d d r e s s < / w a n S h i p T o A d d r e s s > - 
-         < w a n S h i p T o A d d r e s s _ L b l > w a n S h i p T o A d d r e s s _ L b l < / w a n S h i p T o A d d r e s s _ L b l > - 
-         < w a n V A T C l a u s e > w a n V A T C l a u s e < / w a n V A T C l a u s e > - 
-         < w a n V e r s i o n > w a n V e r s i o n < / w a n V e r s i o n > - 
-         < Y o u r R e f e r e n c e > Y o u r R e f e r e n c e < / Y o u r R e f e r e n c e > - 
-         < Y o u r R e f e r e n c e _ L b l > Y o u r R e f e r e n c e _ L b l < / Y o u r R e f e r e n c e _ L b l > - 
-         < L i n e > - 
-             < A m o u n t E x c l u d i n g V A T _ L i n e > A m o u n t E x c l u d i n g V A T _ L i n e < / A m o u n t E x c l u d i n g V A T _ L i n e > - 
-             < A m o u n t E x c l u d i n g V A T _ L i n e _ L b l > A m o u n t E x c l u d i n g V A T _ L i n e _ L b l < / A m o u n t E x c l u d i n g V A T _ L i n e _ L b l > - 
-             < A m o u n t I n c l u d i n g V A T _ L i n e > A m o u n t I n c l u d i n g V A T _ L i n e < / A m o u n t I n c l u d i n g V A T _ L i n e > - 
-             < A m o u n t I n c l u d i n g V A T _ L i n e _ L b l > A m o u n t I n c l u d i n g V A T _ L i n e _ L b l < / A m o u n t I n c l u d i n g V A T _ L i n e _ L b l > - 
-             < D e s c r i p t i o n _ L i n e > D e s c r i p t i o n _ L i n e < / D e s c r i p t i o n _ L i n e > - 
-             < D e s c r i p t i o n _ L i n e _ L b l > D e s c r i p t i o n _ L i n e _ L b l < / D e s c r i p t i o n _ L i n e _ L b l > - 
-             < I t e m N o _ L i n e > I t e m N o _ L i n e < / I t e m N o _ L i n e > - 
-             < I t e m N o _ L i n e _ L b l > I t e m N o _ L i n e _ L b l < / I t e m N o _ L i n e _ L b l > - 
-             < I t e m R e f e r e n c e N o > I t e m R e f e r e n c e N o < / I t e m R e f e r e n c e N o > - 
-             < I t e m R e f e r e n c e N o _ L b l > I t e m R e f e r e n c e N o _ L b l < / I t e m R e f e r e n c e N o _ L b l > - 
-             < L i n e A m o u n t _ L i n e > L i n e A m o u n t _ L i n e < / L i n e A m o u n t _ L i n e > - 
-             < L i n e A m o u n t _ L i n e _ L b l > L i n e A m o u n t _ L i n e _ L b l < / L i n e A m o u n t _ L i n e _ L b l > - 
-             < L i n e D i s c o u n t P e r c e n t T e x t _ L i n e > L i n e D i s c o u n t P e r c e n t T e x t _ L i n e < / L i n e D i s c o u n t P e r c e n t T e x t _ L i n e > - 
-             < L i n e D i s c o u n t P e r c e n t _ L i n e > L i n e D i s c o u n t P e r c e n t _ L i n e < / L i n e D i s c o u n t P e r c e n t _ L i n e > - 
-             < L i n e N o _ L i n e > L i n e N o _ L i n e < / L i n e N o _ L i n e > - 
-             < P l a n n e d S h i p m e n t D a t e _ L i n e > P l a n n e d S h i p m e n t D a t e _ L i n e < / P l a n n e d S h i p m e n t D a t e _ L i n e > - 
-             < P l a n n e d S h i p m e n t D a t e _ L i n e _ L b l > P l a n n e d S h i p m e n t D a t e _ L i n e _ L b l < / P l a n n e d S h i p m e n t D a t e _ L i n e _ L b l > - 
-             < Q u a n t i t y _ L i n e > Q u a n t i t y _ L i n e < / Q u a n t i t y _ L i n e > - 
-             < Q u a n t i t y _ L i n e _ L b l > Q u a n t i t y _ L i n e _ L b l < / Q u a n t i t y _ L i n e _ L b l > - 
-             < S h i p m e n t D a t e _ L i n e > S h i p m e n t D a t e _ L i n e < / S h i p m e n t D a t e _ L i n e > - 
-             < S h i p m e n t D a t e _ L i n e _ L b l > S h i p m e n t D a t e _ L i n e _ L b l < / S h i p m e n t D a t e _ L i n e _ L b l > - 
-             < T r a n s H e a d e r A m o u n t > T r a n s H e a d e r A m o u n t < / T r a n s H e a d e r A m o u n t > - 
-             < T y p e _ L i n e > T y p e _ L i n e < / T y p e _ L i n e > - 
-             < U n i t O f M e a s u r e > U n i t O f M e a s u r e < / U n i t O f M e a s u r e > - 
-             < U n i t O f M e a s u r e _ L b l > U n i t O f M e a s u r e _ L b l < / U n i t O f M e a s u r e _ L b l > - 
-             < U n i t P r i c e > U n i t P r i c e < / U n i t P r i c e > - 
-             < U n i t P r i c e _ L b l > U n i t P r i c e _ L b l < / U n i t P r i c e _ L b l > - 
-             < V A T I d e n t i f i e r _ L i n e > V A T I d e n t i f i e r _ L i n e < / V A T I d e n t i f i e r _ L i n e > - 
-             < V A T I d e n t i f i e r _ L i n e _ L b l > V A T I d e n t i f i e r _ L i n e _ L b l < / V A T I d e n t i f i e r _ L i n e _ L b l > - 
-             < V A T P c t _ L i n e > V A T P c t _ L i n e < / V A T P c t _ L i n e > - 
-             < V A T P c t _ L i n e _ L b l > V A T P c t _ L i n e _ L b l < / V A T P c t _ L i n e _ L b l > - 
-             < w a n L i n e D i s c P e r c e n t > w a n L i n e D i s c P e r c e n t < / w a n L i n e D i s c P e r c e n t > - 
-             < w a n L i n e D i s c P e r c e n t _ L b l > w a n L i n e D i s c P e r c e n t _ L b l < / w a n L i n e D i s c P e r c e n t _ L b l > - 
-             < w a n M e m o P a d > w a n M e m o P a d < / w a n M e m o P a d > - 
-             < w a n P o s i t i o n > w a n P o s i t i o n < / w a n P o s i t i o n > - 
-             < w a n Q u a n t i t y _ U O M > w a n Q u a n t i t y _ U O M < / w a n Q u a n t i t y _ U O M > - 
-             < w a n T i t l e M e m o P a d > w a n T i t l e M e m o P a d < / w a n T i t l e M e m o P a d > - 
-             < w a n T o t a l L i n e A m o u n t > w a n T o t a l L i n e A m o u n t < / w a n T o t a l L i n e A m o u n t > - 
-             < w a n T o t a l M e m o P a d > w a n T o t a l M e m o P a d < / w a n T o t a l M e m o P a d > - 
-             < A s s e m b l y L i n e > - 
-                 < D e s c r i p t i o n _ A s s e m b l y L i n e > D e s c r i p t i o n _ A s s e m b l y L i n e < / D e s c r i p t i o n _ A s s e m b l y L i n e > - 
-                 < L i n e N o _ A s s e m b l y L i n e > L i n e N o _ A s s e m b l y L i n e < / L i n e N o _ A s s e m b l y L i n e > - 
-                 < Q u a n t i t y _ A s s e m b l y L i n e > Q u a n t i t y _ A s s e m b l y L i n e < / Q u a n t i t y _ A s s e m b l y L i n e > - 
-                 < U n i t O f M e a s u r e _ A s s e m b l y L i n e > U n i t O f M e a s u r e _ A s s e m b l y L i n e < / U n i t O f M e a s u r e _ A s s e m b l y L i n e > - 
-                 < V a r i a n t C o d e _ A s s e m b l y L i n e > V a r i a n t C o d e _ A s s e m b l y L i n e < / V a r i a n t C o d e _ A s s e m b l y L i n e > +<file path=customXml/item3.xml>��< ? x m l   v e r s i o n = " 1 . 0 "   e n c o d i n g = " u t f - 1 6 " ? > + 
+ < N a v W o r d R e p o r t X m l P a r t   x m l n s = " u r n : m i c r o s o f t - d y n a m i c s - b u s i n e s s c e n t r a l / i n t e r n a l / e x t e n d e d / r e p o r t s / S t a n d a r d _ S a l e s _ O r d e r _ C o n f / 1 3 0 5 / " > + 
+     < T o o l t i p s   / > + 
+     < H e a d e r   E l e m e n t T y p e = " D a t a I t e m "   E l e m e n t I d = " 1 2 4 0 3 7 3 8 8 6 " > + 
+         < B i l l T o C o n t a c t E m a i l   E l e m e n t T y p e = " C o l u m n "   E l e m e n t I d = " 3 3 5 8 2 7 8 9 5 "   D a t a T y p e = " T e x t " > B i l l T o C o n t a c t E m a i l < / B i l l T o C o n t a c t E m a i l > + 
+         < B i l l T o C o n t a c t E m a i l L b l   E l e m e n t T y p e = " C o l u m n "   E l e m e n t I d = " 2 9 6 4 7 8 3 6 5 "   D a t a T y p e = " L a b e l " > B i l l T o C o n t a c t E m a i l L b l < / B i l l T o C o n t a c t E m a i l L b l > + 
+         < B i l l T o C o n t a c t M o b i l e P h o n e N o   E l e m e n t T y p e = " C o l u m n "   E l e m e n t I d = " 2 4 8 4 8 8 6 9 6 "   D a t a T y p e = " T e x t " > B i l l T o C o n t a c t M o b i l e P h o n e N o < / B i l l T o C o n t a c t M o b i l e P h o n e N o > + 
+         < B i l l T o C o n t a c t M o b i l e P h o n e N o L b l   E l e m e n t T y p e = " C o l u m n "   E l e m e n t I d = " 2 7 6 3 1 1 3 3 8 "   D a t a T y p e = " L a b e l " > B i l l T o C o n t a c t M o b i l e P h o n e N o L b l < / B i l l T o C o n t a c t M o b i l e P h o n e N o L b l > + 
+         < B i l l T o C o n t a c t P h o n e N o   E l e m e n t T y p e = " C o l u m n "   E l e m e n t I d = " 3 6 2 4 7 7 4 8 8 "   D a t a T y p e = " T e x t " > B i l l T o C o n t a c t P h o n e N o < / B i l l T o C o n t a c t P h o n e N o > + 
+         < B i l l T o C o n t a c t P h o n e N o L b l   E l e m e n t T y p e = " C o l u m n "   E l e m e n t I d = " 2 1 2 3 3 4 5 9 6 6 "   D a t a T y p e = " L a b e l " > B i l l T o C o n t a c t P h o n e N o L b l < / B i l l T o C o n t a c t P h o n e N o L b l > + 
+         < B i l l t o C u s t o m e r N o _ L b l   E l e m e n t T y p e = " C o l u m n "   E l e m e n t I d = " 3 6 9 3 0 7 8 1 3 "   D a t a T y p e = " S t r i n g " > B i l l t o C u s t o m e r N o _ L b l < / B i l l t o C u s t o m e r N o _ L b l > + 
+         < B i l l t o C u s t u m e r N o   E l e m e n t T y p e = " C o l u m n "   E l e m e n t I d = " 2 8 0 4 7 3 0 5 8 "   D a t a T y p e = " C o d e " > B i l l t o C u s t u m e r N o < / B i l l t o C u s t u m e r N o > + 
+         < C o m p a n y A d d r e s s 1   E l e m e n t T y p e = " C o l u m n "   E l e m e n t I d = " 1 8 8 4 1 6 4 3 2 3 "   D a t a T y p e = " T e x t " > C o m p a n y A d d r e s s 1 < / C o m p a n y A d d r e s s 1 > + 
+         < C o m p a n y A d d r e s s 2   E l e m e n t T y p e = " C o l u m n "   E l e m e n t I d = " 1 2 4 6 4 6 7 7 0 6 "   D a t a T y p e = " T e x t " > C o m p a n y A d d r e s s 2 < / C o m p a n y A d d r e s s 2 > + 
+         < C o m p a n y A d d r e s s 3   E l e m e n t T y p e = " C o l u m n "   E l e m e n t I d = " 6 0 8 7 7 1 0 8 9 "   D a t a T y p e = " T e x t " > C o m p a n y A d d r e s s 3 < / C o m p a n y A d d r e s s 3 > + 
+         < C o m p a n y A d d r e s s 4   E l e m e n t T y p e = " C o l u m n "   E l e m e n t I d = " 7 7 7 6 8 0 1 1 2 "   D a t a T y p e = " T e x t " > C o m p a n y A d d r e s s 4 < / C o m p a n y A d d r e s s 4 > + 
+         < C o m p a n y A d d r e s s 5   E l e m e n t T y p e = " C o l u m n "   E l e m e n t I d = " 1 3 9 9 8 3 4 9 5 "   D a t a T y p e = " T e x t " > C o m p a n y A d d r e s s 5 < / C o m p a n y A d d r e s s 5 > + 
+         < C o m p a n y A d d r e s s 6   E l e m e n t T y p e = " C o l u m n "   E l e m e n t I d = " 4 9 7 7 1 3 1 2 2 "   D a t a T y p e = " T e x t " > C o m p a n y A d d r e s s 6 < / C o m p a n y A d d r e s s 6 > + 
+         < C o m p a n y A d d r e s s 7   E l e m e n t T y p e = " C o l u m n "   E l e m e n t I d = " 1 1 3 5 4 0 9 7 3 9 "   D a t a T y p e = " T e x t " > C o m p a n y A d d r e s s 7 < / C o m p a n y A d d r e s s 7 > + 
+         < C o m p a n y A d d r e s s 8   E l e m e n t T y p e = " C o l u m n "   E l e m e n t I d = " 1 7 1 5 2 5 5 3 0 0 "   D a t a T y p e = " T e x t " > C o m p a n y A d d r e s s 8 < / C o m p a n y A d d r e s s 8 > + 
+         < C o m p a n y B a n k A c c o u n t N o   E l e m e n t T y p e = " C o l u m n "   E l e m e n t I d = " 3 0 1 4 0 2 0 4 "   D a t a T y p e = " T e x t " > C o m p a n y B a n k A c c o u n t N o < / C o m p a n y B a n k A c c o u n t N o > + 
+         < C o m p a n y B a n k A c c o u n t N o _ L b l   E l e m e n t T y p e = " C o l u m n "   E l e m e n t I d = " 1 0 9 7 7 4 3 3 4 5 "   D a t a T y p e = " L a b e l " > C o m p a n y B a n k A c c o u n t N o _ L b l < / C o m p a n y B a n k A c c o u n t N o _ L b l > + 
+         < C o m p a n y B a n k B r a n c h N o   E l e m e n t T y p e = " C o l u m n "   E l e m e n t I d = " 7 9 3 1 3 3 0 5 7 "   D a t a T y p e = " T e x t " > C o m p a n y B a n k B r a n c h N o < / C o m p a n y B a n k B r a n c h N o > + 
+         < C o m p a n y B a n k B r a n c h N o _ L b l   E l e m e n t T y p e = " C o l u m n "   E l e m e n t I d = " 3 2 7 9 0 6 6 9 2 "   D a t a T y p e = " S t r i n g " > C o m p a n y B a n k B r a n c h N o _ L b l < / C o m p a n y B a n k B r a n c h N o _ L b l > + 
+         < C o m p a n y B a n k N a m e   E l e m e n t T y p e = " C o l u m n "   E l e m e n t I d = " 1 5 3 4 9 0 5 6 0 5 "   D a t a T y p e = " T e x t " > C o m p a n y B a n k N a m e < / C o m p a n y B a n k N a m e > + 
+         < C o m p a n y B a n k N a m e _ L b l   E l e m e n t T y p e = " C o l u m n "   E l e m e n t I d = " 1 2 0 4 3 0 7 0 1 4 "   D a t a T y p e = " L a b e l " > C o m p a n y B a n k N a m e _ L b l < / C o m p a n y B a n k N a m e _ L b l > + 
+         < C o m p a n y C u s t o m G i r o   E l e m e n t T y p e = " C o l u m n "   E l e m e n t I d = " 1 6 7 0 4 7 5 7 9 8 "   D a t a T y p e = " T e x t " > C o m p a n y C u s t o m G i r o < / C o m p a n y C u s t o m G i r o > + 
+         < C o m p a n y C u s t o m G i r o _ L b l   E l e m e n t T y p e = " C o l u m n "   E l e m e n t I d = " 8 9 1 4 3 9 6 2 5 "   D a t a T y p e = " T e x t " > C o m p a n y C u s t o m G i r o _ L b l < / C o m p a n y C u s t o m G i r o _ L b l > + 
+         < C o m p a n y E M a i l   E l e m e n t T y p e = " C o l u m n "   E l e m e n t I d = " 1 6 7 7 0 7 4 0 5 8 "   D a t a T y p e = " T e x t " > C o m p a n y E M a i l < / C o m p a n y E M a i l > + 
+         < C o m p a n y G i r o N o   E l e m e n t T y p e = " C o l u m n "   E l e m e n t I d = " 1 3 6 0 1 9 6 3 2 0 "   D a t a T y p e = " T e x t " > C o m p a n y G i r o N o < / C o m p a n y G i r o N o > + 
+         < C o m p a n y G i r o N o _ L b l   E l e m e n t T y p e = " C o l u m n "   E l e m e n t I d = " 8 6 1 6 0 2 1 1 5 "   D a t a T y p e = " L a b e l " > C o m p a n y G i r o N o _ L b l < / C o m p a n y G i r o N o _ L b l > + 
+         < C o m p a n y H o m e P a g e   E l e m e n t T y p e = " C o l u m n "   E l e m e n t I d = " 1 9 8 9 1 8 8 7 0 "   D a t a T y p e = " T e x t " > C o m p a n y H o m e P a g e < / C o m p a n y H o m e P a g e > + 
+         < C o m p a n y I B A N   E l e m e n t T y p e = " C o l u m n "   E l e m e n t I d = " 9 0 6 5 4 9 1 8 2 "   D a t a T y p e = " C o d e " > C o m p a n y I B A N < / C o m p a n y I B A N > + 
+         < C o m p a n y I B A N _ L b l   E l e m e n t T y p e = " C o l u m n "   E l e m e n t I d = " 1 2 6 7 9 5 2 2 2 7 "   D a t a T y p e = " S t r i n g " > C o m p a n y I B A N _ L b l < / C o m p a n y I B A N _ L b l > + 
+         < C o m p a n y L e g a l O f f i c e   E l e m e n t T y p e = " C o l u m n "   E l e m e n t I d = " 7 1 4 2 5 8 1 1 1 "   D a t a T y p e = " T e x t " > C o m p a n y L e g a l O f f i c e < / C o m p a n y L e g a l O f f i c e > + 
+         < C o m p a n y L e g a l O f f i c e _ L b l   E l e m e n t T y p e = " C o l u m n "   E l e m e n t I d = " 1 5 3 3 1 7 5 1 0 8 "   D a t a T y p e = " T e x t " > C o m p a n y L e g a l O f f i c e _ L b l < / C o m p a n y L e g a l O f f i c e _ L b l > + 
+         < C o m p a n y L e g a l S t a t e m e n t   E l e m e n t T y p e = " C o l u m n "   E l e m e n t I d = " 4 4 8 3 5 8 8 7 6 "   D a t a T y p e = " T e x t " > C o m p a n y L e g a l S t a t e m e n t < / C o m p a n y L e g a l S t a t e m e n t > + 
+         < C o m p a n y L o g o P o s i t i o n   E l e m e n t T y p e = " C o l u m n "   E l e m e n t I d = " 1 4 2 5 2 6 6 6 8 8 "   D a t a T y p e = " I n t e g e r " > C o m p a n y L o g o P o s i t i o n < / C o m p a n y L o g o P o s i t i o n > + 
+         < C o m p a n y P h o n e N o   E l e m e n t T y p e = " C o l u m n "   E l e m e n t I d = " 2 5 0 4 4 0 6 5 5 "   D a t a T y p e = " T e x t " > C o m p a n y P h o n e N o < / C o m p a n y P h o n e N o > + 
+         < C o m p a n y P h o n e N o _ L b l   E l e m e n t T y p e = " C o l u m n "   E l e m e n t I d = " 5 5 8 5 9 3 5 8 6 "   D a t a T y p e = " L a b e l " > C o m p a n y P h o n e N o _ L b l < / C o m p a n y P h o n e N o _ L b l > + 
+         < C o m p a n y P i c t u r e   E l e m e n t T y p e = " C o l u m n "   E l e m e n t I d = " 1 3 9 7 4 1 1 0 7 4 "   D a t a T y p e = " B l o b "   / > + 
+         < C o m p a n y R e g i s t r a t i o n N u m b e r   E l e m e n t T y p e = " C o l u m n "   E l e m e n t I d = " 2 0 2 3 6 3 9 4 2 4 "   D a t a T y p e = " T e x t " > C o m p a n y R e g i s t r a t i o n N u m b e r < / C o m p a n y R e g i s t r a t i o n N u m b e r > + 
+         < C o m p a n y R e g i s t r a t i o n N u m b e r _ L b l   E l e m e n t T y p e = " C o l u m n "   E l e m e n t I d = " 1 8 3 3 1 0 6 6 5 3 "   D a t a T y p e = " T e x t " > C o m p a n y R e g i s t r a t i o n N u m b e r _ L b l < / C o m p a n y R e g i s t r a t i o n N u m b e r _ L b l > + 
+         < C o m p a n y S W I F T   E l e m e n t T y p e = " C o l u m n "   E l e m e n t I d = " 6 6 8 2 5 0 2 4 5 "   D a t a T y p e = " C o d e " > C o m p a n y S W I F T < / C o m p a n y S W I F T > + 
+         < C o m p a n y S W I F T _ L b l   E l e m e n t T y p e = " C o l u m n "   E l e m e n t I d = " 2 0 2 9 5 9 7 3 8 4 "   D a t a T y p e = " S t r i n g " > C o m p a n y S W I F T _ L b l < / C o m p a n y S W I F T _ L b l > + 
+         < C o m p a n y V A T R e g i s t r a t i o n N o   E l e m e n t T y p e = " C o l u m n "   E l e m e n t I d = " 1 9 1 4 0 1 3 6 4 9 "   D a t a T y p e = " T e x t " > C o m p a n y V A T R e g i s t r a t i o n N o < / C o m p a n y V A T R e g i s t r a t i o n N o > + 
+         < C o m p a n y V A T R e g i s t r a t i o n N o _ L b l   E l e m e n t T y p e = " C o l u m n "   E l e m e n t I d = " 9 2 4 5 0 3 1 2 4 "   D a t a T y p e = " T e x t " > C o m p a n y V A T R e g i s t r a t i o n N o _ L b l < / C o m p a n y V A T R e g i s t r a t i o n N o _ L b l > + 
+         < C o m p a n y V A T R e g N o   E l e m e n t T y p e = " C o l u m n "   E l e m e n t I d = " 1 7 1 4 3 1 9 3 6 "   D a t a T y p e = " T e x t " > C o m p a n y V A T R e g N o < / C o m p a n y V A T R e g N o > + 
+         < C o m p a n y V A T R e g N o _ L b l   E l e m e n t T y p e = " C o l u m n "   E l e m e n t I d = " 7 7 3 2 0 1 5 0 1 "   D a t a T y p e = " T e x t " > C o m p a n y V A T R e g N o _ L b l < / C o m p a n y V A T R e g N o _ L b l > + 
+         < C o p y _ L b l   E l e m e n t T y p e = " C o l u m n "   E l e m e n t I d = " 6 0 4 7 8 2 7 8 1 "   D a t a T y p e = " L a b e l " > C o p y _ L b l < / C o p y _ L b l > + 
+         < C u s t o m e r A d d r e s s 1   E l e m e n t T y p e = " C o l u m n "   E l e m e n t I d = " 1 8 0 1 9 6 6 4 5 4 "   D a t a T y p e = " T e x t " > C u s t o m e r A d d r e s s 1 < / C u s t o m e r A d d r e s s 1 > + 
+         < C u s t o m e r A d d r e s s 2   E l e m e n t T y p e = " C o l u m n "   E l e m e n t I d = " 1 1 6 4 2 6 9 8 3 7 "   D a t a T y p e = " T e x t " > C u s t o m e r A d d r e s s 2 < / C u s t o m e r A d d r e s s 2 > + 
+         < C u s t o m e r A d d r e s s 3   E l e m e n t T y p e = " C o l u m n "   E l e m e n t I d = " 5 2 6 5 7 3 2 2 0 "   D a t a T y p e = " T e x t " > C u s t o m e r A d d r e s s 3 < / C u s t o m e r A d d r e s s 3 > + 
+         < C u s t o m e r A d d r e s s 4   E l e m e n t T y p e = " C o l u m n "   E l e m e n t I d = " 1 1 1 1 2 3 3 9 7 "   D a t a T y p e = " T e x t " > C u s t o m e r A d d r e s s 4 < / C u s t o m e r A d d r e s s 4 > + 
+         < C u s t o m e r A d d r e s s 5   E l e m e n t T y p e = " C o l u m n "   E l e m e n t I d = " 7 4 8 8 2 0 0 1 4 "   D a t a T y p e = " T e x t " > C u s t o m e r A d d r e s s 5 < / C u s t o m e r A d d r e s s 5 > + 
+         < C u s t o m e r A d d r e s s 6   E l e m e n t T y p e = " C o l u m n "   E l e m e n t I d = " 1 3 8 6 5 1 6 6 3 1 "   D a t a T y p e = " T e x t " > C u s t o m e r A d d r e s s 6 < / C u s t o m e r A d d r e s s 6 > + 
+         < C u s t o m e r A d d r e s s 7   E l e m e n t T y p e = " C o l u m n "   E l e m e n t I d = " 2 0 2 4 2 1 3 2 4 8 "   D a t a T y p e = " T e x t " > C u s t o m e r A d d r e s s 7 < / C u s t o m e r A d d r e s s 7 > + 
+         < C u s t o m e r A d d r e s s 8   E l e m e n t T y p e = " C o l u m n "   E l e m e n t I d = " 1 0 4 8 6 9 8 5 8 5 "   D a t a T y p e = " T e x t " > C u s t o m e r A d d r e s s 8 < / C u s t o m e r A d d r e s s 8 > + 
+         < C u s t o m e r P o s t a l B a r C o d e   E l e m e n t T y p e = " C o l u m n "   E l e m e n t I d = " 3 9 8 5 8 0 6 8 8 "   D a t a T y p e = " T e x t " > C u s t o m e r P o s t a l B a r C o d e < / C u s t o m e r P o s t a l B a r C o d e > + 
+         < D o c u m e n t C o p y T e x t   E l e m e n t T y p e = " C o l u m n "   E l e m e n t I d = " 1 8 2 4 9 4 6 0 4 6 "   D a t a T y p e = " S t r i n g " > D o c u m e n t C o p y T e x t < / D o c u m e n t C o p y T e x t > + 
+         < D o c u m e n t D a t e   E l e m e n t T y p e = " C o l u m n "   E l e m e n t I d = " 5 5 2 8 7 1 9 1 4 "   D a t a T y p e = " S t r i n g " > D o c u m e n t D a t e < / D o c u m e n t D a t e > + 
+         < D o c u m e n t D a t e _ L b l   E l e m e n t T y p e = " C o l u m n "   E l e m e n t I d = " 1 0 2 6 4 9 4 8 3 "   D a t a T y p e = " S t r i n g " > D o c u m e n t D a t e _ L b l < / D o c u m e n t D a t e _ L b l > + 
+         < D o c u m e n t N o   E l e m e n t T y p e = " C o l u m n "   E l e m e n t I d = " 9 7 0 3 5 0 5 3 9 "   D a t a T y p e = " C o d e " > D o c u m e n t N o < / D o c u m e n t N o > + 
+         < D o c u m e n t N o _ L b l   E l e m e n t T y p e = " C o l u m n "   E l e m e n t I d = " 7 8 9 7 9 5 9 7 8 "   D a t a T y p e = " L a b e l " > D o c u m e n t N o _ L b l < / D o c u m e n t N o _ L b l > + 
+         < D u e D a t e   E l e m e n t T y p e = " C o l u m n "   E l e m e n t I d = " 7 4 5 1 7 0 2 0 3 "   D a t a T y p e = " S t r i n g " > D u e D a t e < / D u e D a t e > + 
+         < D u e D a t e _ L b l   E l e m e n t T y p e = " C o l u m n "   E l e m e n t I d = " 1 6 4 8 2 8 4 6 4 8 "   D a t a T y p e = " S t r i n g " > D u e D a t e _ L b l < / D u e D a t e _ L b l > + 
+         < E M a i l _ L b l   E l e m e n t T y p e = " C o l u m n "   E l e m e n t I d = " 1 4 3 8 8 6 8 0 1 2 "   D a t a T y p e = " L a b e l " > E M a i l _ L b l < / E M a i l _ L b l > + 
+         < E x c h a n g e R a t e A s T e x t   E l e m e n t T y p e = " C o l u m n "   E l e m e n t I d = " 5 9 2 9 5 5 8 4 5 "   D a t a T y p e = " T e x t " > E x c h a n g e R a t e A s T e x t < / E x c h a n g e R a t e A s T e x t > + 
+         < E x t D o c N o _ S a l e s H e a d e r   E l e m e n t T y p e = " C o l u m n "   E l e m e n t I d = " 8 3 2 4 5 0 5 2 3 "   D a t a T y p e = " C o d e " > E x t D o c N o _ S a l e s H e a d e r < / E x t D o c N o _ S a l e s H e a d e r > + 
+         < E x t D o c N o _ S a l e s H e a d e r _ L b l   E l e m e n t T y p e = " C o l u m n "   E l e m e n t I d = " 3 9 6 6 6 7 4 8 0 "   D a t a T y p e = " S t r i n g " > E x t D o c N o _ S a l e s H e a d e r _ L b l < / E x t D o c N o _ S a l e s H e a d e r _ L b l > + 
+         < G l o b a l L o c a t i o n N u m b e r   E l e m e n t T y p e = " C o l u m n "   E l e m e n t I d = " 1 5 0 0 3 7 2 8 0 0 "   D a t a T y p e = " S t r i n g " > G l o b a l L o c a t i o n N u m b e r < / G l o b a l L o c a t i o n N u m b e r > + 
+         < G l o b a l L o c a t i o n N u m b e r _ L b l   E l e m e n t T y p e = " C o l u m n "   E l e m e n t I d = " 1 7 5 0 9 1 3 8 9 1 "   D a t a T y p e = " S t r i n g " > G l o b a l L o c a t i o n N u m b e r _ L b l < / G l o b a l L o c a t i o n N u m b e r _ L b l > + 
+         < H o m e P a g e _ L b l   E l e m e n t T y p e = " C o l u m n "   E l e m e n t I d = " 1 4 3 3 5 9 2 3 0 0 "   D a t a T y p e = " L a b e l " > H o m e P a g e _ L b l < / H o m e P a g e _ L b l > + 
+         < I n v o i c e D i s c o u n t A m o u n t _ L b l   E l e m e n t T y p e = " C o l u m n "   E l e m e n t I d = " 1 5 9 3 0 1 2 7 3 6 "   D a t a T y p e = " L a b e l " > I n v o i c e D i s c o u n t A m o u n t _ L b l < / I n v o i c e D i s c o u n t A m o u n t _ L b l > + 
+         < I n v o i c e D i s c o u n t B a s e A m o u n t _ L b l   E l e m e n t T y p e = " C o l u m n "   E l e m e n t I d = " 2 0 2 9 2 6 6 8 7 5 "   D a t a T y p e = " L a b e l " > I n v o i c e D i s c o u n t B a s e A m o u n t _ L b l < / I n v o i c e D i s c o u n t B a s e A m o u n t _ L b l > + 
+         < I n v o i c e _ L b l   E l e m e n t T y p e = " C o l u m n "   E l e m e n t I d = " 1 6 2 3 2 0 4 6 6 5 "   D a t a T y p e = " L a b e l " > I n v o i c e _ L b l < / I n v o i c e _ L b l > + 
+         < L e g a l E n t i t y T y p e   E l e m e n t T y p e = " C o l u m n "   E l e m e n t I d = " 2 0 5 1 8 7 3 5 6 3 "   D a t a T y p e = " T e x t " > L e g a l E n t i t y T y p e < / L e g a l E n t i t y T y p e > + 
+         < L e g a l E n t i t y T y p e _ L b l   E l e m e n t T y p e = " C o l u m n "   E l e m e n t I d = " 2 0 8 0 2 2 4 7 9 2 "   D a t a T y p e = " T e x t " > L e g a l E n t i t y T y p e _ L b l < / L e g a l E n t i t y T y p e _ L b l > + 
+         < L i n e A m o u n t A f t e r I n v o i c e D i s c o u n t _ L b l   E l e m e n t T y p e = " C o l u m n "   E l e m e n t I d = " 6 7 3 7 2 1 0 9 4 "   D a t a T y p e = " L a b e l " > L i n e A m o u n t A f t e r I n v o i c e D i s c o u n t _ L b l < / L i n e A m o u n t A f t e r I n v o i c e D i s c o u n t _ L b l > + 
+         < L o c a l C u r r e n c y _ L b l   E l e m e n t T y p e = " C o l u m n "   E l e m e n t I d = " 1 5 5 9 6 9 3 4 2 2 "   D a t a T y p e = " L a b e l " > L o c a l C u r r e n c y _ L b l < / L o c a l C u r r e n c y _ L b l > + 
+         < P a g e _ L b l   E l e m e n t T y p e = " C o l u m n "   E l e m e n t I d = " 6 8 0 6 4 8 0 9 1 "   D a t a T y p e = " L a b e l " > P a g e _ L b l < / P a g e _ L b l > + 
+         < P a y m e n t M e t h o d D e s c r i p t i o n   E l e m e n t T y p e = " C o l u m n "   E l e m e n t I d = " 5 8 5 7 5 7 9 7 4 "   D a t a T y p e = " T e x t " > P a y m e n t M e t h o d D e s c r i p t i o n < / P a y m e n t M e t h o d D e s c r i p t i o n > + 
+         < P a y m e n t M e t h o d D e s c r i p t i o n _ L b l   E l e m e n t T y p e = " C o l u m n "   E l e m e n t I d = " 7 9 7 1 1 7 3 2 3 "   D a t a T y p e = " L a b e l " > P a y m e n t M e t h o d D e s c r i p t i o n _ L b l < / P a y m e n t M e t h o d D e s c r i p t i o n _ L b l > + 
+         < P a y m e n t T e r m s D e s c r i p t i o n   E l e m e n t T y p e = " C o l u m n "   E l e m e n t I d = " 2 0 3 8 7 4 2 7 0 0 "   D a t a T y p e = " T e x t " > P a y m e n t T e r m s D e s c r i p t i o n < / P a y m e n t T e r m s D e s c r i p t i o n > + 
+         < P a y m e n t T e r m s D e s c r i p t i o n _ L b l   E l e m e n t T y p e = " C o l u m n "   E l e m e n t I d = " 1 8 7 4 4 9 4 3 2 1 "   D a t a T y p e = " L a b e l " > P a y m e n t T e r m s D e s c r i p t i o n _ L b l < / P a y m e n t T e r m s D e s c r i p t i o n _ L b l > + 
+         < P r i c e s I n c l u d i n g V A T   E l e m e n t T y p e = " C o l u m n "   E l e m e n t I d = " 5 1 8 8 1 7 1 6 7 "   D a t a T y p e = " B o o l e a n " > P r i c e s I n c l u d i n g V A T < / P r i c e s I n c l u d i n g V A T > + 
+         < P r i c e s I n c l u d i n g V A T Y e s N o   E l e m e n t T y p e = " C o l u m n "   E l e m e n t I d = " 1 4 1 1 1 4 7 5 9 9 "   D a t a T y p e = " S t r i n g " > P r i c e s I n c l u d i n g V A T Y e s N o < / P r i c e s I n c l u d i n g V A T Y e s N o > + 
+         < P r i c e s I n c l u d i n g V A T _ L b l   E l e m e n t T y p e = " C o l u m n "   E l e m e n t I d = " 1 3 7 7 9 7 9 4 4 4 "   D a t a T y p e = " S t r i n g " > P r i c e s I n c l u d i n g V A T _ L b l < / P r i c e s I n c l u d i n g V A T _ L b l > + 
+         < Q u o t e N o   E l e m e n t T y p e = " C o l u m n "   E l e m e n t I d = " 1 5 2 1 5 3 3 0 4 6 "   D a t a T y p e = " C o d e " > Q u o t e N o < / Q u o t e N o > + 
+         < Q u o t e N o _ L b l   E l e m e n t T y p e = " C o l u m n "   E l e m e n t I d = " 1 0 3 1 9 0 2 3 5 7 "   D a t a T y p e = " S t r i n g " > Q u o t e N o _ L b l < / Q u o t e N o _ L b l > + 
+         < S a l e s I n v o i c e L i n e D i s c o u n t _ L b l   E l e m e n t T y p e = " C o l u m n "   E l e m e n t I d = " 6 6 4 6 0 1 5 8 2 "   D a t a T y p e = " L a b e l " > S a l e s I n v o i c e L i n e D i s c o u n t _ L b l < / S a l e s I n v o i c e L i n e D i s c o u n t _ L b l > + 
+         < S a l e s P e r s o n N a m e   E l e m e n t T y p e = " C o l u m n "   E l e m e n t I d = " 8 7 1 4 9 2 9 8 3 "   D a t a T y p e = " T e x t " > S a l e s P e r s o n N a m e < / S a l e s P e r s o n N a m e > + 
+         < S a l e s P e r s o n T e x t _ L b l   E l e m e n t T y p e = " C o l u m n "   E l e m e n t I d = " 7 4 6 2 5 9 5 4 4 "   D a t a T y p e = " T e x t " > S a l e s P e r s o n T e x t _ L b l < / S a l e s P e r s o n T e x t _ L b l > + 
+         < S a l e s P e r s o n _ L b l   E l e m e n t T y p e = " C o l u m n "   E l e m e n t I d = " 1 5 6 4 1 9 6 3 6 5 "   D a t a T y p e = " L a b e l " > S a l e s P e r s o n _ L b l < / S a l e s P e r s o n _ L b l > + 
+         < S e l l T o C o n t a c t E m a i l   E l e m e n t T y p e = " C o l u m n "   E l e m e n t I d = " 2 6 2 8 2 4 5 6 4 "   D a t a T y p e = " T e x t " > S e l l T o C o n t a c t E m a i l < / S e l l T o C o n t a c t E m a i l > + 
+         < S e l l T o C o n t a c t E m a i l L b l   E l e m e n t T y p e = " C o l u m n "   E l e m e n t I d = " 3 7 0 9 2 0 3 7 4 "   D a t a T y p e = " L a b e l " > S e l l T o C o n t a c t E m a i l L b l < / S e l l T o C o n t a c t E m a i l L b l > + 
+         < S e l l T o C o n t a c t M o b i l e P h o n e N o   E l e m e n t T y p e = " C o l u m n "   E l e m e n t I d = " 1 8 4 3 5 8 7 4 7 "   D a t a T y p e = " T e x t " > S e l l T o C o n t a c t M o b i l e P h o n e N o < / S e l l T o C o n t a c t M o b i l e P h o n e N o > + 
+         < S e l l T o C o n t a c t M o b i l e P h o n e N o L b l   E l e m e n t T y p e = " C o l u m n "   E l e m e n t I d = " 1 4 5 7 5 2 8 4 1 7 "   D a t a T y p e = " L a b e l " > S e l l T o C o n t a c t M o b i l e P h o n e N o L b l < / S e l l T o C o n t a c t M o b i l e P h o n e N o L b l > + 
+         < S e l l T o C o n t a c t P h o n e N o   E l e m e n t T y p e = " C o l u m n "   E l e m e n t I d = " 1 6 1 3 8 2 2 4 8 3 "   D a t a T y p e = " T e x t " > S e l l T o C o n t a c t P h o n e N o < / S e l l T o C o n t a c t P h o n e N o > + 
+         < S e l l T o C o n t a c t P h o n e N o L b l   E l e m e n t T y p e = " C o l u m n "   E l e m e n t I d = " 1 0 5 0 6 8 6 8 0 9 "   D a t a T y p e = " L a b e l " > S e l l T o C o n t a c t P h o n e N o L b l < / S e l l T o C o n t a c t P h o n e N o L b l > + 
+         < S e l l t o C u s t o m e r N o   E l e m e n t T y p e = " C o l u m n "   E l e m e n t I d = " 2 0 5 0 6 4 7 3 4 9 "   D a t a T y p e = " C o d e " > S e l l t o C u s t o m e r N o < / S e l l t o C u s t o m e r N o > + 
+         < S e l l t o C u s t o m e r N o _ L b l   E l e m e n t T y p e = " C o l u m n "   E l e m e n t I d = " 2 9 8 3 8 1 5 1 2 "   D a t a T y p e = " S t r i n g " > S e l l t o C u s t o m e r N o _ L b l < / S e l l t o C u s t o m e r N o _ L b l > + 
+         < S e l l T o F a x N o   E l e m e n t T y p e = " C o l u m n "   E l e m e n t I d = " 8 6 0 8 2 8 4 3 4 "   D a t a T y p e = " T e x t " > S e l l T o F a x N o < / S e l l T o F a x N o > + 
+         < S e l l T o P h o n e N o   E l e m e n t T y p e = " C o l u m n "   E l e m e n t I d = " 7 5 1 9 3 1 8 4 3 "   D a t a T y p e = " T e x t " > S e l l T o P h o n e N o < / S e l l T o P h o n e N o > + 
+         < S h i p m e n t D a t e   E l e m e n t T y p e = " C o l u m n "   E l e m e n t I d = " 9 3 1 1 1 1 4 6 5 "   D a t a T y p e = " S t r i n g " > S h i p m e n t D a t e < / S h i p m e n t D a t e > + 
+         < S h i p m e n t D a t e _ L b l   E l e m e n t T y p e = " C o l u m n "   E l e m e n t I d = " 6 1 4 4 0 0 3 6 4 "   D a t a T y p e = " S t r i n g " > S h i p m e n t D a t e _ L b l < / S h i p m e n t D a t e _ L b l > + 
+         < S h i p m e n t M e t h o d D e s c r i p t i o n   E l e m e n t T y p e = " C o l u m n "   E l e m e n t I d = " 2 0 5 9 4 0 3 2 6 0 "   D a t a T y p e = " T e x t " > S h i p m e n t M e t h o d D e s c r i p t i o n < / S h i p m e n t M e t h o d D e s c r i p t i o n > + 
+         < S h i p m e n t M e t h o d D e s c r i p t i o n _ L b l   E l e m e n t T y p e = " C o l u m n "   E l e m e n t I d = " 1 1 7 9 9 7 8 4 6 5 "   D a t a T y p e = " L a b e l " > S h i p m e n t M e t h o d D e s c r i p t i o n _ L b l < / S h i p m e n t M e t h o d D e s c r i p t i o n _ L b l > + 
+         < S h i p m e n t _ L b l   E l e m e n t T y p e = " C o l u m n "   E l e m e n t I d = " 2 0 8 5 7 6 7 1 2 0 "   D a t a T y p e = " L a b e l " > S h i p m e n t _ L b l < / S h i p m e n t _ L b l > + 
+         < S h i p T o A d d r e s s 1   E l e m e n t T y p e = " C o l u m n "   E l e m e n t I d = " 1 3 5 7 6 7 2 8 6 1 "   D a t a T y p e = " T e x t " > S h i p T o A d d r e s s 1 < / S h i p T o A d d r e s s 1 > + 
+         < S h i p T o A d d r e s s 2   E l e m e n t T y p e = " C o l u m n "   E l e m e n t I d = " 1 0 2 4 2 0 4 5 8 4 "   D a t a T y p e = " T e x t " > S h i p T o A d d r e s s 2 < / S h i p T o A d d r e s s 2 > + 
+         < S h i p T o A d d r e s s 3   E l e m e n t T y p e = " C o l u m n "   E l e m e n t I d = " 1 6 6 1 9 0 1 2 0 1 "   D a t a T y p e = " T e x t " > S h i p T o A d d r e s s 3 < / S h i p T o A d d r e s s 3 > + 
+         < S h i p T o A d d r e s s 4   E l e m e n t T y p e = " C o l u m n "   E l e m e n t I d = " 5 5 5 4 1 6 9 9 0 "   D a t a T y p e = " T e x t " > S h i p T o A d d r e s s 4 < / S h i p T o A d d r e s s 4 > + 
+         < S h i p T o A d d r e s s 5   E l e m e n t T y p e = " C o l u m n "   E l e m e n t I d = " 1 1 9 3 1 1 3 6 0 7 "   D a t a T y p e = " T e x t " > S h i p T o A d d r e s s 5 < / S h i p T o A d d r e s s 5 > + 
+         < S h i p T o A d d r e s s 6   E l e m e n t T y p e = " C o l u m n "   E l e m e n t I d = " 7 1 9 9 7 6 2 4 4 "   D a t a T y p e = " T e x t " > S h i p T o A d d r e s s 6 < / S h i p T o A d d r e s s 6 > + 
+         < S h i p T o A d d r e s s 7   E l e m e n t T y p e = " C o l u m n "   E l e m e n t I d = " 8 2 2 7 9 6 2 7 "   D a t a T y p e = " T e x t " > S h i p T o A d d r e s s 7 < / S h i p T o A d d r e s s 7 > + 
+         < S h i p T o A d d r e s s 8   E l e m e n t T y p e = " C o l u m n "   E l e m e n t I d = " 1 4 9 2 9 9 2 1 7 8 "   D a t a T y p e = " T e x t " > S h i p T o A d d r e s s 8 < / S h i p T o A d d r e s s 8 > + 
+         < S h i p T o A d d r e s s _ L b l   E l e m e n t T y p e = " C o l u m n "   E l e m e n t I d = " 1 6 5 0 5 0 5 0 1 7 "   D a t a T y p e = " L a b e l " > S h i p T o A d d r e s s _ L b l < / S h i p T o A d d r e s s _ L b l > + 
+         < S h i p T o P h o n e N o   E l e m e n t T y p e = " C o l u m n "   E l e m e n t I d = " 3 6 9 7 0 2 2 5 5 "   D a t a T y p e = " T e x t " > S h i p T o P h o n e N o < / S h i p T o P h o n e N o > + 
+         < S h o w S h i p p i n g A d d r e s s   E l e m e n t T y p e = " C o l u m n "   E l e m e n t I d = " 1 1 2 0 0 7 1 2 6 6 "   D a t a T y p e = " B o o l e a n " > S h o w S h i p p i n g A d d r e s s < / S h o w S h i p p i n g A d d r e s s > + 
+         < S h o w W o r k D e s c r i p t i o n   E l e m e n t T y p e = " C o l u m n "   E l e m e n t I d = " 7 8 5 4 6 8 8 6 5 "   D a t a T y p e = " B o o l e a n " > S h o w W o r k D e s c r i p t i o n < / S h o w W o r k D e s c r i p t i o n > + 
+         < S u b t o t a l _ L b l   E l e m e n t T y p e = " C o l u m n "   E l e m e n t I d = " 1 9 6 7 7 9 5 1 4 2 "   D a t a T y p e = " L a b e l " > S u b t o t a l _ L b l < / S u b t o t a l _ L b l > + 
+         < T o t a l _ L b l   E l e m e n t T y p e = " C o l u m n "   E l e m e n t I d = " 1 2 1 0 1 0 0 8 7 8 "   D a t a T y p e = " L a b e l " > T o t a l _ L b l < / T o t a l _ L b l > + 
+         < V A T A m o u n t S p e c i f i c a t i o n _ L b l   E l e m e n t T y p e = " C o l u m n "   E l e m e n t I d = " 8 7 8 7 0 6 8 4 6 "   D a t a T y p e = " L a b e l " > V A T A m o u n t S p e c i f i c a t i o n _ L b l < / V A T A m o u n t S p e c i f i c a t i o n _ L b l > + 
+         < V A T A m o u n t _ L b l   E l e m e n t T y p e = " C o l u m n "   E l e m e n t I d = " 1 0 9 4 6 5 7 2 9 "   D a t a T y p e = " L a b e l " > V A T A m o u n t _ L b l < / V A T A m o u n t _ L b l > + 
+         < V A T B a s e _ L b l   E l e m e n t T y p e = " C o l u m n "   E l e m e n t I d = " 1 8 6 6 1 5 8 2 7 8 "   D a t a T y p e = " L a b e l " > V A T B a s e _ L b l < / V A T B a s e _ L b l > + 
+         < V A T C l a u s e s _ L b l   E l e m e n t T y p e = " C o l u m n "   E l e m e n t I d = " 1 3 8 3 9 2 0 0 1 9 "   D a t a T y p e = " L a b e l " > V A T C l a u s e s _ L b l < / V A T C l a u s e s _ L b l > + 
+         < V A T C l a u s e _ L b l   E l e m e n t T y p e = " C o l u m n "   E l e m e n t I d = " 1 5 7 0 4 9 5 4 9 0 "   D a t a T y p e = " S t r i n g " > V A T C l a u s e _ L b l < / V A T C l a u s e _ L b l > + 
+         < V A T I d e n t i f i e r _ L b l   E l e m e n t T y p e = " C o l u m n "   E l e m e n t I d = " 1 6 8 6 6 2 3 9 8 4 "   D a t a T y p e = " L a b e l " > V A T I d e n t i f i e r _ L b l < / V A T I d e n t i f i e r _ L b l > + 
+         < V A T P e r c e n t a g e _ L b l   E l e m e n t T y p e = " C o l u m n "   E l e m e n t I d = " 6 7 6 6 5 4 5 6 5 "   D a t a T y p e = " L a b e l " > V A T P e r c e n t a g e _ L b l < / V A T P e r c e n t a g e _ L b l > + 
+         < V A T R e g i s t r a t i o n N o   E l e m e n t T y p e = " C o l u m n "   E l e m e n t I d = " 1 8 8 9 1 9 5 4 0 2 "   D a t a T y p e = " T e x t " > V A T R e g i s t r a t i o n N o < / V A T R e g i s t r a t i o n N o > + 
+         < V A T R e g i s t r a t i o n N o _ L b l   E l e m e n t T y p e = " C o l u m n "   E l e m e n t I d = " 1 4 2 4 6 1 6 0 8 5 "   D a t a T y p e = " T e x t " > V A T R e g i s t r a t i o n N o _ L b l < / V A T R e g i s t r a t i o n N o _ L b l > + 
+         < w a n B i l l T o A d d r e s s   E l e m e n t T y p e = " C o l u m n "   E l e m e n t I d = " 1 8 0 1 1 9 3 1 2 5 "   D a t a T y p e = " T e x t " > w a n B i l l T o A d d r e s s < / w a n B i l l T o A d d r e s s > + 
+         < w a n B i l l T o A d d r e s s _ L b l   E l e m e n t T y p e = " C o l u m n "   E l e m e n t I d = " 6 2 7 8 7 5 1 1 0 "   D a t a T y p e = " T e x t " > w a n B i l l T o A d d r e s s _ L b l < / w a n B i l l T o A d d r e s s _ L b l > + 
+         < w a n C o m p a n y A d d r e s s   E l e m e n t T y p e = " C o l u m n "   E l e m e n t I d = " 2 0 9 2 2 7 1 6 4 "   D a t a T y p e = " T e x t " > w a n C o m p a n y A d d r e s s < / w a n C o m p a n y A d d r e s s > + 
+         < w a n C o m p a n y C o n t a c t I n f o   E l e m e n t T y p e = " C o l u m n "   E l e m e n t I d = " 1 1 1 9 2 3 4 2 7 6 "   D a t a T y p e = " T e x t " > w a n C o m p a n y C o n t a c t I n f o < / w a n C o m p a n y C o n t a c t I n f o > + 
+         < w a n C o m p a n y L e g a l I n f o   E l e m e n t T y p e = " C o l u m n "   E l e m e n t I d = " 1 5 3 9 5 4 1 8 8 7 "   D a t a T y p e = " T e x t " > w a n C o m p a n y L e g a l I n f o < / w a n C o m p a n y L e g a l I n f o > + 
+         < w a n M a i l B o d y T e x t   E l e m e n t T y p e = " C o l u m n "   E l e m e n t I d = " 1 5 9 6 1 7 0 3 6 1 "   D a t a T y p e = " L a b e l " > w a n M a i l B o d y T e x t < / w a n M a i l B o d y T e x t > + 
+         < w a n M a i l C l o s i n g T e x t   E l e m e n t T y p e = " C o l u m n "   E l e m e n t I d = " 6 7 2 2 8 9 6 4 2 "   D a t a T y p e = " L a b e l " > w a n M a i l C l o s i n g T e x t < / w a n M a i l C l o s i n g T e x t > + 
+         < w a n M a i l G r e e t i n g T e x t   E l e m e n t T y p e = " C o l u m n "   E l e m e n t I d = " 3 2 4 0 8 5 2 0 0 "   D a t a T y p e = " L a b e l " > w a n M a i l G r e e t i n g T e x t < / w a n M a i l G r e e t i n g T e x t > + 
+         < w a n O u r A c c o u n t N o   E l e m e n t T y p e = " C o l u m n "   E l e m e n t I d = " 3 5 0 8 5 8 3 4 9 "   D a t a T y p e = " T e x t " > w a n O u r A c c o u n t N o < / w a n O u r A c c o u n t N o > + 
+         < w a n O u r A c c o u n t N o _ L b l   E l e m e n t T y p e = " C o l u m n "   E l e m e n t I d = " 2 5 2 6 9 6 4 8 "   D a t a T y p e = " T e x t " > w a n O u r A c c o u n t N o _ L b l < / w a n O u r A c c o u n t N o _ L b l > + 
+         < w a n P r o m D e l i v D a t e   E l e m e n t T y p e = " C o l u m n "   E l e m e n t I d = " 9 7 8 4 9 7 6 0 5 "   D a t a T y p e = " T e x t " > w a n P r o m D e l i v D a t e < / w a n P r o m D e l i v D a t e > + 
+         < w a n P r o m D e l i v D a t e _ L b l   E l e m e n t T y p e = " C o l u m n "   E l e m e n t I d = " 1 0 0 3 5 4 6 1 0 6 "   D a t a T y p e = " T e x t " > w a n P r o m D e l i v D a t e _ L b l < / w a n P r o m D e l i v D a t e _ L b l > + 
+         < w a n Q u o t e N o _ L b l   E l e m e n t T y p e = " C o l u m n "   E l e m e n t I d = " 7 2 6 8 4 6 6 5 9 "   D a t a T y p e = " T e x t " > w a n Q u o t e N o _ L b l < / w a n Q u o t e N o _ L b l > + 
+         < w a n R e g i s t r a t i o n N o _ L b l   E l e m e n t T y p e = " C o l u m n "   E l e m e n t I d = " 8 7 8 7 0 7 1 2 8 "   D a t a T y p e = " T e x t " > w a n R e g i s t r a t i o n N o _ L b l < / w a n R e g i s t r a t i o n N o _ L b l > + 
+         < w a n R e q D e l i v D a t e   E l e m e n t T y p e = " C o l u m n "   E l e m e n t I d = " 1 5 2 4 7 6 9 4 1 3 "   D a t a T y p e = " T e x t " > w a n R e q D e l i v D a t e < / w a n R e q D e l i v D a t e > + 
+         < w a n R e q D e l i v D a t e _ L b l   E l e m e n t T y p e = " C o l u m n "   E l e m e n t I d = " 1 2 5 9 3 7 2 3 4 4 "   D a t a T y p e = " T e x t " > w a n R e q D e l i v D a t e _ L b l < / w a n R e q D e l i v D a t e _ L b l > + 
+         < w a n S e l l T o A d d r e s s   E l e m e n t T y p e = " C o l u m n "   E l e m e n t I d = " 8 9 7 4 6 9 6 3 4 "   D a t a T y p e = " T e x t " > w a n S e l l T o A d d r e s s < / w a n S e l l T o A d d r e s s > + 
+         < w a n S e l l T o A d d r e s s _ L b l   E l e m e n t T y p e = " C o l u m n "   E l e m e n t I d = " 1 9 9 4 7 7 7 8 9 "   D a t a T y p e = " T e x t " > w a n S e l l T o A d d r e s s _ L b l < / w a n S e l l T o A d d r e s s _ L b l > + 
+         < w a n S h i p m e n t M e t h o d D e s c r i p t i o n _ L b l   E l e m e n t T y p e = " C o l u m n "   E l e m e n t I d = " 1 4 0 5 6 3 3 9 5 9 "   D a t a T y p e = " T e x t " > w a n S h i p m e n t M e t h o d D e s c r i p t i o n _ L b l < / w a n S h i p m e n t M e t h o d D e s c r i p t i o n _ L b l > + 
+         < w a n S h i p T o A d d r e s s   E l e m e n t T y p e = " C o l u m n "   E l e m e n t I d = " 7 4 3 5 9 4 0 1 8 "   D a t a T y p e = " T e x t " > w a n S h i p T o A d d r e s s < / w a n S h i p T o A d d r e s s > + 
+         < w a n S h i p T o A d d r e s s _ L b l   E l e m e n t T y p e = " C o l u m n "   E l e m e n t I d = " 1 6 1 7 8 8 9 9 8 3 "   D a t a T y p e = " T e x t " > w a n S h i p T o A d d r e s s _ L b l < / w a n S h i p T o A d d r e s s _ L b l > + 
+         < w a n V A T C l a u s e   E l e m e n t T y p e = " C o l u m n "   E l e m e n t I d = " 1 4 7 9 5 6 2 3 2 5 "   D a t a T y p e = " T e x t " > w a n V A T C l a u s e < / w a n V A T C l a u s e > + 
+         < w a n V e r s i o n   E l e m e n t T y p e = " C o l u m n "   E l e m e n t I d = " 1 1 0 0 2 7 7 8 1 7 "   D a t a T y p e = " T e x t " > w a n V e r s i o n < / w a n V e r s i o n > + 
+         < Y o u r R e f e r e n c e   E l e m e n t T y p e = " C o l u m n "   E l e m e n t I d = " 1 1 0 3 9 9 5 1 "   D a t a T y p e = " T e x t " > Y o u r R e f e r e n c e < / Y o u r R e f e r e n c e > + 
+         < Y o u r R e f e r e n c e _ L b l   E l e m e n t T y p e = " C o l u m n "   E l e m e n t I d = " 4 6 5 4 7 7 4 2 6 "   D a t a T y p e = " S t r i n g " > Y o u r R e f e r e n c e _ L b l < / Y o u r R e f e r e n c e _ L b l > + 
+         < L i n e   E l e m e n t T y p e = " D a t a I t e m "   E l e m e n t I d = " 4 1 1 9 7 6 1 3 3 " > + 
+             < A m o u n t E x c l u d i n g V A T _ L i n e   E l e m e n t T y p e = " C o l u m n "   E l e m e n t I d = " 1 0 6 2 4 6 0 0 4 0 "   D a t a T y p e = " D e c i m a l " > A m o u n t E x c l u d i n g V A T _ L i n e < / A m o u n t E x c l u d i n g V A T _ L i n e > + 
+             < A m o u n t E x c l u d i n g V A T _ L i n e _ L b l   E l e m e n t T y p e = " C o l u m n "   E l e m e n t I d = " 2 0 0 2 8 7 4 4 7 5 "   D a t a T y p e = " S t r i n g " > A m o u n t E x c l u d i n g V A T _ L i n e _ L b l < / A m o u n t E x c l u d i n g V A T _ L i n e _ L b l > + 
+             < A m o u n t I n c l u d i n g V A T _ L i n e   E l e m e n t T y p e = " C o l u m n "   E l e m e n t I d = " 7 7 0 9 2 8 4 0 2 "   D a t a T y p e = " D e c i m a l " > A m o u n t I n c l u d i n g V A T _ L i n e < / A m o u n t I n c l u d i n g V A T _ L i n e > + 
+             < A m o u n t I n c l u d i n g V A T _ L i n e _ L b l   E l e m e n t T y p e = " C o l u m n "   E l e m e n t I d = " 9 3 0 7 4 7 3 1 3 "   D a t a T y p e = " S t r i n g " > A m o u n t I n c l u d i n g V A T _ L i n e _ L b l < / A m o u n t I n c l u d i n g V A T _ L i n e _ L b l > + 
+             < D e s c r i p t i o n _ L i n e   E l e m e n t T y p e = " C o l u m n "   E l e m e n t I d = " 1 4 0 6 8 2 2 3 1 0 "   D a t a T y p e = " T e x t " > D e s c r i p t i o n _ L i n e < / D e s c r i p t i o n _ L i n e > + 
+             < D e s c r i p t i o n _ L i n e _ L b l   E l e m e n t T y p e = " C o l u m n "   E l e m e n t I d = " 2 1 1 8 9 5 1 4 9 5 "   D a t a T y p e = " S t r i n g " > D e s c r i p t i o n _ L i n e _ L b l < / D e s c r i p t i o n _ L i n e _ L b l > + 
+             < I t e m N o _ L i n e   E l e m e n t T y p e = " C o l u m n "   E l e m e n t I d = " 1 9 1 0 2 9 6 2 8 8 "   D a t a T y p e = " C o d e " > I t e m N o _ L i n e < / I t e m N o _ L i n e > + 
+             < I t e m N o _ L i n e _ L b l   E l e m e n t T y p e = " C o l u m n "   E l e m e n t I d = " 1 3 4 0 0 7 9 6 1 3 "   D a t a T y p e = " S t r i n g " > I t e m N o _ L i n e _ L b l < / I t e m N o _ L i n e _ L b l > + 
+             < I t e m R e f e r e n c e N o   E l e m e n t T y p e = " C o l u m n "   E l e m e n t I d = " 4 7 4 0 7 7 5 6 6 "   D a t a T y p e = " C o d e " > I t e m R e f e r e n c e N o < / I t e m R e f e r e n c e N o > + 
+             < I t e m R e f e r e n c e N o _ L b l   E l e m e n t T y p e = " C o l u m n "   E l e m e n t I d = " 8 2 6 8 4 0 1 6 1 "   D a t a T y p e = " S t r i n g " > I t e m R e f e r e n c e N o _ L b l < / I t e m R e f e r e n c e N o _ L b l > + 
+             < L i n e A m o u n t _ L i n e   E l e m e n t T y p e = " C o l u m n "   E l e m e n t I d = " 2 6 8 9 3 7 1 6 2 "   D a t a T y p e = " T e x t " > L i n e A m o u n t _ L i n e < / L i n e A m o u n t _ L i n e > + 
+             < L i n e A m o u n t _ L i n e _ L b l   E l e m e n t T y p e = " C o l u m n "   E l e m e n t I d = " 9 9 2 9 0 1 8 4 5 "   D a t a T y p e = " S t r i n g " > L i n e A m o u n t _ L i n e _ L b l < / L i n e A m o u n t _ L i n e _ L b l > + 
+             < L i n e D i s c o u n t P e r c e n t T e x t _ L i n e   E l e m e n t T y p e = " C o l u m n "   E l e m e n t I d = " 6 1 3 1 3 5 1 9 "   D a t a T y p e = " T e x t " > L i n e D i s c o u n t P e r c e n t T e x t _ L i n e < / L i n e D i s c o u n t P e r c e n t T e x t _ L i n e > + 
+             < L i n e D i s c o u n t P e r c e n t _ L i n e   E l e m e n t T y p e = " C o l u m n "   E l e m e n t I d = " 9 0 7 8 2 7 4 3 6 "   D a t a T y p e = " D e c i m a l " > L i n e D i s c o u n t P e r c e n t _ L i n e < / L i n e D i s c o u n t P e r c e n t _ L i n e > + 
+             < L i n e N o _ L i n e   E l e m e n t T y p e = " C o l u m n "   E l e m e n t I d = " 6 9 8 9 8 5 9 7 9 "   D a t a T y p e = " I n t e g e r " > L i n e N o _ L i n e < / L i n e N o _ L i n e > + 
+             < P l a n n e d S h i p m e n t D a t e _ L i n e   E l e m e n t T y p e = " C o l u m n "   E l e m e n t I d = " 1 0 4 5 5 7 6 0 9 2 "   D a t a T y p e = " S t r i n g " > P l a n n e d S h i p m e n t D a t e _ L i n e < / P l a n n e d S h i p m e n t D a t e _ L i n e > + 
+             < P l a n n e d S h i p m e n t D a t e _ L i n e _ L b l   E l e m e n t T y p e = " C o l u m n "   E l e m e n t I d = " 1 3 4 2 8 7 0 6 4 9 "   D a t a T y p e = " S t r i n g " > P l a n n e d S h i p m e n t D a t e _ L i n e _ L b l < / P l a n n e d S h i p m e n t D a t e _ L i n e _ L b l > + 
+             < Q u a n t i t y _ L i n e   E l e m e n t T y p e = " C o l u m n "   E l e m e n t I d = " 1 0 6 8 5 4 3 5 3 7 "   D a t a T y p e = " T e x t " > Q u a n t i t y _ L i n e < / Q u a n t i t y _ L i n e > + 
+             < Q u a n t i t y _ L i n e _ L b l   E l e m e n t T y p e = " C o l u m n "   E l e m e n t I d = " 2 0 3 4 5 0 6 8 0 2 "   D a t a T y p e = " S t r i n g " > Q u a n t i t y _ L i n e _ L b l < / Q u a n t i t y _ L i n e _ L b l > + 
+             < S h i p m e n t D a t e _ L i n e   E l e m e n t T y p e = " C o l u m n "   E l e m e n t I d = " 1 6 7 3 3 7 5 4 1 6 "   D a t a T y p e = " S t r i n g " > S h i p m e n t D a t e _ L i n e < / S h i p m e n t D a t e _ L i n e > + 
+             < S h i p m e n t D a t e _ L i n e _ L b l   E l e m e n t T y p e = " C o l u m n "   E l e m e n t I d = " 8 5 3 2 2 4 3 6 3 "   D a t a T y p e = " L a b e l " > S h i p m e n t D a t e _ L i n e _ L b l < / S h i p m e n t D a t e _ L i n e _ L b l > + 
+             < T r a n s H e a d e r A m o u n t   E l e m e n t T y p e = " C o l u m n "   E l e m e n t I d = " 2 0 2 8 3 0 6 2 7 6 "   D a t a T y p e = " D e c i m a l " > T r a n s H e a d e r A m o u n t < / T r a n s H e a d e r A m o u n t > + 
+             < T y p e _ L i n e   E l e m e n t T y p e = " C o l u m n "   E l e m e n t I d = " 2 7 2 8 0 4 9 2 4 "   D a t a T y p e = " S t r i n g " > T y p e _ L i n e < / T y p e _ L i n e > + 
+             < U n i t O f M e a s u r e   E l e m e n t T y p e = " C o l u m n "   E l e m e n t I d = " 1 8 0 8 2 2 8 0 1 8 "   D a t a T y p e = " T e x t " > U n i t O f M e a s u r e < / U n i t O f M e a s u r e > + 
+             < U n i t O f M e a s u r e _ L b l   E l e m e n t T y p e = " C o l u m n "   E l e m e n t I d = " 9 8 1 9 5 1 2 4 9 "   D a t a T y p e = " S t r i n g " > U n i t O f M e a s u r e _ L b l < / U n i t O f M e a s u r e _ L b l > + 
+             < U n i t P r i c e   E l e m e n t T y p e = " C o l u m n "   E l e m e n t I d = " 1 4 7 8 2 2 1 5 2 6 "   D a t a T y p e = " T e x t " > U n i t P r i c e < / U n i t P r i c e > + 
+             < U n i t P r i c e _ L b l   E l e m e n t T y p e = " C o l u m n "   E l e m e n t I d = " 1 1 6 3 9 2 6 6 0 3 "   D a t a T y p e = " S t r i n g " > U n i t P r i c e _ L b l < / U n i t P r i c e _ L b l > + 
+             < V A T I d e n t i f i e r _ L i n e   E l e m e n t T y p e = " C o l u m n "   E l e m e n t I d = " 1 7 7 3 6 2 2 4 1 2 "   D a t a T y p e = " C o d e " > V A T I d e n t i f i e r _ L i n e < / V A T I d e n t i f i e r _ L i n e > + 
+             < V A T I d e n t i f i e r _ L i n e _ L b l   E l e m e n t T y p e = " C o l u m n "   E l e m e n t I d = " 5 3 3 7 8 2 7 0 3 "   D a t a T y p e = " S t r i n g " > V A T I d e n t i f i e r _ L i n e _ L b l < / V A T I d e n t i f i e r _ L i n e _ L b l > + 
+             < V A T P c t _ L i n e   E l e m e n t T y p e = " C o l u m n "   E l e m e n t I d = " 1 9 7 4 0 0 1 9 4 4 "   D a t a T y p e = " T e x t " > V A T P c t _ L i n e < / V A T P c t _ L i n e > + 
+             < V A T P c t _ L i n e _ L b l   E l e m e n t T y p e = " C o l u m n "   E l e m e n t I d = " 1 2 0 7 5 2 9 9 1 5 "   D a t a T y p e = " S t r i n g " > V A T P c t _ L i n e _ L b l < / V A T P c t _ L i n e _ L b l > + 
+             < w a n L i n e D i s c P e r c e n t   E l e m e n t T y p e = " C o l u m n "   E l e m e n t I d = " 1 2 9 7 1 8 5 7 9 "   D a t a T y p e = " T e x t " > w a n L i n e D i s c P e r c e n t < / w a n L i n e D i s c P e r c e n t > + 
+             < w a n L i n e D i s c P e r c e n t _ L b l   E l e m e n t T y p e = " C o l u m n "   E l e m e n t I d = " 8 6 3 3 1 0 4 4 8 "   D a t a T y p e = " T e x t " > w a n L i n e D i s c P e r c e n t _ L b l < / w a n L i n e D i s c P e r c e n t _ L b l > + 
+             < w a n M e m o P a d   E l e m e n t T y p e = " C o l u m n "   E l e m e n t I d = " 7 2 4 4 0 8 5 0 6 "   D a t a T y p e = " T e x t " > w a n M e m o P a d < / w a n M e m o P a d > + 
+             < w a n P o s i t i o n   E l e m e n t T y p e = " C o l u m n "   E l e m e n t I d = " 1 1 0 1 6 0 1 7 1 6 "   D a t a T y p e = " T e x t " > w a n P o s i t i o n < / w a n P o s i t i o n > + 
+             < w a n Q u a n t i t y _ U O M   E l e m e n t T y p e = " C o l u m n "   E l e m e n t I d = " 1 4 7 2 0 9 1 8 9 4 "   D a t a T y p e = " T e x t " > w a n Q u a n t i t y _ U O M < / w a n Q u a n t i t y _ U O M > + 
+             < w a n T i t l e M e m o P a d   E l e m e n t T y p e = " C o l u m n "   E l e m e n t I d = " 2 0 5 9 5 5 8 9 0 2 "   D a t a T y p e = " T e x t " > w a n T i t l e M e m o P a d < / w a n T i t l e M e m o P a d > + 
+             < w a n T o t a l L i n e A m o u n t   E l e m e n t T y p e = " C o l u m n "   E l e m e n t I d = " 1 8 4 2 7 5 5 3 9 7 "   D a t a T y p e = " T e x t " > w a n T o t a l L i n e A m o u n t < / w a n T o t a l L i n e A m o u n t > + 
+             < w a n T o t a l M e m o P a d   E l e m e n t T y p e = " C o l u m n "   E l e m e n t I d = " 1 1 4 8 4 5 2 8 3 2 "   D a t a T y p e = " T e x t " > w a n T o t a l M e m o P a d < / w a n T o t a l M e m o P a d > + 
+             < A s s e m b l y L i n e   E l e m e n t T y p e = " D a t a I t e m "   E l e m e n t I d = " 1 2 0 5 9 4 2 8 5 " > + 
+                 < D e s c r i p t i o n _ A s s e m b l y L i n e   E l e m e n t T y p e = " C o l u m n "   E l e m e n t I d = " 2 8 0 7 4 3 7 9 6 "   D a t a T y p e = " T e x t " > D e s c r i p t i o n _ A s s e m b l y L i n e < / D e s c r i p t i o n _ A s s e m b l y L i n e > + 
+                 < L i n e N o _ A s s e m b l y L i n e   E l e m e n t T y p e = " C o l u m n "   E l e m e n t I d = " 6 4 0 5 8 3 8 9 1 "   D a t a T y p e = " C o d e " > L i n e N o _ A s s e m b l y L i n e < / L i n e N o _ A s s e m b l y L i n e > + 
+                 < Q u a n t i t y _ A s s e m b l y L i n e   E l e m e n t T y p e = " C o l u m n "   E l e m e n t I d = " 1 9 5 7 6 4 8 2 3 1 "   D a t a T y p e = " D e c i m a l " > Q u a n t i t y _ A s s e m b l y L i n e < / Q u a n t i t y _ A s s e m b l y L i n e > + 
+                 < U n i t O f M e a s u r e _ A s s e m b l y L i n e   E l e m e n t T y p e = " C o l u m n "   E l e m e n t I d = " 1 6 4 9 1 2 3 7 7 3 "   D a t a T y p e = " T e x t " > U n i t O f M e a s u r e _ A s s e m b l y L i n e < / U n i t O f M e a s u r e _ A s s e m b l y L i n e > + 
+                 < V a r i a n t C o d e _ A s s e m b l y L i n e   E l e m e n t T y p e = " C o l u m n "   E l e m e n t I d = " 1 8 6 9 4 0 7 6 7 2 "   D a t a T y p e = " C o d e " > V a r i a n t C o d e _ A s s e m b l y L i n e < / V a r i a n t C o d e _ A s s e m b l y L i n e >   
              < / A s s e m b l y L i n e >   
          < / L i n e >   
-         < W o r k D e s c r i p t i o n L i n e s > - 
-             < W o r k D e s c r i p t i o n L i n e > W o r k D e s c r i p t i o n L i n e < / W o r k D e s c r i p t i o n L i n e > - 
-             < W o r k D e s c r i p t i o n L i n e N u m b e r > W o r k D e s c r i p t i o n L i n e N u m b e r < / W o r k D e s c r i p t i o n L i n e N u m b e r > +         < W o r k D e s c r i p t i o n L i n e s   E l e m e n t T y p e = " D a t a I t e m "   E l e m e n t I d = " 2 7 6 8 1 9 4 4 7 " > + 
+             < W o r k D e s c r i p t i o n L i n e   E l e m e n t T y p e = " C o l u m n "   E l e m e n t I d = " 1 9 4 7 6 2 1 6 7 6 "   D a t a T y p e = " T e x t " > W o r k D e s c r i p t i o n L i n e < / W o r k D e s c r i p t i o n L i n e > + 
+             < W o r k D e s c r i p t i o n L i n e N u m b e r   E l e m e n t T y p e = " C o l u m n "   E l e m e n t I d = " 7 9 7 3 0 7 2 2 3 "   D a t a T y p e = " I n t e g e r " > W o r k D e s c r i p t i o n L i n e N u m b e r < / W o r k D e s c r i p t i o n L i n e N u m b e r >   
          < / W o r k D e s c r i p t i o n L i n e s >   
-         < V A T A m o u n t L i n e > - 
-             < I n v o i c e D i s c o u n t A m o u n t _ V A T A m o u n t L i n e > I n v o i c e D i s c o u n t A m o u n t _ V A T A m o u n t L i n e < / I n v o i c e D i s c o u n t A m o u n t _ V A T A m o u n t L i n e > - 
-             < I n v o i c e D i s c o u n t A m o u n t _ V A T A m o u n t L i n e _ L b l > I n v o i c e D i s c o u n t A m o u n t _ V A T A m o u n t L i n e _ L b l < / I n v o i c e D i s c o u n t A m o u n t _ V A T A m o u n t L i n e _ L b l > - 
-             < I n v o i c e D i s c o u n t B a s e A m o u n t _ V A T A m o u n t L i n e > I n v o i c e D i s c o u n t B a s e A m o u n t _ V A T A m o u n t L i n e < / I n v o i c e D i s c o u n t B a s e A m o u n t _ V A T A m o u n t L i n e > - 
-             < I n v o i c e D i s c o u n t B a s e A m o u n t _ V A T A m o u n t L i n e _ L b l > I n v o i c e D i s c o u n t B a s e A m o u n t _ V A T A m o u n t L i n e _ L b l < / I n v o i c e D i s c o u n t B a s e A m o u n t _ V A T A m o u n t L i n e _ L b l > - 
-             < L i n e A m o u n t _ V a t A m o u n t L i n e > L i n e A m o u n t _ V a t A m o u n t L i n e < / L i n e A m o u n t _ V a t A m o u n t L i n e > - 
-             < L i n e A m o u n t _ V a t A m o u n t L i n e _ L b l > L i n e A m o u n t _ V a t A m o u n t L i n e _ L b l < / L i n e A m o u n t _ V a t A m o u n t L i n e _ L b l > - 
-             < N o O f V A T I d e n t i f i e r s > N o O f V A T I d e n t i f i e r s < / N o O f V A T I d e n t i f i e r s > - 
-             < V A T A m o u n t L C Y _ V A T A m o u n t L i n e > V A T A m o u n t L C Y _ V A T A m o u n t L i n e < / V A T A m o u n t L C Y _ V A T A m o u n t L i n e > - 
-             < V A T A m o u n t L C Y _ V A T A m o u n t L i n e _ L b l > V A T A m o u n t L C Y _ V A T A m o u n t L i n e _ L b l < / V A T A m o u n t L C Y _ V A T A m o u n t L i n e _ L b l > - 
-             < V A T A m o u n t _ V a t A m o u n t L i n e > V A T A m o u n t _ V a t A m o u n t L i n e < / V A T A m o u n t _ V a t A m o u n t L i n e > - 
-             < V A T A m o u n t _ V a t A m o u n t L i n e _ L b l > V A T A m o u n t _ V a t A m o u n t L i n e _ L b l < / V A T A m o u n t _ V a t A m o u n t L i n e _ L b l > - 
-             < V A T B a s e L C Y _ V A T A m o u n t L i n e > V A T B a s e L C Y _ V A T A m o u n t L i n e < / V A T B a s e L C Y _ V A T A m o u n t L i n e > - 
-             < V A T B a s e L C Y _ V A T A m o u n t L i n e _ L b l > V A T B a s e L C Y _ V A T A m o u n t L i n e _ L b l < / V A T B a s e L C Y _ V A T A m o u n t L i n e _ L b l > - 
-             < V A T B a s e _ V a t A m o u n t L i n e > V A T B a s e _ V a t A m o u n t L i n e < / V A T B a s e _ V a t A m o u n t L i n e > - 
-             < V A T B a s e _ V a t A m o u n t L i n e _ L b l > V A T B a s e _ V a t A m o u n t L i n e _ L b l < / V A T B a s e _ V a t A m o u n t L i n e _ L b l > - 
-             < V A T I d e n t i f i e r _ V a t A m o u n t L i n e > V A T I d e n t i f i e r _ V a t A m o u n t L i n e < / V A T I d e n t i f i e r _ V a t A m o u n t L i n e > - 
-             < V A T I d e n t i f i e r _ V a t A m o u n t L i n e _ L b l > V A T I d e n t i f i e r _ V a t A m o u n t L i n e _ L b l < / V A T I d e n t i f i e r _ V a t A m o u n t L i n e _ L b l > - 
-             < V A T P c t _ V a t A m o u n t L i n e > V A T P c t _ V a t A m o u n t L i n e < / V A T P c t _ V a t A m o u n t L i n e > - 
-             < V A T P c t _ V a t A m o u n t L i n e _ L b l > V A T P c t _ V a t A m o u n t L i n e _ L b l < / V A T P c t _ V a t A m o u n t L i n e _ L b l > +         < V A T A m o u n t L i n e   E l e m e n t T y p e = " D a t a I t e m "   E l e m e n t I d = " 8 2 7 5 3 4 3 4 8 " > + 
+             < I n v o i c e D i s c o u n t A m o u n t _ V A T A m o u n t L i n e   E l e m e n t T y p e = " C o l u m n "   E l e m e n t I d = " 8 2 4 7 3 0 1 4 1 "   D a t a T y p e = " D e c i m a l " > I n v o i c e D i s c o u n t A m o u n t _ V A T A m o u n t L i n e < / I n v o i c e D i s c o u n t A m o u n t _ V A T A m o u n t L i n e > + 
+             < I n v o i c e D i s c o u n t A m o u n t _ V A T A m o u n t L i n e _ L b l   E l e m e n t T y p e = " C o l u m n "   E l e m e n t I d = " 1 5 6 2 2 0 0 0 3 4 "   D a t a T y p e = " S t r i n g " > I n v o i c e D i s c o u n t A m o u n t _ V A T A m o u n t L i n e _ L b l < / I n v o i c e D i s c o u n t A m o u n t _ V A T A m o u n t L i n e _ L b l > + 
+             < I n v o i c e D i s c o u n t B a s e A m o u n t _ V A T A m o u n t L i n e   E l e m e n t T y p e = " C o l u m n "   E l e m e n t I d = " 2 0 4 0 3 3 2 2 6 6 "   D a t a T y p e = " D e c i m a l " > I n v o i c e D i s c o u n t B a s e A m o u n t _ V A T A m o u n t L i n e < / I n v o i c e D i s c o u n t B a s e A m o u n t _ V A T A m o u n t L i n e > + 
+             < I n v o i c e D i s c o u n t B a s e A m o u n t _ V A T A m o u n t L i n e _ L b l   E l e m e n t T y p e = " C o l u m n "   E l e m e n t I d = " 4 0 5 9 6 0 3 3 1 "   D a t a T y p e = " S t r i n g " > I n v o i c e D i s c o u n t B a s e A m o u n t _ V A T A m o u n t L i n e _ L b l < / I n v o i c e D i s c o u n t B a s e A m o u n t _ V A T A m o u n t L i n e _ L b l > + 
+             < L i n e A m o u n t _ V a t A m o u n t L i n e   E l e m e n t T y p e = " C o l u m n "   E l e m e n t I d = " 2 1 4 6 5 4 0 1 "   D a t a T y p e = " D e c i m a l " > L i n e A m o u n t _ V a t A m o u n t L i n e < / L i n e A m o u n t _ V a t A m o u n t L i n e > + 
+             < L i n e A m o u n t _ V a t A m o u n t L i n e _ L b l   E l e m e n t T y p e = " C o l u m n "   E l e m e n t I d = " 1 1 1 0 9 1 2 1 2 4 "   D a t a T y p e = " S t r i n g " > L i n e A m o u n t _ V a t A m o u n t L i n e _ L b l < / L i n e A m o u n t _ V a t A m o u n t L i n e _ L b l > + 
+             < N o O f V A T I d e n t i f i e r s   E l e m e n t T y p e = " C o l u m n "   E l e m e n t I d = " 1 1 5 3 2 6 3 0 2 6 "   D a t a T y p e = " I n t e g e r " > N o O f V A T I d e n t i f i e r s < / N o O f V A T I d e n t i f i e r s > + 
+             < V A T A m o u n t L C Y _ V A T A m o u n t L i n e   E l e m e n t T y p e = " C o l u m n "   E l e m e n t I d = " 1 5 8 1 9 9 4 3 5 0 "   D a t a T y p e = " D e c i m a l " > V A T A m o u n t L C Y _ V A T A m o u n t L i n e < / V A T A m o u n t L C Y _ V A T A m o u n t L i n e > + 
+             < V A T A m o u n t L C Y _ V A T A m o u n t L i n e _ L b l   E l e m e n t T y p e = " C o l u m n "   E l e m e n t I d = " 9 2 3 0 0 3 3 7 "   D a t a T y p e = " L a b e l " > V A T A m o u n t L C Y _ V A T A m o u n t L i n e _ L b l < / V A T A m o u n t L C Y _ V A T A m o u n t L i n e _ L b l > + 
+             < V A T A m o u n t _ V a t A m o u n t L i n e   E l e m e n t T y p e = " C o l u m n "   E l e m e n t I d = " 1 8 9 1 8 2 0 6 2 0 "   D a t a T y p e = " D e c i m a l " > V A T A m o u n t _ V a t A m o u n t L i n e < / V A T A m o u n t _ V a t A m o u n t L i n e > + 
+             < V A T A m o u n t _ V a t A m o u n t L i n e _ L b l   E l e m e n t T y p e = " C o l u m n "   E l e m e n t I d = " 1 5 1 3 5 5 5 4 7 3 "   D a t a T y p e = " S t r i n g " > V A T A m o u n t _ V a t A m o u n t L i n e _ L b l < / V A T A m o u n t _ V a t A m o u n t L i n e _ L b l > + 
+             < V A T B a s e L C Y _ V A T A m o u n t L i n e   E l e m e n t T y p e = " C o l u m n "   E l e m e n t I d = " 1 8 6 0 9 4 5 6 3 5 "   D a t a T y p e = " D e c i m a l " > V A T B a s e L C Y _ V A T A m o u n t L i n e < / V A T B a s e L C Y _ V A T A m o u n t L i n e > + 
+             < V A T B a s e L C Y _ V A T A m o u n t L i n e _ L b l   E l e m e n t T y p e = " C o l u m n "   E l e m e n t I d = " 1 2 3 6 4 6 7 9 9 8 "   D a t a T y p e = " L a b e l " > V A T B a s e L C Y _ V A T A m o u n t L i n e _ L b l < / V A T B a s e L C Y _ V A T A m o u n t L i n e _ L b l > + 
+             < V A T B a s e _ V a t A m o u n t L i n e   E l e m e n t T y p e = " C o l u m n "   E l e m e n t I d = " 1 4 5 8 9 3 7 8 1 9 "   D a t a T y p e = " D e c i m a l " > V A T B a s e _ V a t A m o u n t L i n e < / V A T B a s e _ V a t A m o u n t L i n e > + 
+             < V A T B a s e _ V a t A m o u n t L i n e _ L b l   E l e m e n t T y p e = " C o l u m n "   E l e m e n t I d = " 1 6 9 1 3 0 2 4 8 8 "   D a t a T y p e = " S t r i n g " > V A T B a s e _ V a t A m o u n t L i n e _ L b l < / V A T B a s e _ V a t A m o u n t L i n e _ L b l > + 
+             < V A T I d e n t i f i e r _ V a t A m o u n t L i n e   E l e m e n t T y p e = " C o l u m n "   E l e m e n t I d = " 1 1 4 2 0 7 0 0 3 5 "   D a t a T y p e = " C o d e " > V A T I d e n t i f i e r _ V a t A m o u n t L i n e < / V A T I d e n t i f i e r _ V a t A m o u n t L i n e > + 
+             < V A T I d e n t i f i e r _ V a t A m o u n t L i n e _ L b l   E l e m e n t T y p e = " C o l u m n "   E l e m e n t I d = " 8 6 4 5 0 4 5 0 "   D a t a T y p e = " S t r i n g " > V A T I d e n t i f i e r _ V a t A m o u n t L i n e _ L b l < / V A T I d e n t i f i e r _ V a t A m o u n t L i n e _ L b l > + 
+             < V A T P c t _ V a t A m o u n t L i n e   E l e m e n t T y p e = " C o l u m n "   E l e m e n t I d = " 1 4 5 3 5 4 2 7 7 7 "   D a t a T y p e = " D e c i m a l " > V A T P c t _ V a t A m o u n t L i n e < / V A T P c t _ V a t A m o u n t L i n e > + 
+             < V A T P c t _ V a t A m o u n t L i n e _ L b l   E l e m e n t T y p e = " C o l u m n "   E l e m e n t I d = " 6 7 6 3 2 3 7 8 "   D a t a T y p e = " S t r i n g " > V A T P c t _ V a t A m o u n t L i n e _ L b l < / V A T P c t _ V a t A m o u n t L i n e _ L b l >   
          < / V A T A m o u n t L i n e >   
-         < V A T C l a u s e L i n e > - 
-             < C o d e _ V A T C l a u s e L i n e > C o d e _ V A T C l a u s e L i n e < / C o d e _ V A T C l a u s e L i n e > - 
-             < C o d e _ V A T C l a u s e L i n e _ L b l > C o d e _ V A T C l a u s e L i n e _ L b l < / C o d e _ V A T C l a u s e L i n e _ L b l > - 
-             < D e s c r i p t i o n 2 _ V A T C l a u s e L i n e > D e s c r i p t i o n 2 _ V A T C l a u s e L i n e < / D e s c r i p t i o n 2 _ V A T C l a u s e L i n e > - 
-             < D e s c r i p t i o n _ V A T C l a u s e L i n e > D e s c r i p t i o n _ V A T C l a u s e L i n e < / D e s c r i p t i o n _ V A T C l a u s e L i n e > - 
-             < N o O f V A T C l a u s e s > N o O f V A T C l a u s e s < / N o O f V A T C l a u s e s > - 
-             < V A T A m o u n t _ V A T C l a u s e L i n e > V A T A m o u n t _ V A T C l a u s e L i n e < / V A T A m o u n t _ V A T C l a u s e L i n e > - 
-             < V A T I d e n t i f i e r _ V A T C l a u s e L i n e > V A T I d e n t i f i e r _ V A T C l a u s e L i n e < / V A T I d e n t i f i e r _ V A T C l a u s e L i n e > +         < V A T C l a u s e L i n e   E l e m e n t T y p e = " D a t a I t e m "   E l e m e n t I d = " 1 6 6 5 5 0 0 1 6 3 " > + 
+             < C o d e _ V A T C l a u s e L i n e   E l e m e n t T y p e = " C o l u m n "   E l e m e n t I d = " 1 8 2 4 5 8 9 8 4 7 "   D a t a T y p e = " C o d e " > C o d e _ V A T C l a u s e L i n e < / C o d e _ V A T C l a u s e L i n e > + 
+             < C o d e _ V A T C l a u s e L i n e _ L b l   E l e m e n t T y p e = " C o l u m n "   E l e m e n t I d = " 4 6 1 5 3 3 0 2 "   D a t a T y p e = " S t r i n g " > C o d e _ V A T C l a u s e L i n e _ L b l < / C o d e _ V A T C l a u s e L i n e _ L b l > + 
+             < D e s c r i p t i o n 2 _ V A T C l a u s e L i n e   E l e m e n t T y p e = " C o l u m n "   E l e m e n t I d = " 1 3 7 9 6 6 7 4 7 0 "   D a t a T y p e = " T e x t " > D e s c r i p t i o n 2 _ V A T C l a u s e L i n e < / D e s c r i p t i o n 2 _ V A T C l a u s e L i n e > + 
+             < D e s c r i p t i o n _ V A T C l a u s e L i n e   E l e m e n t T y p e = " C o l u m n "   E l e m e n t I d = " 1 3 0 5 5 4 5 9 2 4 "   D a t a T y p e = " T e x t " > D e s c r i p t i o n _ V A T C l a u s e L i n e < / D e s c r i p t i o n _ V A T C l a u s e L i n e > + 
+             < N o O f V A T C l a u s e s   E l e m e n t T y p e = " C o l u m n "   E l e m e n t I d = " 7 5 6 4 1 7 3 9 2 "   D a t a T y p e = " I n t e g e r " > N o O f V A T C l a u s e s < / N o O f V A T C l a u s e s > + 
+             < V A T A m o u n t _ V A T C l a u s e L i n e   E l e m e n t T y p e = " C o l u m n "   E l e m e n t I d = " 2 2 2 4 6 9 0 5 9 "   D a t a T y p e = " D e c i m a l " > V A T A m o u n t _ V A T C l a u s e L i n e < / V A T A m o u n t _ V A T C l a u s e L i n e > + 
+             < V A T I d e n t i f i e r _ V A T C l a u s e L i n e   E l e m e n t T y p e = " C o l u m n "   E l e m e n t I d = " 1 4 6 4 4 7 2 4 7 8 "   D a t a T y p e = " C o d e " > V A T I d e n t i f i e r _ V A T C l a u s e L i n e < / V A T I d e n t i f i e r _ V A T C l a u s e L i n e >   
          < / V A T C l a u s e L i n e >   
-         < R e p o r t T o t a l s L i n e > - 
-             < A m o u n t F o r m a t t e d _ R e p o r t T o t a l s L i n e > A m o u n t F o r m a t t e d _ R e p o r t T o t a l s L i n e < / A m o u n t F o r m a t t e d _ R e p o r t T o t a l s L i n e > - 
-             < A m o u n t _ R e p o r t T o t a l s L i n e > A m o u n t _ R e p o r t T o t a l s L i n e < / A m o u n t _ R e p o r t T o t a l s L i n e > - 
-             < D e s c r i p t i o n _ R e p o r t T o t a l s L i n e > D e s c r i p t i o n _ R e p o r t T o t a l s L i n e < / D e s c r i p t i o n _ R e p o r t T o t a l s L i n e > - 
-             < F o n t B o l d _ R e p o r t T o t a l s L i n e > F o n t B o l d _ R e p o r t T o t a l s L i n e < / F o n t B o l d _ R e p o r t T o t a l s L i n e > - 
-             < F o n t U n d e r l i n e _ R e p o r t T o t a l s L i n e > F o n t U n d e r l i n e _ R e p o r t T o t a l s L i n e < / F o n t U n d e r l i n e _ R e p o r t T o t a l s L i n e > +         < R e p o r t T o t a l s L i n e   E l e m e n t T y p e = " D a t a I t e m "   E l e m e n t I d = " 2 1 2 2 5 4 9 8 3 6 " > + 
+             < A m o u n t F o r m a t t e d _ R e p o r t T o t a l s L i n e   E l e m e n t T y p e = " C o l u m n "   E l e m e n t I d = " 1 5 0 6 1 3 6 8 2 5 "   D a t a T y p e = " T e x t " > A m o u n t F o r m a t t e d _ R e p o r t T o t a l s L i n e < / A m o u n t F o r m a t t e d _ R e p o r t T o t a l s L i n e > + 
+             < A m o u n t _ R e p o r t T o t a l s L i n e   E l e m e n t T y p e = " C o l u m n "   E l e m e n t I d = " 4 1 9 9 1 8 3 6 9 "   D a t a T y p e = " D e c i m a l " > A m o u n t _ R e p o r t T o t a l s L i n e < / A m o u n t _ R e p o r t T o t a l s L i n e > + 
+             < D e s c r i p t i o n _ R e p o r t T o t a l s L i n e   E l e m e n t T y p e = " C o l u m n "   E l e m e n t I d = " 5 8 1 9 9 6 0 6 7 "   D a t a T y p e = " T e x t " > D e s c r i p t i o n _ R e p o r t T o t a l s L i n e < / D e s c r i p t i o n _ R e p o r t T o t a l s L i n e > + 
+             < F o n t B o l d _ R e p o r t T o t a l s L i n e   E l e m e n t T y p e = " C o l u m n "   E l e m e n t I d = " 9 4 6 5 4 0 5 4 9 "   D a t a T y p e = " B o o l e a n " > F o n t B o l d _ R e p o r t T o t a l s L i n e < / F o n t B o l d _ R e p o r t T o t a l s L i n e > + 
+             < F o n t U n d e r l i n e _ R e p o r t T o t a l s L i n e   E l e m e n t T y p e = " C o l u m n "   E l e m e n t I d = " 2 0 2 1 5 3 3 6 9 4 "   D a t a T y p e = " B o o l e a n " > F o n t U n d e r l i n e _ R e p o r t T o t a l s L i n e < / F o n t U n d e r l i n e _ R e p o r t T o t a l s L i n e >   
          < / R e p o r t T o t a l s L i n e >   
-         < L e t t e r T e x t > - 
-             < B o d y T e x t > B o d y T e x t < / B o d y T e x t > - 
-             < C l o s i n g T e x t > C l o s i n g T e x t < / C l o s i n g T e x t > - 
-             < G r e e t i n g T e x t > G r e e t i n g T e x t < / G r e e t i n g T e x t > - 
-             < P m t D i s c T e x t > P m t D i s c T e x t < / P m t D i s c T e x t > - 
-             < w a n B e g i n n i n g C o n t e n t > w a n B e g i n n i n g C o n t e n t < / w a n B e g i n n i n g C o n t e n t > - 
-             < w a n E n d i n g C o n t e n t > w a n E n d i n g C o n t e n t < / w a n E n d i n g C o n t e n t > +         < L e t t e r T e x t   E l e m e n t T y p e = " D a t a I t e m "   E l e m e n t I d = " 1 5 1 0 3 5 3 8 3 4 " > + 
+             < B o d y T e x t   E l e m e n t T y p e = " C o l u m n "   E l e m e n t I d = " 1 4 9 7 5 9 8 0 8 "   D a t a T y p e = " L a b e l " > B o d y T e x t < / B o d y T e x t > + 
+             < C l o s i n g T e x t   E l e m e n t T y p e = " C o l u m n "   E l e m e n t I d = " 5 1 2 1 3 5 9 0 9 "   D a t a T y p e = " L a b e l " > C l o s i n g T e x t < / C l o s i n g T e x t > + 
+             < G r e e t i n g T e x t   E l e m e n t T y p e = " C o l u m n "   E l e m e n t I d = " 1 1 7 5 2 7 9 2 8 9 "   D a t a T y p e = " L a b e l " > G r e e t i n g T e x t < / G r e e t i n g T e x t > + 
+             < P m t D i s c T e x t   E l e m e n t T y p e = " C o l u m n "   E l e m e n t I d = " 2 0 1 3 8 4 9 9 4 8 "   D a t a T y p e = " T e x t " > P m t D i s c T e x t < / P m t D i s c T e x t > + 
+             < w a n B e g i n n i n g C o n t e n t   E l e m e n t T y p e = " C o l u m n "   E l e m e n t I d = " 1 5 8 7 9 4 3 0 9 1 "   D a t a T y p e = " T e x t " > w a n B e g i n n i n g C o n t e n t < / w a n B e g i n n i n g C o n t e n t > + 
+             < w a n E n d i n g C o n t e n t   E l e m e n t T y p e = " C o l u m n "   E l e m e n t I d = " 9 4 3 7 6 0 7 5 7 "   D a t a T y p e = " T e x t " > w a n E n d i n g C o n t e n t < / w a n E n d i n g C o n t e n t >   
          < / L e t t e r T e x t >   
-         < T o t a l s > - 
-             < C u r r e n c y C o d e > C u r r e n c y C o d e < / C u r r e n c y C o d e > - 
-             < C u r r e n c y S y m b o l > C u r r e n c y S y m b o l < / C u r r e n c y S y m b o l > - 
-             < T o t a l A m o u n t I n c l u d i n g V A T > T o t a l A m o u n t I n c l u d i n g V A T < / T o t a l A m o u n t I n c l u d i n g V A T > - 
-             < T o t a l E x c l u d i n g V A T T e x t > T o t a l E x c l u d i n g V A T T e x t < / T o t a l E x c l u d i n g V A T T e x t > - 
-             < T o t a l I n c l u d i n g V A T T e x t > T o t a l I n c l u d i n g V A T T e x t < / T o t a l I n c l u d i n g V A T T e x t > - 
-             < T o t a l I n v o i c e D i s c o u n t A m o u n t > T o t a l I n v o i c e D i s c o u n t A m o u n t < / T o t a l I n v o i c e D i s c o u n t A m o u n t > - 
-             < T o t a l N e t A m o u n t > T o t a l N e t A m o u n t < / T o t a l N e t A m o u n t > - 
-             < T o t a l P a y m e n t D i s c o u n t O n V A T > T o t a l P a y m e n t D i s c o u n t O n V A T < / T o t a l P a y m e n t D i s c o u n t O n V A T > - 
-             < T o t a l S u b T o t a l > T o t a l S u b T o t a l < / T o t a l S u b T o t a l > - 
-             < T o t a l S u b T o t a l M i n u s I n v o i c e D i s c o u n t > T o t a l S u b T o t a l M i n u s I n v o i c e D i s c o u n t < / T o t a l S u b T o t a l M i n u s I n v o i c e D i s c o u n t > - 
-             < T o t a l T e x t > T o t a l T e x t < / T o t a l T e x t > - 
-             < T o t a l V A T A m o u n t > T o t a l V A T A m o u n t < / T o t a l V A T A m o u n t > - 
-             < T o t a l V A T A m o u n t L C Y > T o t a l V A T A m o u n t L C Y < / T o t a l V A T A m o u n t L C Y > - 
-             < T o t a l V A T A m o u n t T e x t > T o t a l V A T A m o u n t T e x t < / T o t a l V A T A m o u n t T e x t > - 
-             < T o t a l V A T B a s e L C Y > T o t a l V A T B a s e L C Y < / T o t a l V A T B a s e L C Y > - 
-             < w a n T o t a l N e t W e i g h t > w a n T o t a l N e t W e i g h t < / w a n T o t a l N e t W e i g h t > +         < T o t a l s   E l e m e n t T y p e = " D a t a I t e m "   E l e m e n t I d = " 1 8 2 3 9 5 0 0 4 4 " > + 
+             < C u r r e n c y C o d e   E l e m e n t T y p e = " C o l u m n "   E l e m e n t I d = " 1 5 7 9 5 9 5 9 2 1 "   D a t a T y p e = " T e x t " > C u r r e n c y C o d e < / C u r r e n c y C o d e > + 
+             < C u r r e n c y S y m b o l   E l e m e n t T y p e = " C o l u m n "   E l e m e n t I d = " 1 1 6 2 5 1 0 7 4 8 "   D a t a T y p e = " T e x t " > C u r r e n c y S y m b o l < / C u r r e n c y S y m b o l > + 
+             < T o t a l A m o u n t I n c l u d i n g V A T   E l e m e n t T y p e = " C o l u m n "   E l e m e n t I d = " 9 1 0 5 1 1 5 7 5 "   D a t a T y p e = " S t r i n g " > T o t a l A m o u n t I n c l u d i n g V A T < / T o t a l A m o u n t I n c l u d i n g V A T > + 
+             < T o t a l E x c l u d i n g V A T T e x t   E l e m e n t T y p e = " C o l u m n "   E l e m e n t I d = " 1 9 2 2 9 4 6 3 1 0 "   D a t a T y p e = " T e x t " > T o t a l E x c l u d i n g V A T T e x t < / T o t a l E x c l u d i n g V A T T e x t > + 
+             < T o t a l I n c l u d i n g V A T T e x t   E l e m e n t T y p e = " C o l u m n "   E l e m e n t I d = " 1 2 0 4 0 1 6 3 5 2 "   D a t a T y p e = " T e x t " > T o t a l I n c l u d i n g V A T T e x t < / T o t a l I n c l u d i n g V A T T e x t > + 
+             < T o t a l I n v o i c e D i s c o u n t A m o u n t   E l e m e n t T y p e = " C o l u m n "   E l e m e n t I d = " 4 0 2 1 7 7 5 1 "   D a t a T y p e = " D e c i m a l " > T o t a l I n v o i c e D i s c o u n t A m o u n t < / T o t a l I n v o i c e D i s c o u n t A m o u n t > + 
+             < T o t a l N e t A m o u n t   E l e m e n t T y p e = " C o l u m n "   E l e m e n t I d = " 4 8 3 1 9 3 3 7 2 "   D a t a T y p e = " D e c i m a l " > T o t a l N e t A m o u n t < / T o t a l N e t A m o u n t > + 
+             < T o t a l P a y m e n t D i s c o u n t O n V A T   E l e m e n t T y p e = " C o l u m n "   E l e m e n t I d = " 7 3 6 0 4 1 8 8 6 "   D a t a T y p e = " D e c i m a l " > T o t a l P a y m e n t D i s c o u n t O n V A T < / T o t a l P a y m e n t D i s c o u n t O n V A T > + 
+             < T o t a l S u b T o t a l   E l e m e n t T y p e = " C o l u m n "   E l e m e n t I d = " 2 0 9 7 8 7 6 8 0 1 "   D a t a T y p e = " D e c i m a l " > T o t a l S u b T o t a l < / T o t a l S u b T o t a l > + 
+             < T o t a l S u b T o t a l M i n u s I n v o i c e D i s c o u n t   E l e m e n t T y p e = " C o l u m n "   E l e m e n t I d = " 7 6 9 4 3 1 8 8 7 "   D a t a T y p e = " D e c i m a l " > T o t a l S u b T o t a l M i n u s I n v o i c e D i s c o u n t < / T o t a l S u b T o t a l M i n u s I n v o i c e D i s c o u n t > + 
+             < T o t a l T e x t   E l e m e n t T y p e = " C o l u m n "   E l e m e n t I d = " 2 3 1 9 1 0 5 1 8 "   D a t a T y p e = " T e x t " > T o t a l T e x t < / T o t a l T e x t > + 
+             < T o t a l V A T A m o u n t   E l e m e n t T y p e = " C o l u m n "   E l e m e n t I d = " 1 6 2 7 1 0 2 3 2 8 "   D a t a T y p e = " D e c i m a l " > T o t a l V A T A m o u n t < / T o t a l V A T A m o u n t > + 
+             < T o t a l V A T A m o u n t L C Y   E l e m e n t T y p e = " C o l u m n "   E l e m e n t I d = " 1 5 0 6 5 7 0 2 1 8 "   D a t a T y p e = " D e c i m a l " > T o t a l V A T A m o u n t L C Y < / T o t a l V A T A m o u n t L C Y > + 
+             < T o t a l V A T A m o u n t T e x t   E l e m e n t T y p e = " C o l u m n "   E l e m e n t I d = " 9 7 3 6 6 6 3 3 9 "   D a t a T y p e = " T e x t " > T o t a l V A T A m o u n t T e x t < / T o t a l V A T A m o u n t T e x t > + 
+             < T o t a l V A T B a s e L C Y   E l e m e n t T y p e = " C o l u m n "   E l e m e n t I d = " 8 3 4 4 5 0 5 2 1 "   D a t a T y p e = " D e c i m a l " > T o t a l V A T B a s e L C Y < / T o t a l V A T B a s e L C Y > + 
+             < w a n T o t a l N e t W e i g h t   E l e m e n t T y p e = " C o l u m n "   E l e m e n t I d = " 1 8 4 2 7 1 9 1 8 4 "   D a t a T y p e = " T e x t " > w a n T o t a l N e t W e i g h t < / w a n T o t a l N e t W e i g h t >   
          < / T o t a l s >   
@@ -7112,17 +7640,17 @@
 </file>
 
 <file path=customXml/itemProps1.xml><?xml version="1.0" encoding="utf-8"?>
+<ds:datastoreItem xmlns:ds="http://schemas.openxmlformats.org/officeDocument/2006/customXml" ds:itemID="{534044D7-BF80-4F39-BB01-2EBB277C890C}">
+  <ds:schemaRefs>
+    <ds:schemaRef ds:uri="urn:microsoft-dynamics-nav/reports/Standard_Sales_Order_Conf/1305/"/>
+  </ds:schemaRefs>
+</ds:datastoreItem>
+</file>
+
+<file path=customXml/itemProps2.xml><?xml version="1.0" encoding="utf-8"?>
 <ds:datastoreItem xmlns:ds="http://schemas.openxmlformats.org/officeDocument/2006/customXml" ds:itemID="{AF0DAB20-447E-46A8-9033-E680D6E7DCDF}">
   <ds:schemaRefs>
     <ds:schemaRef ds:uri="http://schemas.openxmlformats.org/officeDocument/2006/bibliography"/>
   </ds:schemaRefs>
 </ds:datastoreItem>
-</file>
-
-<file path=customXml/itemProps2.xml><?xml version="1.0" encoding="utf-8"?>
-<ds:datastoreItem xmlns:ds="http://schemas.openxmlformats.org/officeDocument/2006/customXml" ds:itemID="{534044D7-BF80-4F39-BB01-2EBB277C890C}">
-  <ds:schemaRefs>
-    <ds:schemaRef ds:uri="urn:microsoft-dynamics-nav/reports/Standard_Sales_Order_Conf/1305/"/>
-  </ds:schemaRefs>
-</ds:datastoreItem>
 </file>